--- a/public/training/dns-configuration/SecureByDesign-dns-configuration-Workbook.docx
+++ b/public/training/dns-configuration/SecureByDesign-dns-configuration-Workbook.docx
@@ -11,7 +11,7 @@
           <wp:inline distT="0" distB="0" distL="0" distR="0">
             <wp:extent cx="495300" cy="495300"/>
             <wp:effectExtent t="0" r="0" b="0" l="0"/>
-            <wp:docPr id="1" name="" descr="" title=""/>
+            <wp:docPr id="1" name="" descr="Secure By Design logo" title=""/>
             <wp:cNvGraphicFramePr>
               <a:graphicFrameLocks xmlns:a="http://schemas.openxmlformats.org/drawingml/2006/main" noChangeAspect="1"/>
             </wp:cNvGraphicFramePr>
@@ -19,7 +19,7 @@
               <a:graphicData uri="http://schemas.openxmlformats.org/drawingml/2006/picture">
                 <pic:pic xmlns:pic="http://schemas.openxmlformats.org/drawingml/2006/picture">
                   <pic:nvPicPr>
-                    <pic:cNvPr id="0" name="" descr=""/>
+                    <pic:cNvPr id="0" name="" descr="Secure By Design logo"/>
                     <pic:cNvPicPr>
                       <a:picLocks noChangeAspect="1" noChangeArrowheads="1"/>
                     </pic:cNvPicPr>
@@ -150,7 +150,7 @@
           <w:sz w:val="16"/>
           <w:szCs w:val="16"/>
         </w:rPr>
-        <w:t xml:space="preserve">MATERIALS EDITION 1.0    /    COURSE 1.2</w:t>
+        <w:t xml:space="preserve">MATERIALS EDITION 1.1    /    COURSE 1.2</w:t>
       </w:r>
     </w:p>
     <w:p>
@@ -164,7 +164,7 @@
           <w:sz w:val="16"/>
           <w:szCs w:val="16"/>
         </w:rPr>
-        <w:t xml:space="preserve">Updated 5 October 2026  ·  sbd-dns-configuration</w:t>
+        <w:t xml:space="preserve">Updated 8 October 2026  ·  sbd-dns-configuration</w:t>
       </w:r>
     </w:p>
     <w:p>
@@ -6287,7 +6287,7 @@
           <w:sz w:val="21"/>
           <w:szCs w:val="21"/>
         </w:rPr>
-        <w:t xml:space="preserve">That completes Configure DNS. Course 1.3 builds certificate trust on top of this name resolution.</w:t>
+        <w:t xml:space="preserve">That completes Configure DNS. Course 1.3, Harden the baseline, builds the organizational units and hardened security policies that every later system joins.</w:t>
       </w:r>
     </w:p>
     <w:p>
@@ -6385,7 +6385,7 @@
         <w:sz w:val="15"/>
         <w:szCs w:val="15"/>
       </w:rPr>
-      <w:t xml:space="preserve">© 2026 Secure By Design Team LLC.   Course 1.2 · Materials edition 1.0     </w:t>
+      <w:t xml:space="preserve">© 2026 Secure By Design Team LLC.   Course 1.2 · Materials edition 1.1     </w:t>
     </w:r>
     <w:r>
       <w:rPr>

--- a/public/training/dns-configuration/SecureByDesign-dns-configuration-Workbook.docx
+++ b/public/training/dns-configuration/SecureByDesign-dns-configuration-Workbook.docx
@@ -106,7 +106,7 @@
           <w:sz w:val="60"/>
           <w:szCs w:val="60"/>
         </w:rPr>
-        <w:t xml:space="preserve">Configure DNS</w:t>
+        <w:t xml:space="preserve">Configure DNS and time</w:t>
       </w:r>
     </w:p>
     <w:p>
@@ -122,7 +122,7 @@
           <w:sz w:val="30"/>
           <w:szCs w:val="30"/>
         </w:rPr>
-        <w:t xml:space="preserve">Zones, records, replication &amp; troubleshooting</w:t>
+        <w:t xml:space="preserve">Zones, records, the domain time hierarchy &amp; troubleshooting</w:t>
       </w:r>
     </w:p>
     <w:p>
@@ -136,7 +136,7 @@
           <w:sz w:val="21"/>
           <w:szCs w:val="21"/>
         </w:rPr>
-        <w:t xml:space="preserve">Build dependable internal name resolution on DC01 and DC02. Configure forward and reverse zones, manage service records, and prove DNS redundancy in the air-gapped training network.</w:t>
+        <w:t xml:space="preserve">Build dependable internal name resolution and time on DC01 and DC02. Configure forward and reverse zones, manage service records, point the domain at the internal reference clock, and prove both in the air-gapped training network.</w:t>
       </w:r>
     </w:p>
     <w:p>
@@ -150,7 +150,7 @@
           <w:sz w:val="16"/>
           <w:szCs w:val="16"/>
         </w:rPr>
-        <w:t xml:space="preserve">MATERIALS EDITION 1.1    /    COURSE 1.2</w:t>
+        <w:t xml:space="preserve">MATERIALS EDITION 1.2    /    COURSE 1.2</w:t>
       </w:r>
     </w:p>
     <w:p>
@@ -319,6 +319,22 @@
       <w:pPr>
         <w:spacing w:after="90" w:before="0" w:line="288" w:lineRule="auto"/>
       </w:pPr>
+      <w:hyperlink w:history="1" w:anchor="lesson-time">
+        <w:r>
+          <w:rPr>
+            <w:rFonts w:ascii="Arial" w:cs="Arial" w:eastAsia="Arial" w:hAnsi="Arial"/>
+            <w:color w:val="20647C"/>
+            <w:sz w:val="21"/>
+            <w:szCs w:val="21"/>
+          </w:rPr>
+          <w:t xml:space="preserve">05  Stand up SBD-TIME01 and the time hierarchy</w:t>
+        </w:r>
+      </w:hyperlink>
+    </w:p>
+    <w:p>
+      <w:pPr>
+        <w:spacing w:after="90" w:before="0" w:line="288" w:lineRule="auto"/>
+      </w:pPr>
       <w:hyperlink w:history="1" w:anchor="lesson-troubleshoot">
         <w:r>
           <w:rPr>
@@ -327,7 +343,7 @@
             <w:sz w:val="21"/>
             <w:szCs w:val="21"/>
           </w:rPr>
-          <w:t xml:space="preserve">05  Find the fault and record the fix</w:t>
+          <w:t xml:space="preserve">06  Find the fault and record the fix</w:t>
         </w:r>
       </w:hyperlink>
     </w:p>
@@ -428,7 +444,7 @@
           <w:sz w:val="21"/>
           <w:szCs w:val="21"/>
         </w:rPr>
-        <w:t xml:space="preserve">The addresses and names below continue the training example. Match every change to your own address plan. This network has no internet DNS dependency.</w:t>
+        <w:t xml:space="preserve">The addresses and names below continue the training example. Match every change to your own address plan. This network has no internet DNS or time dependency: names resolve on the domain controllers, and time comes from the internal reference clock, SBD-TIME01.</w:t>
       </w:r>
     </w:p>
     <w:p>
@@ -508,6 +524,25 @@
     </w:p>
     <w:p>
       <w:pPr>
+        <w:pStyle w:val="ListParagraph"/>
+        <w:numPr>
+          <w:ilvl w:val="0"/>
+          <w:numId w:val="2"/>
+        </w:numPr>
+        <w:spacing w:after="120" w:before="0" w:line="288" w:lineRule="auto"/>
+      </w:pPr>
+      <w:r>
+        <w:rPr>
+          <w:rFonts w:ascii="Arial" w:cs="Arial" w:eastAsia="Arial" w:hAnsi="Arial"/>
+          <w:color w:val="526B7E"/>
+          <w:sz w:val="21"/>
+          <w:szCs w:val="21"/>
+        </w:rPr>
+        <w:t xml:space="preserve">The network's routing and VLAN segmentation are already in place, with a documented service-path register; SBD-TIME01 answers at 10.0.20.40 (a stand-in Windows Server 2025 host is fine in a practice lab).</w:t>
+      </w:r>
+    </w:p>
+    <w:p>
+      <w:pPr>
         <w:pStyle w:val="Heading2"/>
         <w:keepNext/>
         <w:spacing w:after="100" w:before="200"/>
@@ -579,6 +614,25 @@
           <w:szCs w:val="21"/>
         </w:rPr>
         <w:t xml:space="preserve">Test both resolvers, directory discovery, and client fallback.</w:t>
+      </w:r>
+    </w:p>
+    <w:p>
+      <w:pPr>
+        <w:pStyle w:val="ListParagraph"/>
+        <w:numPr>
+          <w:ilvl w:val="0"/>
+          <w:numId w:val="3"/>
+        </w:numPr>
+        <w:spacing w:after="120" w:before="0" w:line="288" w:lineRule="auto"/>
+      </w:pPr>
+      <w:r>
+        <w:rPr>
+          <w:rFonts w:ascii="Arial" w:cs="Arial" w:eastAsia="Arial" w:hAnsi="Arial"/>
+          <w:color w:val="526B7E"/>
+          <w:sz w:val="21"/>
+          <w:szCs w:val="21"/>
+        </w:rPr>
+        <w:t xml:space="preserve">Point the PDC emulator at SBD-TIME01 and verify the domain time hierarchy end to end.</w:t>
       </w:r>
     </w:p>
     <w:p>
@@ -814,6 +868,75 @@
           </w:p>
         </w:tc>
       </w:tr>
+      <w:tr>
+        <w:trPr>
+          <w:cantSplit/>
+        </w:trPr>
+        <w:tc>
+          <w:tcPr>
+            <w:tcW w:type="dxa" w:w="3000"/>
+            <w:tcMar>
+              <w:top w:type="dxa" w:w="90"/>
+              <w:left w:type="dxa" w:w="120"/>
+              <w:bottom w:type="dxa" w:w="90"/>
+              <w:right w:type="dxa" w:w="120"/>
+            </w:tcMar>
+          </w:tcPr>
+          <w:p>
+            <w:pPr>
+              <w:spacing w:after="0" w:before="0" w:line="288" w:lineRule="auto"/>
+            </w:pPr>
+            <w:r>
+              <w:rPr>
+                <w:rFonts w:ascii="Arial" w:cs="Arial" w:eastAsia="Arial" w:hAnsi="Arial"/>
+                <w:color w:val="193448"/>
+                <w:sz w:val="19"/>
+                <w:szCs w:val="19"/>
+              </w:rPr>
+              <w:t xml:space="preserve">SBD-TIME01 — name, address, OS build</w:t>
+            </w:r>
+          </w:p>
+        </w:tc>
+        <w:tc>
+          <w:tcPr>
+            <w:tcW w:type="dxa" w:w="6360"/>
+            <w:tcMar>
+              <w:top w:type="dxa" w:w="90"/>
+              <w:left w:type="dxa" w:w="120"/>
+              <w:bottom w:type="dxa" w:w="90"/>
+              <w:right w:type="dxa" w:w="120"/>
+            </w:tcMar>
+          </w:tcPr>
+          <w:p>
+            <w:pPr>
+              <w:spacing w:after="0" w:before="0" w:line="288" w:lineRule="auto"/>
+            </w:pPr>
+            <w:r>
+              <w:rPr>
+                <w:rFonts w:ascii="Arial" w:cs="Arial" w:eastAsia="Arial" w:hAnsi="Arial"/>
+                <w:color w:val="193448"/>
+                <w:sz w:val="21"/>
+                <w:szCs w:val="21"/>
+              </w:rPr>
+              <w:t xml:space="preserve"> </w:t>
+            </w:r>
+          </w:p>
+          <w:p>
+            <w:pPr>
+              <w:spacing w:after="0" w:before="0" w:line="288" w:lineRule="auto"/>
+            </w:pPr>
+            <w:r>
+              <w:rPr>
+                <w:rFonts w:ascii="Arial" w:cs="Arial" w:eastAsia="Arial" w:hAnsi="Arial"/>
+                <w:color w:val="193448"/>
+                <w:sz w:val="21"/>
+                <w:szCs w:val="21"/>
+              </w:rPr>
+              <w:t xml:space="preserve"> </w:t>
+            </w:r>
+          </w:p>
+        </w:tc>
+      </w:tr>
     </w:tbl>
     <w:p>
       <w:r>
@@ -4622,7 +4745,987 @@
           <w:sz w:val="16"/>
           <w:szCs w:val="16"/>
         </w:rPr>
-        <w:t xml:space="preserve">LESSON 05  /  ABOUT 15 MIN</w:t>
+        <w:t xml:space="preserve">LESSON 05  /  ABOUT 35 MIN</w:t>
+      </w:r>
+    </w:p>
+    <w:p>
+      <w:pPr>
+        <w:pStyle w:val="Heading1"/>
+        <w:spacing w:after="120"/>
+      </w:pPr>
+      <w:bookmarkStart w:name="lesson-time" w:id="9"/>
+      <w:r>
+        <w:rPr>
+          <w:rFonts w:ascii="Arial" w:cs="Arial" w:eastAsia="Arial" w:hAnsi="Arial"/>
+          <w:b/>
+          <w:bCs/>
+          <w:color w:val="193448"/>
+          <w:sz w:val="40"/>
+          <w:szCs w:val="40"/>
+        </w:rPr>
+        <w:t xml:space="preserve">Stand up SBD-TIME01 and the time hierarchy</w:t>
+      </w:r>
+      <w:bookmarkEnd w:id="9"/>
+    </w:p>
+    <w:p>
+      <w:pPr>
+        <w:pBdr>
+          <w:left w:val="single" w:color="20647C" w:sz="18" w:space="8"/>
+        </w:pBdr>
+        <w:shd w:fill="F1F7FA" w:color="auto" w:val="clear"/>
+        <w:spacing w:after="160" w:before="120" w:line="288" w:lineRule="auto"/>
+        <w:ind w:left="160" w:right="160"/>
+      </w:pPr>
+      <w:r>
+        <w:rPr>
+          <w:rFonts w:ascii="Arial" w:cs="Arial" w:eastAsia="Arial" w:hAnsi="Arial"/>
+          <w:b/>
+          <w:bCs/>
+          <w:color w:val="20647C"/>
+          <w:sz w:val="17"/>
+          <w:szCs w:val="17"/>
+        </w:rPr>
+        <w:t xml:space="preserve">WHY THIS MATTERS  </w:t>
+      </w:r>
+      <w:r>
+        <w:rPr>
+          <w:rFonts w:ascii="Arial" w:cs="Arial" w:eastAsia="Arial" w:hAnsi="Arial"/>
+          <w:color w:val="193448"/>
+          <w:sz w:val="20"/>
+          <w:szCs w:val="20"/>
+        </w:rPr>
+        <w:t xml:space="preserve">Kerberos tolerates minutes of skew, not more, and an air-gapped network has no internet time to lean on. Point the PDC emulator at the internal reference clock, SBD-TIME01, and let the domain hierarchy carry time to everything else.</w:t>
+      </w:r>
+    </w:p>
+    <w:p>
+      <w:pPr>
+        <w:pStyle w:val="Heading2"/>
+        <w:keepNext/>
+        <w:spacing w:after="100" w:before="200"/>
+      </w:pPr>
+      <w:r>
+        <w:rPr>
+          <w:rFonts w:ascii="Arial" w:cs="Arial" w:eastAsia="Arial" w:hAnsi="Arial"/>
+          <w:b/>
+          <w:bCs/>
+          <w:color w:val="193448"/>
+          <w:sz w:val="26"/>
+          <w:szCs w:val="26"/>
+        </w:rPr>
+        <w:t xml:space="preserve">In this lesson you will</w:t>
+      </w:r>
+    </w:p>
+    <w:p>
+      <w:pPr>
+        <w:pStyle w:val="ListParagraph"/>
+        <w:numPr>
+          <w:ilvl w:val="0"/>
+          <w:numId w:val="3"/>
+        </w:numPr>
+        <w:spacing w:after="120" w:before="0" w:line="288" w:lineRule="auto"/>
+      </w:pPr>
+      <w:r>
+        <w:rPr>
+          <w:rFonts w:ascii="Arial" w:cs="Arial" w:eastAsia="Arial" w:hAnsi="Arial"/>
+          <w:color w:val="526B7E"/>
+          <w:sz w:val="21"/>
+          <w:szCs w:val="21"/>
+        </w:rPr>
+        <w:t xml:space="preserve">Confirm SBD-TIME01 is serving as the network's internal reference clock.</w:t>
+      </w:r>
+    </w:p>
+    <w:p>
+      <w:pPr>
+        <w:pStyle w:val="ListParagraph"/>
+        <w:numPr>
+          <w:ilvl w:val="0"/>
+          <w:numId w:val="3"/>
+        </w:numPr>
+        <w:spacing w:after="120" w:before="0" w:line="288" w:lineRule="auto"/>
+      </w:pPr>
+      <w:r>
+        <w:rPr>
+          <w:rFonts w:ascii="Arial" w:cs="Arial" w:eastAsia="Arial" w:hAnsi="Arial"/>
+          <w:color w:val="526B7E"/>
+          <w:sz w:val="21"/>
+          <w:szCs w:val="21"/>
+        </w:rPr>
+        <w:t xml:space="preserve">Point the PDC emulator at it and keep the rest on the domain hierarchy.</w:t>
+      </w:r>
+    </w:p>
+    <w:p>
+      <w:pPr>
+        <w:pStyle w:val="ListParagraph"/>
+        <w:numPr>
+          <w:ilvl w:val="0"/>
+          <w:numId w:val="3"/>
+        </w:numPr>
+        <w:spacing w:after="120" w:before="0" w:line="288" w:lineRule="auto"/>
+      </w:pPr>
+      <w:r>
+        <w:rPr>
+          <w:rFonts w:ascii="Arial" w:cs="Arial" w:eastAsia="Arial" w:hAnsi="Arial"/>
+          <w:color w:val="526B7E"/>
+          <w:sz w:val="21"/>
+          <w:szCs w:val="21"/>
+        </w:rPr>
+        <w:t xml:space="preserve">Document the accuracy, fallback, and drift decisions the model calls for.</w:t>
+      </w:r>
+    </w:p>
+    <w:p>
+      <w:pPr>
+        <w:pStyle w:val="Heading2"/>
+        <w:keepNext/>
+        <w:spacing w:after="100" w:before="200"/>
+      </w:pPr>
+      <w:r>
+        <w:rPr>
+          <w:rFonts w:ascii="Arial" w:cs="Arial" w:eastAsia="Arial" w:hAnsi="Arial"/>
+          <w:b/>
+          <w:bCs/>
+          <w:color w:val="193448"/>
+          <w:sz w:val="26"/>
+          <w:szCs w:val="26"/>
+        </w:rPr>
+        <w:t xml:space="preserve">Follow the build</w:t>
+      </w:r>
+    </w:p>
+    <w:p>
+      <w:pPr>
+        <w:pStyle w:val="ListParagraph"/>
+        <w:numPr>
+          <w:ilvl w:val="0"/>
+          <w:numId w:val="9"/>
+        </w:numPr>
+        <w:spacing w:after="120" w:before="0" w:line="288" w:lineRule="auto"/>
+      </w:pPr>
+      <w:r>
+        <w:rPr>
+          <w:rFonts w:ascii="Arial" w:cs="Arial" w:eastAsia="Arial" w:hAnsi="Arial"/>
+          <w:color w:val="526B7E"/>
+          <w:sz w:val="21"/>
+          <w:szCs w:val="21"/>
+        </w:rPr>
+        <w:t xml:space="preserve">Confirm SBD-TIME01 at 10.0.20.40 answers as an NTP server. In the model it is a rack appliance; in a practice lab a small Windows Server 2025 host with the Windows Time service configured as an NTP server can stand in for it. In an air-gapped network its clock is the reference by declaration — record the source decision (an approved hardware source, or the stand-in host's clock) with its expected accuracy and drift threshold.</w:t>
+      </w:r>
+    </w:p>
+    <w:p>
+      <w:pPr>
+        <w:pStyle w:val="ListParagraph"/>
+        <w:numPr>
+          <w:ilvl w:val="0"/>
+          <w:numId w:val="9"/>
+        </w:numPr>
+        <w:spacing w:after="120" w:before="0" w:line="288" w:lineRule="auto"/>
+      </w:pPr>
+      <w:r>
+        <w:rPr>
+          <w:rFonts w:ascii="Arial" w:cs="Arial" w:eastAsia="Arial" w:hAnsi="Arial"/>
+          <w:color w:val="526B7E"/>
+          <w:sz w:val="21"/>
+          <w:szCs w:val="21"/>
+        </w:rPr>
+        <w:t xml:space="preserve">On SBD-DC01, the domain controller holding the PDC emulator role, configure Windows Time to use SBD-TIME01 as its manual peer and mark it reliable. Only the PDC emulator points at TIME01: SBD-DC02 syncs from the PDC emulator, every other domain member keeps the default domain-hierarchy sync from the domain controllers, and the domain-joined Linux servers in later courses point chrony or ntpd at both domain controllers.</w:t>
+      </w:r>
+    </w:p>
+    <w:p>
+      <w:pPr>
+        <w:pStyle w:val="ListParagraph"/>
+        <w:numPr>
+          <w:ilvl w:val="0"/>
+          <w:numId w:val="9"/>
+        </w:numPr>
+        <w:spacing w:after="120" w:before="0" w:line="288" w:lineRule="auto"/>
+      </w:pPr>
+      <w:r>
+        <w:rPr>
+          <w:rFonts w:ascii="Arial" w:cs="Arial" w:eastAsia="Arial" w:hAnsi="Arial"/>
+          <w:color w:val="526B7E"/>
+          <w:sz w:val="21"/>
+          <w:szCs w:val="21"/>
+        </w:rPr>
+        <w:t xml:space="preserve">Confirm the network's service-path register permits time — members to both domain controllers on UDP 123, and SBD-DC01 alone to SBD-TIME01. Write the time design into the build record now: course 1.3's hardening Group Policy objects (GPOs) must leave it intact, and if a Security Technical Implementation Guide (STIG) value disagrees with it, that course's deviation record is where the decision lives.</w:t>
+      </w:r>
+    </w:p>
+    <w:p>
+      <w:pPr>
+        <w:pStyle w:val="ListParagraph"/>
+        <w:numPr>
+          <w:ilvl w:val="0"/>
+          <w:numId w:val="9"/>
+        </w:numPr>
+        <w:spacing w:after="120" w:before="0" w:line="288" w:lineRule="auto"/>
+      </w:pPr>
+      <w:r>
+        <w:rPr>
+          <w:rFonts w:ascii="Arial" w:cs="Arial" w:eastAsia="Arial" w:hAnsi="Arial"/>
+          <w:color w:val="526B7E"/>
+          <w:sz w:val="21"/>
+          <w:szCs w:val="21"/>
+        </w:rPr>
+        <w:t xml:space="preserve">Verify the chain end to end: TIME01 serving, the PDC emulator sourcing from it, SBD-DC02 and a member server sourcing from a domain controller, and offsets within your recorded threshold.</w:t>
+      </w:r>
+    </w:p>
+    <w:p>
+      <w:pPr>
+        <w:pStyle w:val="Heading2"/>
+        <w:keepNext/>
+        <w:spacing w:after="100" w:before="200"/>
+      </w:pPr>
+      <w:r>
+        <w:rPr>
+          <w:rFonts w:ascii="Arial" w:cs="Arial" w:eastAsia="Arial" w:hAnsi="Arial"/>
+          <w:b/>
+          <w:bCs/>
+          <w:color w:val="193448"/>
+          <w:sz w:val="26"/>
+          <w:szCs w:val="26"/>
+        </w:rPr>
+        <w:t xml:space="preserve">Check your result</w:t>
+      </w:r>
+    </w:p>
+    <w:p>
+      <w:pPr>
+        <w:shd w:fill="F1F7FA" w:color="auto" w:val="clear"/>
+        <w:spacing w:after="0" w:before="0" w:line="252" w:lineRule="auto"/>
+        <w:ind w:left="160" w:right="160"/>
+      </w:pPr>
+      <w:r>
+        <w:rPr>
+          <w:rFonts w:ascii="Consolas" w:cs="Consolas" w:eastAsia="Consolas" w:hAnsi="Consolas"/>
+          <w:color w:val="193448"/>
+          <w:sz w:val="18"/>
+          <w:szCs w:val="18"/>
+        </w:rPr>
+        <w:t xml:space="preserve">Get-ADDomain | Select-Object PDCEmulator   # expected: SBD-DC01.sbd.test</w:t>
+      </w:r>
+    </w:p>
+    <w:p>
+      <w:pPr>
+        <w:shd w:fill="F1F7FA" w:color="auto" w:val="clear"/>
+        <w:spacing w:after="0" w:before="0" w:line="252" w:lineRule="auto"/>
+        <w:ind w:left="160" w:right="160"/>
+      </w:pPr>
+      <w:r>
+        <w:rPr>
+          <w:rFonts w:ascii="Consolas" w:cs="Consolas" w:eastAsia="Consolas" w:hAnsi="Consolas"/>
+          <w:color w:val="193448"/>
+          <w:sz w:val="18"/>
+          <w:szCs w:val="18"/>
+        </w:rPr>
+        <w:t xml:space="preserve"># On the PDC emulator, then on SBD-DC02 and a member server:</w:t>
+      </w:r>
+    </w:p>
+    <w:p>
+      <w:pPr>
+        <w:shd w:fill="F1F7FA" w:color="auto" w:val="clear"/>
+        <w:spacing w:after="0" w:before="0" w:line="252" w:lineRule="auto"/>
+        <w:ind w:left="160" w:right="160"/>
+      </w:pPr>
+      <w:r>
+        <w:rPr>
+          <w:rFonts w:ascii="Consolas" w:cs="Consolas" w:eastAsia="Consolas" w:hAnsi="Consolas"/>
+          <w:color w:val="193448"/>
+          <w:sz w:val="18"/>
+          <w:szCs w:val="18"/>
+        </w:rPr>
+        <w:t xml:space="preserve">w32tm /query /source</w:t>
+      </w:r>
+    </w:p>
+    <w:p>
+      <w:pPr>
+        <w:shd w:fill="F1F7FA" w:color="auto" w:val="clear"/>
+        <w:spacing w:after="0" w:before="0" w:line="252" w:lineRule="auto"/>
+        <w:ind w:left="160" w:right="160"/>
+      </w:pPr>
+      <w:r>
+        <w:rPr>
+          <w:rFonts w:ascii="Consolas" w:cs="Consolas" w:eastAsia="Consolas" w:hAnsi="Consolas"/>
+          <w:color w:val="193448"/>
+          <w:sz w:val="18"/>
+          <w:szCs w:val="18"/>
+        </w:rPr>
+        <w:t xml:space="preserve">w32tm /query /status</w:t>
+      </w:r>
+    </w:p>
+    <w:p>
+      <w:pPr>
+        <w:shd w:fill="F1F7FA" w:color="auto" w:val="clear"/>
+        <w:spacing w:after="160" w:before="0" w:line="252" w:lineRule="auto"/>
+        <w:ind w:left="160" w:right="160"/>
+      </w:pPr>
+      <w:r>
+        <w:rPr>
+          <w:rFonts w:ascii="Consolas" w:cs="Consolas" w:eastAsia="Consolas" w:hAnsi="Consolas"/>
+          <w:color w:val="193448"/>
+          <w:sz w:val="18"/>
+          <w:szCs w:val="18"/>
+        </w:rPr>
+        <w:t xml:space="preserve">w32tm /stripchart /computer:10.0.20.40 /samples:3 /dataonly   # from SBD-DC01 only</w:t>
+      </w:r>
+    </w:p>
+    <w:p>
+      <w:pPr>
+        <w:pBdr>
+          <w:left w:val="single" w:color="20647C" w:sz="18" w:space="8"/>
+        </w:pBdr>
+        <w:shd w:fill="F1F7FA" w:color="auto" w:val="clear"/>
+        <w:spacing w:after="160" w:before="120" w:line="288" w:lineRule="auto"/>
+        <w:ind w:left="160" w:right="160"/>
+      </w:pPr>
+      <w:r>
+        <w:rPr>
+          <w:rFonts w:ascii="Arial" w:cs="Arial" w:eastAsia="Arial" w:hAnsi="Arial"/>
+          <w:b/>
+          <w:bCs/>
+          <w:color w:val="20647C"/>
+          <w:sz w:val="17"/>
+          <w:szCs w:val="17"/>
+        </w:rPr>
+        <w:t xml:space="preserve">WHAT SUCCESS LOOKS LIKE  </w:t>
+      </w:r>
+      <w:r>
+        <w:rPr>
+          <w:rFonts w:ascii="Arial" w:cs="Arial" w:eastAsia="Arial" w:hAnsi="Arial"/>
+          <w:color w:val="193448"/>
+          <w:sz w:val="20"/>
+          <w:szCs w:val="20"/>
+        </w:rPr>
+        <w:t xml:space="preserve">The PDC emulator reports SBD-TIME01 as its source, SBD-DC02 and the member server report a domain controller, and measured offsets sit inside the documented threshold.</w:t>
+      </w:r>
+    </w:p>
+    <w:p>
+      <w:pPr>
+        <w:pStyle w:val="Heading2"/>
+        <w:keepNext/>
+        <w:spacing w:after="100" w:before="200"/>
+      </w:pPr>
+      <w:r>
+        <w:rPr>
+          <w:rFonts w:ascii="Arial" w:cs="Arial" w:eastAsia="Arial" w:hAnsi="Arial"/>
+          <w:b/>
+          <w:bCs/>
+          <w:color w:val="193448"/>
+          <w:sz w:val="26"/>
+          <w:szCs w:val="26"/>
+        </w:rPr>
+        <w:t xml:space="preserve">Your record</w:t>
+      </w:r>
+    </w:p>
+    <w:p>
+      <w:pPr>
+        <w:spacing w:after="160" w:before="0" w:line="288" w:lineRule="auto"/>
+      </w:pPr>
+      <w:r>
+        <w:rPr>
+          <w:rFonts w:ascii="Arial" w:cs="Arial" w:eastAsia="Arial" w:hAnsi="Arial"/>
+          <w:color w:val="526B7E"/>
+          <w:sz w:val="21"/>
+          <w:szCs w:val="21"/>
+        </w:rPr>
+        <w:t xml:space="preserve">Evidence to keep: Record the time design decisions, the source and status output from both controllers and the member, the stripchart offsets, and the register rows that permit time: members to the domain controllers, and SBD-DC01 to SBD-TIME01.</w:t>
+      </w:r>
+    </w:p>
+    <w:tbl>
+      <w:tblPr>
+        <w:tblW w:type="dxa" w:w="9360"/>
+        <w:tblBorders>
+          <w:top w:val="single" w:color="C7D9E2" w:sz="4"/>
+          <w:left w:val="single" w:color="C7D9E2" w:sz="4"/>
+          <w:bottom w:val="single" w:color="C7D9E2" w:sz="4"/>
+          <w:right w:val="single" w:color="C7D9E2" w:sz="4"/>
+          <w:insideH w:val="single" w:color="C7D9E2" w:sz="4"/>
+          <w:insideV w:val="single" w:color="C7D9E2" w:sz="4"/>
+        </w:tblBorders>
+      </w:tblPr>
+      <w:tblGrid>
+        <w:gridCol w:w="3000"/>
+        <w:gridCol w:w="6360"/>
+      </w:tblGrid>
+      <w:tr>
+        <w:trPr>
+          <w:tblHeader/>
+        </w:trPr>
+        <w:tc>
+          <w:tcPr>
+            <w:tcW w:type="dxa" w:w="3000"/>
+            <w:shd w:fill="F1F7FA" w:color="auto" w:val="clear"/>
+            <w:tcMar>
+              <w:top w:type="dxa" w:w="90"/>
+              <w:left w:type="dxa" w:w="120"/>
+              <w:bottom w:type="dxa" w:w="90"/>
+              <w:right w:type="dxa" w:w="120"/>
+            </w:tcMar>
+          </w:tcPr>
+          <w:p>
+            <w:pPr>
+              <w:spacing w:after="0" w:before="0" w:line="288" w:lineRule="auto"/>
+            </w:pPr>
+            <w:r>
+              <w:rPr>
+                <w:rFonts w:ascii="Arial" w:cs="Arial" w:eastAsia="Arial" w:hAnsi="Arial"/>
+                <w:b/>
+                <w:bCs/>
+                <w:color w:val="20647C"/>
+                <w:sz w:val="16"/>
+                <w:szCs w:val="16"/>
+              </w:rPr>
+              <w:t xml:space="preserve">RECORD</w:t>
+            </w:r>
+          </w:p>
+        </w:tc>
+        <w:tc>
+          <w:tcPr>
+            <w:tcW w:type="dxa" w:w="6360"/>
+            <w:shd w:fill="F1F7FA" w:color="auto" w:val="clear"/>
+            <w:tcMar>
+              <w:top w:type="dxa" w:w="90"/>
+              <w:left w:type="dxa" w:w="120"/>
+              <w:bottom w:type="dxa" w:w="90"/>
+              <w:right w:type="dxa" w:w="120"/>
+            </w:tcMar>
+          </w:tcPr>
+          <w:p>
+            <w:pPr>
+              <w:spacing w:after="0" w:before="0" w:line="288" w:lineRule="auto"/>
+            </w:pPr>
+            <w:r>
+              <w:rPr>
+                <w:rFonts w:ascii="Arial" w:cs="Arial" w:eastAsia="Arial" w:hAnsi="Arial"/>
+                <w:b/>
+                <w:bCs/>
+                <w:color w:val="20647C"/>
+                <w:sz w:val="16"/>
+                <w:szCs w:val="16"/>
+              </w:rPr>
+              <w:t xml:space="preserve">YOUR OBSERVATION</w:t>
+            </w:r>
+          </w:p>
+        </w:tc>
+      </w:tr>
+      <w:tr>
+        <w:trPr>
+          <w:cantSplit/>
+        </w:trPr>
+        <w:tc>
+          <w:tcPr>
+            <w:tcW w:type="dxa" w:w="3000"/>
+            <w:tcMar>
+              <w:top w:type="dxa" w:w="90"/>
+              <w:left w:type="dxa" w:w="120"/>
+              <w:bottom w:type="dxa" w:w="90"/>
+              <w:right w:type="dxa" w:w="120"/>
+            </w:tcMar>
+          </w:tcPr>
+          <w:p>
+            <w:pPr>
+              <w:spacing w:after="0" w:before="0" w:line="288" w:lineRule="auto"/>
+            </w:pPr>
+            <w:r>
+              <w:rPr>
+                <w:rFonts w:ascii="Arial" w:cs="Arial" w:eastAsia="Arial" w:hAnsi="Arial"/>
+                <w:color w:val="193448"/>
+                <w:sz w:val="19"/>
+                <w:szCs w:val="19"/>
+              </w:rPr>
+              <w:t xml:space="preserve">Host(s) and time collected</w:t>
+            </w:r>
+          </w:p>
+        </w:tc>
+        <w:tc>
+          <w:tcPr>
+            <w:tcW w:type="dxa" w:w="6360"/>
+            <w:tcMar>
+              <w:top w:type="dxa" w:w="90"/>
+              <w:left w:type="dxa" w:w="120"/>
+              <w:bottom w:type="dxa" w:w="90"/>
+              <w:right w:type="dxa" w:w="120"/>
+            </w:tcMar>
+          </w:tcPr>
+          <w:p>
+            <w:pPr>
+              <w:spacing w:after="0" w:before="0" w:line="288" w:lineRule="auto"/>
+            </w:pPr>
+            <w:r>
+              <w:rPr>
+                <w:rFonts w:ascii="Arial" w:cs="Arial" w:eastAsia="Arial" w:hAnsi="Arial"/>
+                <w:color w:val="193448"/>
+                <w:sz w:val="21"/>
+                <w:szCs w:val="21"/>
+              </w:rPr>
+              <w:t xml:space="preserve"> </w:t>
+            </w:r>
+          </w:p>
+          <w:p>
+            <w:pPr>
+              <w:spacing w:after="0" w:before="0" w:line="288" w:lineRule="auto"/>
+            </w:pPr>
+            <w:r>
+              <w:rPr>
+                <w:rFonts w:ascii="Arial" w:cs="Arial" w:eastAsia="Arial" w:hAnsi="Arial"/>
+                <w:color w:val="193448"/>
+                <w:sz w:val="21"/>
+                <w:szCs w:val="21"/>
+              </w:rPr>
+              <w:t xml:space="preserve"> </w:t>
+            </w:r>
+          </w:p>
+        </w:tc>
+      </w:tr>
+      <w:tr>
+        <w:trPr>
+          <w:cantSplit/>
+        </w:trPr>
+        <w:tc>
+          <w:tcPr>
+            <w:tcW w:type="dxa" w:w="3000"/>
+            <w:tcMar>
+              <w:top w:type="dxa" w:w="90"/>
+              <w:left w:type="dxa" w:w="120"/>
+              <w:bottom w:type="dxa" w:w="90"/>
+              <w:right w:type="dxa" w:w="120"/>
+            </w:tcMar>
+          </w:tcPr>
+          <w:p>
+            <w:pPr>
+              <w:spacing w:after="0" w:before="0" w:line="288" w:lineRule="auto"/>
+            </w:pPr>
+            <w:r>
+              <w:rPr>
+                <w:rFonts w:ascii="Arial" w:cs="Arial" w:eastAsia="Arial" w:hAnsi="Arial"/>
+                <w:color w:val="193448"/>
+                <w:sz w:val="19"/>
+                <w:szCs w:val="19"/>
+              </w:rPr>
+              <w:t xml:space="preserve">Observed result</w:t>
+            </w:r>
+          </w:p>
+        </w:tc>
+        <w:tc>
+          <w:tcPr>
+            <w:tcW w:type="dxa" w:w="6360"/>
+            <w:tcMar>
+              <w:top w:type="dxa" w:w="90"/>
+              <w:left w:type="dxa" w:w="120"/>
+              <w:bottom w:type="dxa" w:w="90"/>
+              <w:right w:type="dxa" w:w="120"/>
+            </w:tcMar>
+          </w:tcPr>
+          <w:p>
+            <w:pPr>
+              <w:spacing w:after="0" w:before="0" w:line="288" w:lineRule="auto"/>
+            </w:pPr>
+            <w:r>
+              <w:rPr>
+                <w:rFonts w:ascii="Arial" w:cs="Arial" w:eastAsia="Arial" w:hAnsi="Arial"/>
+                <w:color w:val="193448"/>
+                <w:sz w:val="21"/>
+                <w:szCs w:val="21"/>
+              </w:rPr>
+              <w:t xml:space="preserve"> </w:t>
+            </w:r>
+          </w:p>
+          <w:p>
+            <w:pPr>
+              <w:spacing w:after="0" w:before="0" w:line="288" w:lineRule="auto"/>
+            </w:pPr>
+            <w:r>
+              <w:rPr>
+                <w:rFonts w:ascii="Arial" w:cs="Arial" w:eastAsia="Arial" w:hAnsi="Arial"/>
+                <w:color w:val="193448"/>
+                <w:sz w:val="21"/>
+                <w:szCs w:val="21"/>
+              </w:rPr>
+              <w:t xml:space="preserve"> </w:t>
+            </w:r>
+          </w:p>
+        </w:tc>
+      </w:tr>
+      <w:tr>
+        <w:trPr>
+          <w:cantSplit/>
+        </w:trPr>
+        <w:tc>
+          <w:tcPr>
+            <w:tcW w:type="dxa" w:w="3000"/>
+            <w:tcMar>
+              <w:top w:type="dxa" w:w="90"/>
+              <w:left w:type="dxa" w:w="120"/>
+              <w:bottom w:type="dxa" w:w="90"/>
+              <w:right w:type="dxa" w:w="120"/>
+            </w:tcMar>
+          </w:tcPr>
+          <w:p>
+            <w:pPr>
+              <w:spacing w:after="0" w:before="0" w:line="288" w:lineRule="auto"/>
+            </w:pPr>
+            <w:r>
+              <w:rPr>
+                <w:rFonts w:ascii="Arial" w:cs="Arial" w:eastAsia="Arial" w:hAnsi="Arial"/>
+                <w:color w:val="193448"/>
+                <w:sz w:val="19"/>
+                <w:szCs w:val="19"/>
+              </w:rPr>
+              <w:t xml:space="preserve">Differences from the plan</w:t>
+            </w:r>
+          </w:p>
+        </w:tc>
+        <w:tc>
+          <w:tcPr>
+            <w:tcW w:type="dxa" w:w="6360"/>
+            <w:tcMar>
+              <w:top w:type="dxa" w:w="90"/>
+              <w:left w:type="dxa" w:w="120"/>
+              <w:bottom w:type="dxa" w:w="90"/>
+              <w:right w:type="dxa" w:w="120"/>
+            </w:tcMar>
+          </w:tcPr>
+          <w:p>
+            <w:pPr>
+              <w:spacing w:after="0" w:before="0" w:line="288" w:lineRule="auto"/>
+            </w:pPr>
+            <w:r>
+              <w:rPr>
+                <w:rFonts w:ascii="Arial" w:cs="Arial" w:eastAsia="Arial" w:hAnsi="Arial"/>
+                <w:color w:val="193448"/>
+                <w:sz w:val="21"/>
+                <w:szCs w:val="21"/>
+              </w:rPr>
+              <w:t xml:space="preserve"> </w:t>
+            </w:r>
+          </w:p>
+          <w:p>
+            <w:pPr>
+              <w:spacing w:after="0" w:before="0" w:line="288" w:lineRule="auto"/>
+            </w:pPr>
+            <w:r>
+              <w:rPr>
+                <w:rFonts w:ascii="Arial" w:cs="Arial" w:eastAsia="Arial" w:hAnsi="Arial"/>
+                <w:color w:val="193448"/>
+                <w:sz w:val="21"/>
+                <w:szCs w:val="21"/>
+              </w:rPr>
+              <w:t xml:space="preserve"> </w:t>
+            </w:r>
+          </w:p>
+        </w:tc>
+      </w:tr>
+      <w:tr>
+        <w:trPr>
+          <w:cantSplit/>
+        </w:trPr>
+        <w:tc>
+          <w:tcPr>
+            <w:tcW w:type="dxa" w:w="3000"/>
+            <w:tcMar>
+              <w:top w:type="dxa" w:w="90"/>
+              <w:left w:type="dxa" w:w="120"/>
+              <w:bottom w:type="dxa" w:w="90"/>
+              <w:right w:type="dxa" w:w="120"/>
+            </w:tcMar>
+          </w:tcPr>
+          <w:p>
+            <w:pPr>
+              <w:spacing w:after="0" w:before="0" w:line="288" w:lineRule="auto"/>
+            </w:pPr>
+            <w:r>
+              <w:rPr>
+                <w:rFonts w:ascii="Arial" w:cs="Arial" w:eastAsia="Arial" w:hAnsi="Arial"/>
+                <w:color w:val="193448"/>
+                <w:sz w:val="19"/>
+                <w:szCs w:val="19"/>
+              </w:rPr>
+              <w:t xml:space="preserve">Evidence file names</w:t>
+            </w:r>
+          </w:p>
+        </w:tc>
+        <w:tc>
+          <w:tcPr>
+            <w:tcW w:type="dxa" w:w="6360"/>
+            <w:tcMar>
+              <w:top w:type="dxa" w:w="90"/>
+              <w:left w:type="dxa" w:w="120"/>
+              <w:bottom w:type="dxa" w:w="90"/>
+              <w:right w:type="dxa" w:w="120"/>
+            </w:tcMar>
+          </w:tcPr>
+          <w:p>
+            <w:pPr>
+              <w:spacing w:after="0" w:before="0" w:line="288" w:lineRule="auto"/>
+            </w:pPr>
+            <w:r>
+              <w:rPr>
+                <w:rFonts w:ascii="Arial" w:cs="Arial" w:eastAsia="Arial" w:hAnsi="Arial"/>
+                <w:color w:val="193448"/>
+                <w:sz w:val="21"/>
+                <w:szCs w:val="21"/>
+              </w:rPr>
+              <w:t xml:space="preserve"> </w:t>
+            </w:r>
+          </w:p>
+          <w:p>
+            <w:pPr>
+              <w:spacing w:after="0" w:before="0" w:line="288" w:lineRule="auto"/>
+            </w:pPr>
+            <w:r>
+              <w:rPr>
+                <w:rFonts w:ascii="Arial" w:cs="Arial" w:eastAsia="Arial" w:hAnsi="Arial"/>
+                <w:color w:val="193448"/>
+                <w:sz w:val="21"/>
+                <w:szCs w:val="21"/>
+              </w:rPr>
+              <w:t xml:space="preserve"> </w:t>
+            </w:r>
+          </w:p>
+        </w:tc>
+      </w:tr>
+      <w:tr>
+        <w:trPr>
+          <w:cantSplit/>
+        </w:trPr>
+        <w:tc>
+          <w:tcPr>
+            <w:tcW w:type="dxa" w:w="3000"/>
+            <w:tcMar>
+              <w:top w:type="dxa" w:w="90"/>
+              <w:left w:type="dxa" w:w="120"/>
+              <w:bottom w:type="dxa" w:w="90"/>
+              <w:right w:type="dxa" w:w="120"/>
+            </w:tcMar>
+          </w:tcPr>
+          <w:p>
+            <w:pPr>
+              <w:spacing w:after="0" w:before="0" w:line="288" w:lineRule="auto"/>
+            </w:pPr>
+            <w:r>
+              <w:rPr>
+                <w:rFonts w:ascii="Arial" w:cs="Arial" w:eastAsia="Arial" w:hAnsi="Arial"/>
+                <w:color w:val="193448"/>
+                <w:sz w:val="19"/>
+                <w:szCs w:val="19"/>
+              </w:rPr>
+              <w:t xml:space="preserve">Open items or findings</w:t>
+            </w:r>
+          </w:p>
+        </w:tc>
+        <w:tc>
+          <w:tcPr>
+            <w:tcW w:type="dxa" w:w="6360"/>
+            <w:tcMar>
+              <w:top w:type="dxa" w:w="90"/>
+              <w:left w:type="dxa" w:w="120"/>
+              <w:bottom w:type="dxa" w:w="90"/>
+              <w:right w:type="dxa" w:w="120"/>
+            </w:tcMar>
+          </w:tcPr>
+          <w:p>
+            <w:pPr>
+              <w:spacing w:after="0" w:before="0" w:line="288" w:lineRule="auto"/>
+            </w:pPr>
+            <w:r>
+              <w:rPr>
+                <w:rFonts w:ascii="Arial" w:cs="Arial" w:eastAsia="Arial" w:hAnsi="Arial"/>
+                <w:color w:val="193448"/>
+                <w:sz w:val="21"/>
+                <w:szCs w:val="21"/>
+              </w:rPr>
+              <w:t xml:space="preserve"> </w:t>
+            </w:r>
+          </w:p>
+          <w:p>
+            <w:pPr>
+              <w:spacing w:after="0" w:before="0" w:line="288" w:lineRule="auto"/>
+            </w:pPr>
+            <w:r>
+              <w:rPr>
+                <w:rFonts w:ascii="Arial" w:cs="Arial" w:eastAsia="Arial" w:hAnsi="Arial"/>
+                <w:color w:val="193448"/>
+                <w:sz w:val="21"/>
+                <w:szCs w:val="21"/>
+              </w:rPr>
+              <w:t xml:space="preserve"> </w:t>
+            </w:r>
+          </w:p>
+        </w:tc>
+      </w:tr>
+    </w:tbl>
+    <w:p>
+      <w:pPr>
+        <w:pStyle w:val="Heading2"/>
+        <w:keepNext/>
+        <w:spacing w:after="100" w:before="200"/>
+      </w:pPr>
+      <w:r>
+        <w:rPr>
+          <w:rFonts w:ascii="Arial" w:cs="Arial" w:eastAsia="Arial" w:hAnsi="Arial"/>
+          <w:b/>
+          <w:bCs/>
+          <w:color w:val="193448"/>
+          <w:sz w:val="26"/>
+          <w:szCs w:val="26"/>
+        </w:rPr>
+        <w:t xml:space="preserve">Think it through</w:t>
+      </w:r>
+    </w:p>
+    <w:p>
+      <w:pPr>
+        <w:spacing w:after="120" w:before="0" w:line="288" w:lineRule="auto"/>
+      </w:pPr>
+      <w:r>
+        <w:rPr>
+          <w:rFonts w:ascii="Arial" w:cs="Arial" w:eastAsia="Arial" w:hAnsi="Arial"/>
+          <w:color w:val="193448"/>
+          <w:sz w:val="21"/>
+          <w:szCs w:val="21"/>
+        </w:rPr>
+        <w:t xml:space="preserve">Which system syncs directly with SBD-TIME01?</w:t>
+      </w:r>
+    </w:p>
+    <w:p>
+      <w:pPr>
+        <w:pBdr>
+          <w:bottom w:val="single" w:color="C7D9E2" w:sz="4" w:space="1"/>
+        </w:pBdr>
+        <w:spacing w:after="0" w:before="0" w:line="288" w:lineRule="auto"/>
+      </w:pPr>
+      <w:r>
+        <w:rPr>
+          <w:rFonts w:ascii="Arial" w:cs="Arial" w:eastAsia="Arial" w:hAnsi="Arial"/>
+          <w:color w:val="193448"/>
+          <w:sz w:val="21"/>
+          <w:szCs w:val="21"/>
+        </w:rPr>
+        <w:t xml:space="preserve"> </w:t>
+      </w:r>
+    </w:p>
+    <w:p>
+      <w:pPr>
+        <w:spacing w:after="120" w:before="0"/>
+      </w:pPr>
+      <w:r>
+        <w:rPr>
+          <w:rFonts w:ascii="Arial" w:cs="Arial" w:eastAsia="Arial" w:hAnsi="Arial"/>
+          <w:color w:val="193448"/>
+          <w:sz w:val="8"/>
+          <w:szCs w:val="8"/>
+        </w:rPr>
+        <w:t xml:space="preserve"> </w:t>
+      </w:r>
+    </w:p>
+    <w:p>
+      <w:pPr>
+        <w:pBdr>
+          <w:bottom w:val="single" w:color="C7D9E2" w:sz="4" w:space="1"/>
+        </w:pBdr>
+        <w:spacing w:after="0" w:before="0" w:line="288" w:lineRule="auto"/>
+      </w:pPr>
+      <w:r>
+        <w:rPr>
+          <w:rFonts w:ascii="Arial" w:cs="Arial" w:eastAsia="Arial" w:hAnsi="Arial"/>
+          <w:color w:val="193448"/>
+          <w:sz w:val="21"/>
+          <w:szCs w:val="21"/>
+        </w:rPr>
+        <w:t xml:space="preserve"> </w:t>
+      </w:r>
+    </w:p>
+    <w:p>
+      <w:pPr>
+        <w:spacing w:after="120" w:before="0"/>
+      </w:pPr>
+      <w:r>
+        <w:rPr>
+          <w:rFonts w:ascii="Arial" w:cs="Arial" w:eastAsia="Arial" w:hAnsi="Arial"/>
+          <w:color w:val="193448"/>
+          <w:sz w:val="8"/>
+          <w:szCs w:val="8"/>
+        </w:rPr>
+        <w:t xml:space="preserve"> </w:t>
+      </w:r>
+    </w:p>
+    <w:p>
+      <w:pPr>
+        <w:pBdr>
+          <w:left w:val="single" w:color="20647C" w:sz="18" w:space="8"/>
+        </w:pBdr>
+        <w:shd w:fill="F1F7FA" w:color="auto" w:val="clear"/>
+        <w:spacing w:after="160" w:before="120" w:line="288" w:lineRule="auto"/>
+        <w:ind w:left="160" w:right="160"/>
+      </w:pPr>
+      <w:r>
+        <w:rPr>
+          <w:rFonts w:ascii="Arial" w:cs="Arial" w:eastAsia="Arial" w:hAnsi="Arial"/>
+          <w:b/>
+          <w:bCs/>
+          <w:color w:val="20647C"/>
+          <w:sz w:val="17"/>
+          <w:szCs w:val="17"/>
+        </w:rPr>
+        <w:t xml:space="preserve">REMEMBER  </w:t>
+      </w:r>
+      <w:r>
+        <w:rPr>
+          <w:rFonts w:ascii="Arial" w:cs="Arial" w:eastAsia="Arial" w:hAnsi="Arial"/>
+          <w:color w:val="193448"/>
+          <w:sz w:val="20"/>
+          <w:szCs w:val="20"/>
+        </w:rPr>
+        <w:t xml:space="preserve">TIME01 is the declared reference; its accuracy decisions are written down.  Only the PDC emulator peers with it; the hierarchy carries the rest.  Offsets are measured and inside the threshold, not assumed.</w:t>
+      </w:r>
+    </w:p>
+    <w:p>
+      <w:pPr>
+        <w:spacing w:after="60" w:before="0" w:line="288" w:lineRule="auto"/>
+      </w:pPr>
+      <w:hyperlink w:history="1" r:id="rId9">
+        <w:r>
+          <w:rPr>
+            <w:rFonts w:ascii="Arial" w:cs="Arial" w:eastAsia="Arial" w:hAnsi="Arial"/>
+            <w:color w:val="20647C"/>
+            <w:sz w:val="18"/>
+            <w:szCs w:val="18"/>
+            <w:u w:val="single"/>
+          </w:rPr>
+          <w:t xml:space="preserve">Microsoft · Windows Time service</w:t>
+        </w:r>
+      </w:hyperlink>
+    </w:p>
+    <w:p>
+      <w:pPr>
+        <w:spacing w:after="60" w:before="0" w:line="288" w:lineRule="auto"/>
+      </w:pPr>
+      <w:hyperlink w:history="1" r:id="rId10">
+        <w:r>
+          <w:rPr>
+            <w:rFonts w:ascii="Arial" w:cs="Arial" w:eastAsia="Arial" w:hAnsi="Arial"/>
+            <w:color w:val="20647C"/>
+            <w:sz w:val="18"/>
+            <w:szCs w:val="18"/>
+            <w:u w:val="single"/>
+          </w:rPr>
+          <w:t xml:space="preserve">Microsoft · Windows Time service tools and settings</w:t>
+        </w:r>
+      </w:hyperlink>
+    </w:p>
+    <w:p>
+      <w:r>
+        <w:br w:type="page"/>
+      </w:r>
+    </w:p>
+    <w:p>
+      <w:pPr>
+        <w:spacing w:after="80" w:before="0" w:line="288" w:lineRule="auto"/>
+      </w:pPr>
+      <w:r>
+        <w:rPr>
+          <w:rFonts w:ascii="Arial" w:cs="Arial" w:eastAsia="Arial" w:hAnsi="Arial"/>
+          <w:b/>
+          <w:bCs/>
+          <w:color w:val="20647C"/>
+          <w:sz w:val="16"/>
+          <w:szCs w:val="16"/>
+        </w:rPr>
+        <w:t xml:space="preserve">LESSON 06  /  ABOUT 15 MIN</w:t>
       </w:r>
     </w:p>
     <w:p>
@@ -6091,7 +7194,87 @@
                 <w:sz w:val="19"/>
                 <w:szCs w:val="19"/>
               </w:rPr>
-              <w:t xml:space="preserve">05  Find the fault and record the fix</w:t>
+              <w:t xml:space="preserve">05  Stand up SBD-TIME01 and the time hierarchy</w:t>
+            </w:r>
+          </w:p>
+        </w:tc>
+        <w:tc>
+          <w:tcPr>
+            <w:tcW w:type="dxa" w:w="1800"/>
+            <w:tcMar>
+              <w:top w:type="dxa" w:w="90"/>
+              <w:left w:type="dxa" w:w="120"/>
+              <w:bottom w:type="dxa" w:w="90"/>
+              <w:right w:type="dxa" w:w="120"/>
+            </w:tcMar>
+          </w:tcPr>
+          <w:p>
+            <w:pPr>
+              <w:spacing w:after="0" w:before="0" w:line="288" w:lineRule="auto"/>
+            </w:pPr>
+            <w:r>
+              <w:rPr>
+                <w:rFonts w:ascii="Arial" w:cs="Arial" w:eastAsia="Arial" w:hAnsi="Arial"/>
+                <w:color w:val="526B7E"/>
+                <w:sz w:val="19"/>
+                <w:szCs w:val="19"/>
+              </w:rPr>
+              <w:t xml:space="preserve">☐ yes</w:t>
+            </w:r>
+          </w:p>
+        </w:tc>
+        <w:tc>
+          <w:tcPr>
+            <w:tcW w:type="dxa" w:w="2000"/>
+            <w:tcMar>
+              <w:top w:type="dxa" w:w="90"/>
+              <w:left w:type="dxa" w:w="120"/>
+              <w:bottom w:type="dxa" w:w="90"/>
+              <w:right w:type="dxa" w:w="120"/>
+            </w:tcMar>
+          </w:tcPr>
+          <w:p>
+            <w:pPr>
+              <w:spacing w:after="0" w:before="0" w:line="288" w:lineRule="auto"/>
+            </w:pPr>
+            <w:r>
+              <w:rPr>
+                <w:rFonts w:ascii="Arial" w:cs="Arial" w:eastAsia="Arial" w:hAnsi="Arial"/>
+                <w:color w:val="193448"/>
+                <w:sz w:val="21"/>
+                <w:szCs w:val="21"/>
+              </w:rPr>
+              <w:t xml:space="preserve"> </w:t>
+            </w:r>
+          </w:p>
+        </w:tc>
+      </w:tr>
+      <w:tr>
+        <w:trPr>
+          <w:cantSplit/>
+        </w:trPr>
+        <w:tc>
+          <w:tcPr>
+            <w:tcW w:type="dxa" w:w="5560"/>
+            <w:tcMar>
+              <w:top w:type="dxa" w:w="90"/>
+              <w:left w:type="dxa" w:w="120"/>
+              <w:bottom w:type="dxa" w:w="90"/>
+              <w:right w:type="dxa" w:w="120"/>
+            </w:tcMar>
+          </w:tcPr>
+          <w:p>
+            <w:pPr>
+              <w:spacing w:after="0" w:before="0" w:line="288" w:lineRule="auto"/>
+            </w:pPr>
+            <w:r>
+              <w:rPr>
+                <w:rFonts w:ascii="Arial" w:cs="Arial" w:eastAsia="Arial" w:hAnsi="Arial"/>
+                <w:color w:val="193448"/>
+                <w:sz w:val="19"/>
+                <w:szCs w:val="19"/>
+              </w:rPr>
+              <w:t xml:space="preserve">06  Find the fault and record the fix</w:t>
             </w:r>
           </w:p>
         </w:tc>
@@ -6287,7 +7470,7 @@
           <w:sz w:val="21"/>
           <w:szCs w:val="21"/>
         </w:rPr>
-        <w:t xml:space="preserve">That completes Configure DNS. Course 1.3, Harden the baseline, builds the organizational units and hardened security policies that every later system joins.</w:t>
+        <w:t xml:space="preserve">That completes Configure DNS and time. Course 1.3, Harden the baseline, builds the organizational units and hardened security policies that every later system joins.</w:t>
       </w:r>
     </w:p>
     <w:p>
@@ -6385,7 +7568,7 @@
         <w:sz w:val="15"/>
         <w:szCs w:val="15"/>
       </w:rPr>
-      <w:t xml:space="preserve">© 2026 Secure By Design Team LLC.   Course 1.2 · Materials edition 1.1     </w:t>
+      <w:t xml:space="preserve">© 2026 Secure By Design Team LLC.   Course 1.2 · Materials edition 1.2     </w:t>
     </w:r>
     <w:r>
       <w:rPr>
@@ -6599,6 +7782,18 @@
     </w:lvl>
   </w:abstractNum>
   <w:abstractNum w:abstractNumId="8" w15:restartNumberingAfterBreak="0">
+    <w:multiLevelType w:val="hybridMultilevel"/>
+    <w:lvl w:ilvl="0" w15:tentative="1">
+      <w:start w:val="1"/>
+      <w:numFmt w:val="decimal"/>
+      <w:lvlText w:val="%1."/>
+      <w:lvlJc w:val="left"/>
+      <w:pPr>
+        <w:ind w:left="360" w:hanging="300"/>
+      </w:pPr>
+    </w:lvl>
+  </w:abstractNum>
+  <w:abstractNum w:abstractNumId="9" w15:restartNumberingAfterBreak="0">
     <w:multiLevelType w:val="hybridMultilevel"/>
     <w:lvl w:ilvl="0" w15:tentative="1">
       <w:start w:val="1"/>
@@ -6654,6 +7849,12 @@
   </w:num>
   <w:num w:numId="8">
     <w:abstractNumId w:val="8"/>
+    <w:lvlOverride w:ilvl="0">
+      <w:startOverride w:val="1"/>
+    </w:lvlOverride>
+  </w:num>
+  <w:num w:numId="9">
+    <w:abstractNumId w:val="9"/>
     <w:lvlOverride w:ilvl="0">
       <w:startOverride w:val="1"/>
     </w:lvlOverride>

--- a/public/training/dns-configuration/SecureByDesign-dns-configuration-Workbook.docx
+++ b/public/training/dns-configuration/SecureByDesign-dns-configuration-Workbook.docx
@@ -136,7 +136,7 @@
           <w:sz w:val="21"/>
           <w:szCs w:val="21"/>
         </w:rPr>
-        <w:t xml:space="preserve">Build dependable internal name resolution and time on DC01 and DC02. Configure forward and reverse zones, manage service records, point the domain at the internal reference clock, and prove both in the air-gapped training network.</w:t>
+        <w:t xml:space="preserve">Build dependable internal name resolution and time on DC01 and DC02. Configure forward and reverse zones, manage service records, make the PDC emulator the domain's time source, and prove both in the air-gapped training network.</w:t>
       </w:r>
     </w:p>
     <w:p>
@@ -327,7 +327,7 @@
             <w:sz w:val="21"/>
             <w:szCs w:val="21"/>
           </w:rPr>
-          <w:t xml:space="preserve">05  Stand up SBD-TIME01 and the time hierarchy</w:t>
+          <w:t xml:space="preserve">05  Make SBD-DC01 the domain's time source</w:t>
         </w:r>
       </w:hyperlink>
     </w:p>
@@ -444,7 +444,7 @@
           <w:sz w:val="21"/>
           <w:szCs w:val="21"/>
         </w:rPr>
-        <w:t xml:space="preserve">The addresses and names below continue the training example. Match every change to your own address plan. This network has no internet DNS or time dependency: names resolve on the domain controllers, and time comes from the internal reference clock, SBD-TIME01.</w:t>
+        <w:t xml:space="preserve">The addresses and names below continue the training example. Match every change to your own address plan. This network has no internet DNS or time dependency: names resolve on the domain controllers, and time comes from the PDC emulator, SBD-DC01.</w:t>
       </w:r>
     </w:p>
     <w:p>
@@ -538,7 +538,7 @@
           <w:sz w:val="21"/>
           <w:szCs w:val="21"/>
         </w:rPr>
-        <w:t xml:space="preserve">The network's routing and VLAN segmentation are already in place, with a documented service-path register; SBD-TIME01 answers at 10.0.20.40 (a stand-in Windows Server 2025 host is fine in a practice lab).</w:t>
+        <w:t xml:space="preserve">The network's routing and VLAN segmentation are already in place, with a documented service-path register.</w:t>
       </w:r>
     </w:p>
     <w:p>
@@ -632,7 +632,7 @@
           <w:sz w:val="21"/>
           <w:szCs w:val="21"/>
         </w:rPr>
-        <w:t xml:space="preserve">Point the PDC emulator at SBD-TIME01 and verify the domain time hierarchy end to end.</w:t>
+        <w:t xml:space="preserve">Make the PDC emulator the domain's time source and verify the time hierarchy end to end.</w:t>
       </w:r>
     </w:p>
     <w:p>
@@ -868,75 +868,6 @@
           </w:p>
         </w:tc>
       </w:tr>
-      <w:tr>
-        <w:trPr>
-          <w:cantSplit/>
-        </w:trPr>
-        <w:tc>
-          <w:tcPr>
-            <w:tcW w:type="dxa" w:w="3000"/>
-            <w:tcMar>
-              <w:top w:type="dxa" w:w="90"/>
-              <w:left w:type="dxa" w:w="120"/>
-              <w:bottom w:type="dxa" w:w="90"/>
-              <w:right w:type="dxa" w:w="120"/>
-            </w:tcMar>
-          </w:tcPr>
-          <w:p>
-            <w:pPr>
-              <w:spacing w:after="0" w:before="0" w:line="288" w:lineRule="auto"/>
-            </w:pPr>
-            <w:r>
-              <w:rPr>
-                <w:rFonts w:ascii="Arial" w:cs="Arial" w:eastAsia="Arial" w:hAnsi="Arial"/>
-                <w:color w:val="193448"/>
-                <w:sz w:val="19"/>
-                <w:szCs w:val="19"/>
-              </w:rPr>
-              <w:t xml:space="preserve">SBD-TIME01 — name, address, OS build</w:t>
-            </w:r>
-          </w:p>
-        </w:tc>
-        <w:tc>
-          <w:tcPr>
-            <w:tcW w:type="dxa" w:w="6360"/>
-            <w:tcMar>
-              <w:top w:type="dxa" w:w="90"/>
-              <w:left w:type="dxa" w:w="120"/>
-              <w:bottom w:type="dxa" w:w="90"/>
-              <w:right w:type="dxa" w:w="120"/>
-            </w:tcMar>
-          </w:tcPr>
-          <w:p>
-            <w:pPr>
-              <w:spacing w:after="0" w:before="0" w:line="288" w:lineRule="auto"/>
-            </w:pPr>
-            <w:r>
-              <w:rPr>
-                <w:rFonts w:ascii="Arial" w:cs="Arial" w:eastAsia="Arial" w:hAnsi="Arial"/>
-                <w:color w:val="193448"/>
-                <w:sz w:val="21"/>
-                <w:szCs w:val="21"/>
-              </w:rPr>
-              <w:t xml:space="preserve"> </w:t>
-            </w:r>
-          </w:p>
-          <w:p>
-            <w:pPr>
-              <w:spacing w:after="0" w:before="0" w:line="288" w:lineRule="auto"/>
-            </w:pPr>
-            <w:r>
-              <w:rPr>
-                <w:rFonts w:ascii="Arial" w:cs="Arial" w:eastAsia="Arial" w:hAnsi="Arial"/>
-                <w:color w:val="193448"/>
-                <w:sz w:val="21"/>
-                <w:szCs w:val="21"/>
-              </w:rPr>
-              <w:t xml:space="preserve"> </w:t>
-            </w:r>
-          </w:p>
-        </w:tc>
-      </w:tr>
     </w:tbl>
     <w:p>
       <w:r>
@@ -4745,7 +4676,7 @@
           <w:sz w:val="16"/>
           <w:szCs w:val="16"/>
         </w:rPr>
-        <w:t xml:space="preserve">LESSON 05  /  ABOUT 35 MIN</w:t>
+        <w:t xml:space="preserve">LESSON 05  /  ABOUT 30 MIN</w:t>
       </w:r>
     </w:p>
     <w:p>
@@ -4763,7 +4694,7 @@
           <w:sz w:val="40"/>
           <w:szCs w:val="40"/>
         </w:rPr>
-        <w:t xml:space="preserve">Stand up SBD-TIME01 and the time hierarchy</w:t>
+        <w:t xml:space="preserve">Make SBD-DC01 the domain's time source</w:t>
       </w:r>
       <w:bookmarkEnd w:id="9"/>
     </w:p>
@@ -4794,7 +4725,7 @@
           <w:sz w:val="20"/>
           <w:szCs w:val="20"/>
         </w:rPr>
-        <w:t xml:space="preserve">Kerberos tolerates minutes of skew, not more, and an air-gapped network has no internet time to lean on. Point the PDC emulator at the internal reference clock, SBD-TIME01, and let the domain hierarchy carry time to everything else.</w:t>
+        <w:t xml:space="preserve">Kerberos tolerates minutes of skew, not more, and an air-gapped network has no internet time to lean on. Make the PDC emulator, SBD-DC01, the domain's authoritative time source and let the domain hierarchy carry its time to everything else.</w:t>
       </w:r>
     </w:p>
     <w:p>
@@ -4831,7 +4762,7 @@
           <w:sz w:val="21"/>
           <w:szCs w:val="21"/>
         </w:rPr>
-        <w:t xml:space="preserve">Confirm SBD-TIME01 is serving as the network's internal reference clock.</w:t>
+        <w:t xml:space="preserve">Configure SBD-DC01, the PDC emulator, as the domain's reliable time source.</w:t>
       </w:r>
     </w:p>
     <w:p>
@@ -4850,7 +4781,7 @@
           <w:sz w:val="21"/>
           <w:szCs w:val="21"/>
         </w:rPr>
-        <w:t xml:space="preserve">Point the PDC emulator at it and keep the rest on the domain hierarchy.</w:t>
+        <w:t xml:space="preserve">Keep every other system on the domain hierarchy, with nothing overriding it.</w:t>
       </w:r>
     </w:p>
     <w:p>
@@ -4869,7 +4800,7 @@
           <w:sz w:val="21"/>
           <w:szCs w:val="21"/>
         </w:rPr>
-        <w:t xml:space="preserve">Document the accuracy, fallback, and drift decisions the model calls for.</w:t>
+        <w:t xml:space="preserve">Document how DC01's clock is set and checked, and the drift threshold the model calls for.</w:t>
       </w:r>
     </w:p>
     <w:p>
@@ -4906,7 +4837,7 @@
           <w:sz w:val="21"/>
           <w:szCs w:val="21"/>
         </w:rPr>
-        <w:t xml:space="preserve">Confirm SBD-TIME01 at 10.0.20.40 answers as an NTP server. In the model it is a rack appliance; in a practice lab a small Windows Server 2025 host with the Windows Time service configured as an NTP server can stand in for it. In an air-gapped network its clock is the reference by declaration — record the source decision (an approved hardware source, or the stand-in host's clock) with its expected accuracy and drift threshold.</w:t>
+        <w:t xml:space="preserve">Confirm which domain controller holds the PDC emulator role — SBD-DC01 in this sample. The PDC emulator of the forest root domain sits at the top of the Windows Time hierarchy, so it is the one system you configure; everything else follows it.</w:t>
       </w:r>
     </w:p>
     <w:p>
@@ -4925,7 +4856,7 @@
           <w:sz w:val="21"/>
           <w:szCs w:val="21"/>
         </w:rPr>
-        <w:t xml:space="preserve">On SBD-DC01, the domain controller holding the PDC emulator role, configure Windows Time to use SBD-TIME01 as its manual peer and mark it reliable. Only the PDC emulator points at TIME01: SBD-DC02 syncs from the PDC emulator, every other domain member keeps the default domain-hierarchy sync from the domain controllers, and the domain-joined Linux servers in later courses point chrony or ntpd at both domain controllers.</w:t>
+        <w:t xml:space="preserve">On SBD-DC01, mark Windows Time as a reliable time source with no external peer, so it serves time from its own clock. In an air-gapped network that clock is the reference by declaration: record how it is set and checked — for example, compared on a schedule against an approved reference and corrected by an administrator, with each correction recorded — and the drift threshold you will hold it to.</w:t>
       </w:r>
     </w:p>
     <w:p>
@@ -4944,7 +4875,7 @@
           <w:sz w:val="21"/>
           <w:szCs w:val="21"/>
         </w:rPr>
-        <w:t xml:space="preserve">Confirm the network's service-path register permits time — members to both domain controllers on UDP 123, and SBD-DC01 alone to SBD-TIME01. Write the time design into the build record now: course 1.3's hardening Group Policy objects (GPOs) must leave it intact, and if a Security Technical Implementation Guide (STIG) value disagrees with it, that course's deviation record is where the decision lives.</w:t>
+        <w:t xml:space="preserve">Turn off the hypervisor's time synchronization for both domain controller virtual machines, so the host clock cannot silently override the PDC emulator. SBD-DC02 syncs from the PDC emulator, every other domain member keeps the default domain-hierarchy sync from the domain controllers, and the domain-joined Linux servers in later courses point chrony or ntpd at both domain controllers.</w:t>
       </w:r>
     </w:p>
     <w:p>
@@ -4963,7 +4894,26 @@
           <w:sz w:val="21"/>
           <w:szCs w:val="21"/>
         </w:rPr>
-        <w:t xml:space="preserve">Verify the chain end to end: TIME01 serving, the PDC emulator sourcing from it, SBD-DC02 and a member server sourcing from a domain controller, and offsets within your recorded threshold.</w:t>
+        <w:t xml:space="preserve">Confirm the network's service-path register permits time — every member to both domain controllers on UDP 123 — and write the time design into the build record: course 1.3's hardening Group Policy objects (GPOs) must leave it intact, and if a Security Technical Implementation Guide (STIG) value disagrees with it, that course's deviation record is where the decision lives.</w:t>
+      </w:r>
+    </w:p>
+    <w:p>
+      <w:pPr>
+        <w:pStyle w:val="ListParagraph"/>
+        <w:numPr>
+          <w:ilvl w:val="0"/>
+          <w:numId w:val="9"/>
+        </w:numPr>
+        <w:spacing w:after="120" w:before="0" w:line="288" w:lineRule="auto"/>
+      </w:pPr>
+      <w:r>
+        <w:rPr>
+          <w:rFonts w:ascii="Arial" w:cs="Arial" w:eastAsia="Arial" w:hAnsi="Arial"/>
+          <w:color w:val="526B7E"/>
+          <w:sz w:val="21"/>
+          <w:szCs w:val="21"/>
+        </w:rPr>
+        <w:t xml:space="preserve">Verify the chain end to end: SBD-DC01 serving as the reliable source, SBD-DC02 and a member server sourcing from a domain controller, and offsets within your recorded threshold.</w:t>
       </w:r>
     </w:p>
     <w:p>
@@ -5013,7 +4963,7 @@
           <w:sz w:val="18"/>
           <w:szCs w:val="18"/>
         </w:rPr>
-        <w:t xml:space="preserve"># On the PDC emulator, then on SBD-DC02 and a member server:</w:t>
+        <w:t xml:space="preserve"># On SBD-DC01 (the PDC emulator): serve time from its own clock as the reliable source</w:t>
       </w:r>
     </w:p>
     <w:p>
@@ -5029,7 +4979,7 @@
           <w:sz w:val="18"/>
           <w:szCs w:val="18"/>
         </w:rPr>
-        <w:t xml:space="preserve">w32tm /query /source</w:t>
+        <w:t xml:space="preserve">w32tm /config /reliable:yes /update</w:t>
       </w:r>
     </w:p>
     <w:p>
@@ -5045,6 +4995,70 @@
           <w:sz w:val="18"/>
           <w:szCs w:val="18"/>
         </w:rPr>
+        <w:t xml:space="preserve">Restart-Service w32time</w:t>
+      </w:r>
+    </w:p>
+    <w:p>
+      <w:pPr>
+        <w:shd w:fill="F1F7FA" w:color="auto" w:val="clear"/>
+        <w:spacing w:after="0" w:before="0" w:line="252" w:lineRule="auto"/>
+        <w:ind w:left="160" w:right="160"/>
+      </w:pPr>
+      <w:r>
+        <w:rPr>
+          <w:rFonts w:ascii="Consolas" w:cs="Consolas" w:eastAsia="Consolas" w:hAnsi="Consolas"/>
+          <w:color w:val="193448"/>
+          <w:sz w:val="18"/>
+          <w:szCs w:val="18"/>
+        </w:rPr>
+        <w:t xml:space="preserve">w32tm /query /source   # on SBD-DC01: Local CMOS Clock</w:t>
+      </w:r>
+    </w:p>
+    <w:p>
+      <w:pPr>
+        <w:shd w:fill="F1F7FA" w:color="auto" w:val="clear"/>
+        <w:spacing w:after="0" w:before="0" w:line="252" w:lineRule="auto"/>
+        <w:ind w:left="160" w:right="160"/>
+      </w:pPr>
+      <w:r>
+        <w:rPr>
+          <w:rFonts w:ascii="Consolas" w:cs="Consolas" w:eastAsia="Consolas" w:hAnsi="Consolas"/>
+          <w:color w:val="193448"/>
+          <w:sz w:val="18"/>
+          <w:szCs w:val="18"/>
+        </w:rPr>
+        <w:t xml:space="preserve"># On SBD-DC02 and a member server:</w:t>
+      </w:r>
+    </w:p>
+    <w:p>
+      <w:pPr>
+        <w:shd w:fill="F1F7FA" w:color="auto" w:val="clear"/>
+        <w:spacing w:after="0" w:before="0" w:line="252" w:lineRule="auto"/>
+        <w:ind w:left="160" w:right="160"/>
+      </w:pPr>
+      <w:r>
+        <w:rPr>
+          <w:rFonts w:ascii="Consolas" w:cs="Consolas" w:eastAsia="Consolas" w:hAnsi="Consolas"/>
+          <w:color w:val="193448"/>
+          <w:sz w:val="18"/>
+          <w:szCs w:val="18"/>
+        </w:rPr>
+        <w:t xml:space="preserve">w32tm /query /source   # expected: a domain controller</w:t>
+      </w:r>
+    </w:p>
+    <w:p>
+      <w:pPr>
+        <w:shd w:fill="F1F7FA" w:color="auto" w:val="clear"/>
+        <w:spacing w:after="0" w:before="0" w:line="252" w:lineRule="auto"/>
+        <w:ind w:left="160" w:right="160"/>
+      </w:pPr>
+      <w:r>
+        <w:rPr>
+          <w:rFonts w:ascii="Consolas" w:cs="Consolas" w:eastAsia="Consolas" w:hAnsi="Consolas"/>
+          <w:color w:val="193448"/>
+          <w:sz w:val="18"/>
+          <w:szCs w:val="18"/>
+        </w:rPr>
         <w:t xml:space="preserve">w32tm /query /status</w:t>
       </w:r>
     </w:p>
@@ -5061,7 +5075,7 @@
           <w:sz w:val="18"/>
           <w:szCs w:val="18"/>
         </w:rPr>
-        <w:t xml:space="preserve">w32tm /stripchart /computer:10.0.20.40 /samples:3 /dataonly   # from SBD-DC01 only</w:t>
+        <w:t xml:space="preserve">w32tm /stripchart /computer:SBD-DC01.sbd.test /samples:3 /dataonly</w:t>
       </w:r>
     </w:p>
     <w:p>
@@ -5091,7 +5105,7 @@
           <w:sz w:val="20"/>
           <w:szCs w:val="20"/>
         </w:rPr>
-        <w:t xml:space="preserve">The PDC emulator reports SBD-TIME01 as its source, SBD-DC02 and the member server report a domain controller, and measured offsets sit inside the documented threshold.</w:t>
+        <w:t xml:space="preserve">SBD-DC01 reports itself as the reliable source (Local CMOS Clock), SBD-DC02 and the member server report a domain controller, host time synchronization is off for both domain controllers, and measured offsets sit inside the documented threshold.</w:t>
       </w:r>
     </w:p>
     <w:p>
@@ -5123,7 +5137,7 @@
           <w:sz w:val="21"/>
           <w:szCs w:val="21"/>
         </w:rPr>
-        <w:t xml:space="preserve">Evidence to keep: Record the time design decisions, the source and status output from both controllers and the member, the stripchart offsets, and the register rows that permit time: members to the domain controllers, and SBD-DC01 to SBD-TIME01.</w:t>
+        <w:t xml:space="preserve">Evidence to keep: Record the time design decisions (how DC01's clock is set and checked, and the drift threshold), the source and status output from both controllers and the member, the stripchart offsets, the hypervisor setting for both domain controller VMs, and the register rows that permit time: every member to the domain controllers.</w:t>
       </w:r>
     </w:p>
     <w:tbl>
@@ -5578,7 +5592,7 @@
           <w:sz w:val="21"/>
           <w:szCs w:val="21"/>
         </w:rPr>
-        <w:t xml:space="preserve">Which system syncs directly with SBD-TIME01?</w:t>
+        <w:t xml:space="preserve">Which system is the domain's authoritative time source in this design?</w:t>
       </w:r>
     </w:p>
     <w:p>
@@ -5670,7 +5684,7 @@
           <w:sz w:val="20"/>
           <w:szCs w:val="20"/>
         </w:rPr>
-        <w:t xml:space="preserve">TIME01 is the declared reference; its accuracy decisions are written down.  Only the PDC emulator peers with it; the hierarchy carries the rest.  Offsets are measured and inside the threshold, not assumed.</w:t>
+        <w:t xml:space="preserve">SBD-DC01, the PDC emulator, is the declared source; how its clock is checked is written down.  The hypervisor no longer overrides domain controller time; the hierarchy carries it everywhere.  Offsets are measured and inside the threshold, not assumed.</w:t>
       </w:r>
     </w:p>
     <w:p>
@@ -7194,7 +7208,7 @@
                 <w:sz w:val="19"/>
                 <w:szCs w:val="19"/>
               </w:rPr>
-              <w:t xml:space="preserve">05  Stand up SBD-TIME01 and the time hierarchy</w:t>
+              <w:t xml:space="preserve">05  Make SBD-DC01 the domain's time source</w:t>
             </w:r>
           </w:p>
         </w:tc>

--- a/public/training/dns-configuration/SecureByDesign-dns-configuration-Workbook.docx
+++ b/public/training/dns-configuration/SecureByDesign-dns-configuration-Workbook.docx
@@ -122,7 +122,7 @@
           <w:sz w:val="30"/>
           <w:szCs w:val="30"/>
         </w:rPr>
-        <w:t xml:space="preserve">Zones, records, the domain time hierarchy &amp; troubleshooting</w:t>
+        <w:t xml:space="preserve">Service discovery, zones, records, domain time &amp; troubleshooting</w:t>
       </w:r>
     </w:p>
     <w:p>
@@ -136,7 +136,7 @@
           <w:sz w:val="21"/>
           <w:szCs w:val="21"/>
         </w:rPr>
-        <w:t xml:space="preserve">Build dependable internal name resolution and time on DC01 and DC02. Configure forward and reverse zones, manage service records, make the PDC emulator the domain's time source, and prove both in the air-gapped training network.</w:t>
+        <w:t xml:space="preserve">Learn how DNS lets every domain member find its domain controllers, then build dependable internal name resolution and time on DC01 and DC02: set each controller's DNS order, configure forward and reverse zones, manage service records, make the PDC emulator the domain's time source, and prove both in the air-gapped training network.</w:t>
       </w:r>
     </w:p>
     <w:p>
@@ -150,7 +150,7 @@
           <w:sz w:val="16"/>
           <w:szCs w:val="16"/>
         </w:rPr>
-        <w:t xml:space="preserve">MATERIALS EDITION 1.2    /    COURSE 1.2</w:t>
+        <w:t xml:space="preserve">MATERIALS EDITION 1.3    /    COURSE 1.2</w:t>
       </w:r>
     </w:p>
     <w:p>
@@ -164,7 +164,7 @@
           <w:sz w:val="16"/>
           <w:szCs w:val="16"/>
         </w:rPr>
-        <w:t xml:space="preserve">Updated 8 October 2026  ·  sbd-dns-configuration</w:t>
+        <w:t xml:space="preserve">Updated 9 October 2026  ·  sbd-dns-configuration</w:t>
       </w:r>
     </w:p>
     <w:p>
@@ -481,7 +481,7 @@
           <w:sz w:val="21"/>
           <w:szCs w:val="21"/>
         </w:rPr>
-        <w:t xml:space="preserve">Complete the DC01 + DC02 identity build with both domain controllers healthy.</w:t>
+        <w:t xml:space="preserve">Complete course 1.1, the DC01 + DC02 identity build, with both domain controllers healthy. Both were promoted with the DNS server option selected, and SBD-DC02 still uses SBD-DC01 for DNS.</w:t>
       </w:r>
     </w:p>
     <w:p>
@@ -575,7 +575,7 @@
           <w:sz w:val="21"/>
           <w:szCs w:val="21"/>
         </w:rPr>
-        <w:t xml:space="preserve">Plan authoritative internal DNS and client settings.</w:t>
+        <w:t xml:space="preserve">Explain how DNS lets members find domain controllers, and plan internal DNS and client settings.</w:t>
       </w:r>
     </w:p>
     <w:p>
@@ -887,7 +887,7 @@
           <w:sz w:val="16"/>
           <w:szCs w:val="16"/>
         </w:rPr>
-        <w:t xml:space="preserve">LESSON 01  /  ABOUT 15 MIN</w:t>
+        <w:t xml:space="preserve">LESSON 01  /  ABOUT 25 MIN</w:t>
       </w:r>
     </w:p>
     <w:p>
@@ -936,7 +936,7 @@
           <w:sz w:val="20"/>
           <w:szCs w:val="20"/>
         </w:rPr>
-        <w:t xml:space="preserve">A DNS plan explains which server owns a name and how a client finds that server. Begin with the working directory build, then extend it deliberately.</w:t>
+        <w:t xml:space="preserve">Domain Name System (DNS) turns names into addresses, and for Active Directory it does one more job: it tells every domain member where its domain controllers are. Start from the working directory build, learn what DNS answers and what it doesn't, set each controller's DNS client order, and record which server owns each name and how a client finds it.</w:t>
       </w:r>
     </w:p>
     <w:p>
@@ -973,7 +973,7 @@
           <w:sz w:val="21"/>
           <w:szCs w:val="21"/>
         </w:rPr>
-        <w:t xml:space="preserve">Explain which DNS servers a domain member must use in this lab and why.</w:t>
+        <w:t xml:space="preserve">Explain how DNS lets a domain member find a domain controller, and what a DNS answer does not prove.</w:t>
       </w:r>
     </w:p>
     <w:p>
@@ -992,7 +992,7 @@
           <w:sz w:val="21"/>
           <w:szCs w:val="21"/>
         </w:rPr>
-        <w:t xml:space="preserve">Inventory the existing sbd.test and _msdcs zones without creating duplicates.</w:t>
+        <w:t xml:space="preserve">Set each domain controller's DNS client order and point domain members only at internal DNS.</w:t>
       </w:r>
     </w:p>
     <w:p>
@@ -1011,6 +1011,25 @@
           <w:sz w:val="21"/>
           <w:szCs w:val="21"/>
         </w:rPr>
+        <w:t xml:space="preserve">Inventory the existing sbd.test and _msdcs zones without creating duplicates.</w:t>
+      </w:r>
+    </w:p>
+    <w:p>
+      <w:pPr>
+        <w:pStyle w:val="ListParagraph"/>
+        <w:numPr>
+          <w:ilvl w:val="0"/>
+          <w:numId w:val="3"/>
+        </w:numPr>
+        <w:spacing w:after="120" w:before="0" w:line="288" w:lineRule="auto"/>
+      </w:pPr>
+      <w:r>
+        <w:rPr>
+          <w:rFonts w:ascii="Arial" w:cs="Arial" w:eastAsia="Arial" w:hAnsi="Arial"/>
+          <w:color w:val="526B7E"/>
+          <w:sz w:val="21"/>
+          <w:szCs w:val="21"/>
+        </w:rPr>
         <w:t xml:space="preserve">Document the forwarding and recursion decision for an air-gapped network.</w:t>
       </w:r>
     </w:p>
@@ -1048,7 +1067,7 @@
           <w:sz w:val="21"/>
           <w:szCs w:val="21"/>
         </w:rPr>
-        <w:t xml:space="preserve">Record the domain, each subnet, both DNS addresses, and the owner of each service name. Keep host records and service aliases distinguishable.</w:t>
+        <w:t xml:space="preserve">Start with what DNS answers. An A record maps a host name to an IPv4 address (AAAA maps to IPv6), so SBD-DC01.sbd.test resolves to 10.0.10.10. Service (SRV) records advertise which servers offer a service: a domain member asks for _ldap._tcp.dc._msdcs.sbd.test, resolves a listed controller's name, contacts it, and only then authenticates. DNS never checks a password, and it works on an isolated network with no internet access.</w:t>
       </w:r>
     </w:p>
     <w:p>
@@ -1067,7 +1086,7 @@
           <w:sz w:val="21"/>
           <w:szCs w:val="21"/>
         </w:rPr>
-        <w:t xml:space="preserve">On each domain controller, open DNS Manager and review the existing sbd.test and _msdcs zones. Promotion may already have created them; do not create duplicate zones.</w:t>
+        <w:t xml:space="preserve">Record the domain, each subnet, both DNS addresses, and the owner of each service name. Keep host records and service aliases distinguishable.</w:t>
       </w:r>
     </w:p>
     <w:p>
@@ -1086,7 +1105,7 @@
           <w:sz w:val="21"/>
           <w:szCs w:val="21"/>
         </w:rPr>
-        <w:t xml:space="preserve">Check the DNS role and static network settings. Domain members must use internal DNS servers that resolve the AD namespace; a public resolver is not an alternate for this environment.</w:t>
+        <w:t xml:space="preserve">On each domain controller, confirm the DNS Server service is installed and running; an address typed into a network adapter installs nothing. Then open DNS Manager and review the sbd.test and _msdcs.sbd.test zones that promotion created, without creating duplicates. The DNS delegation warning from course 1.1's promotion is expected: no parent zone exists above the isolated .test namespace, so no action is needed.</w:t>
       </w:r>
     </w:p>
     <w:p>
@@ -1105,6 +1124,44 @@
           <w:sz w:val="21"/>
           <w:szCs w:val="21"/>
         </w:rPr>
+        <w:t xml:space="preserve">Set each controller's DNS client order. Promotion pointed SBD-DC01 at itself (the loopback address, 127.0.0.1) while it was the only controller, and SBD-DC02 pointed at SBD-DC01 so it could find the domain. Course 1.1 confirmed replication in both directions, so now list the partner controller first and the loopback address second on each, and never an outside resolver. Domain members list both controllers; a public resolver is not an alternate for this environment.</w:t>
+      </w:r>
+    </w:p>
+    <w:p>
+      <w:pPr>
+        <w:pStyle w:val="ListParagraph"/>
+        <w:numPr>
+          <w:ilvl w:val="0"/>
+          <w:numId w:val="4"/>
+        </w:numPr>
+        <w:spacing w:after="120" w:before="0" w:line="288" w:lineRule="auto"/>
+      </w:pPr>
+      <w:r>
+        <w:rPr>
+          <w:rFonts w:ascii="Arial" w:cs="Arial" w:eastAsia="Arial" w:hAnsi="Arial"/>
+          <w:color w:val="526B7E"/>
+          <w:sz w:val="21"/>
+          <w:szCs w:val="21"/>
+        </w:rPr>
+        <w:t xml:space="preserve">Confirm the network's service-path register permits DNS: every networked system to both domain controllers on TCP and UDP 53 (rule F01 in Inside the Network). A member has to find a controller before any Kerberos, LDAP, or Group Policy traffic can start.</w:t>
+      </w:r>
+    </w:p>
+    <w:p>
+      <w:pPr>
+        <w:pStyle w:val="ListParagraph"/>
+        <w:numPr>
+          <w:ilvl w:val="0"/>
+          <w:numId w:val="4"/>
+        </w:numPr>
+        <w:spacing w:after="120" w:before="0" w:line="288" w:lineRule="auto"/>
+      </w:pPr>
+      <w:r>
+        <w:rPr>
+          <w:rFonts w:ascii="Arial" w:cs="Arial" w:eastAsia="Arial" w:hAnsi="Arial"/>
+          <w:color w:val="526B7E"/>
+          <w:sz w:val="21"/>
+          <w:szCs w:val="21"/>
+        </w:rPr>
         <w:t xml:space="preserve">Decide whether any separate internal namespace needs a conditional forwarder. With no recursive dependencies, document a no-recursion design; do not add internet forwarders or delete every root hint as a shortcut.</w:t>
       </w:r>
     </w:p>
@@ -1155,7 +1212,71 @@
           <w:sz w:val="18"/>
           <w:szCs w:val="18"/>
         </w:rPr>
+        <w:t xml:space="preserve">Get-Service DNS</w:t>
+      </w:r>
+    </w:p>
+    <w:p>
+      <w:pPr>
+        <w:shd w:fill="F1F7FA" w:color="auto" w:val="clear"/>
+        <w:spacing w:after="0" w:before="0" w:line="252" w:lineRule="auto"/>
+        <w:ind w:left="160" w:right="160"/>
+      </w:pPr>
+      <w:r>
+        <w:rPr>
+          <w:rFonts w:ascii="Consolas" w:cs="Consolas" w:eastAsia="Consolas" w:hAnsi="Consolas"/>
+          <w:color w:val="193448"/>
+          <w:sz w:val="18"/>
+          <w:szCs w:val="18"/>
+        </w:rPr>
         <w:t xml:space="preserve">Get-DnsClientServerAddress -AddressFamily IPv4</w:t>
+      </w:r>
+    </w:p>
+    <w:p>
+      <w:pPr>
+        <w:shd w:fill="F1F7FA" w:color="auto" w:val="clear"/>
+        <w:spacing w:after="0" w:before="0" w:line="252" w:lineRule="auto"/>
+        <w:ind w:left="160" w:right="160"/>
+      </w:pPr>
+      <w:r>
+        <w:rPr>
+          <w:rFonts w:ascii="Consolas" w:cs="Consolas" w:eastAsia="Consolas" w:hAnsi="Consolas"/>
+          <w:color w:val="193448"/>
+          <w:sz w:val="18"/>
+          <w:szCs w:val="18"/>
+        </w:rPr>
+        <w:t xml:space="preserve"># SBD-DC01, then SBD-DC02: partner first, loopback second (adapter name varies)</w:t>
+      </w:r>
+    </w:p>
+    <w:p>
+      <w:pPr>
+        <w:shd w:fill="F1F7FA" w:color="auto" w:val="clear"/>
+        <w:spacing w:after="0" w:before="0" w:line="252" w:lineRule="auto"/>
+        <w:ind w:left="160" w:right="160"/>
+      </w:pPr>
+      <w:r>
+        <w:rPr>
+          <w:rFonts w:ascii="Consolas" w:cs="Consolas" w:eastAsia="Consolas" w:hAnsi="Consolas"/>
+          <w:color w:val="193448"/>
+          <w:sz w:val="18"/>
+          <w:szCs w:val="18"/>
+        </w:rPr>
+        <w:t xml:space="preserve">Set-DnsClientServerAddress -InterfaceAlias Ethernet -ServerAddresses 10.0.10.11,127.0.0.1</w:t>
+      </w:r>
+    </w:p>
+    <w:p>
+      <w:pPr>
+        <w:shd w:fill="F1F7FA" w:color="auto" w:val="clear"/>
+        <w:spacing w:after="0" w:before="0" w:line="252" w:lineRule="auto"/>
+        <w:ind w:left="160" w:right="160"/>
+      </w:pPr>
+      <w:r>
+        <w:rPr>
+          <w:rFonts w:ascii="Consolas" w:cs="Consolas" w:eastAsia="Consolas" w:hAnsi="Consolas"/>
+          <w:color w:val="193448"/>
+          <w:sz w:val="18"/>
+          <w:szCs w:val="18"/>
+        </w:rPr>
+        <w:t xml:space="preserve">Set-DnsClientServerAddress -InterfaceAlias Ethernet -ServerAddresses 10.0.10.10,127.0.0.1</w:t>
       </w:r>
     </w:p>
     <w:p>
@@ -1201,7 +1322,7 @@
           <w:sz w:val="20"/>
           <w:szCs w:val="20"/>
         </w:rPr>
-        <w:t xml:space="preserve">Both servers and the client point to the intended internal DNS service. Existing AD zones and the forwarding/recursion decision are recorded.</w:t>
+        <w:t xml:space="preserve">Both controllers run the DNS Server service and list their partner first and the loopback address second; domain members list both controllers and nothing outside. The existing AD zones, the forwarding and recursion decision, and the register rows that permit DNS are recorded.</w:t>
       </w:r>
     </w:p>
     <w:p>
@@ -1233,7 +1354,7 @@
           <w:sz w:val="21"/>
           <w:szCs w:val="21"/>
         </w:rPr>
-        <w:t xml:space="preserve">Evidence to keep: Save the address/name worksheet and the initial zone inventory before changing anything.</w:t>
+        <w:t xml:space="preserve">Evidence to keep: Save the address/name worksheet, each controller's DNS client order and the reason for it, and the initial zone inventory before changing anything else.</w:t>
       </w:r>
     </w:p>
     <w:tbl>
@@ -1780,7 +1901,7 @@
           <w:sz w:val="20"/>
           <w:szCs w:val="20"/>
         </w:rPr>
-        <w:t xml:space="preserve">Domain members point only at the internal DNS servers that resolve sbd.test.  The existing AD zones are inventoried, not recreated.  The forwarding and recursion decision is written down before anything changes.</w:t>
+        <w:t xml:space="preserve">DNS finds domain controllers through SRV records; it never checks a password.  Each controller lists its partner first and itself second; members list both controllers and nothing outside.  The existing AD zones are inventoried, not recreated, and the delegation warning is understood.  The forwarding and recursion decision is written down before anything changes.</w:t>
       </w:r>
     </w:p>
     <w:p>
@@ -1801,6 +1922,91 @@
       </w:hyperlink>
     </w:p>
     <w:p>
+      <w:pPr>
+        <w:spacing w:after="60" w:before="0" w:line="288" w:lineRule="auto"/>
+      </w:pPr>
+      <w:hyperlink w:history="1" r:id="rId11">
+        <w:r>
+          <w:rPr>
+            <w:rFonts w:ascii="Arial" w:cs="Arial" w:eastAsia="Arial" w:hAnsi="Arial"/>
+            <w:color w:val="20647C"/>
+            <w:sz w:val="18"/>
+            <w:szCs w:val="18"/>
+            <w:u w:val="single"/>
+          </w:rPr>
+          <w:t xml:space="preserve">Microsoft · What is DNS?</w:t>
+        </w:r>
+      </w:hyperlink>
+    </w:p>
+    <w:p>
+      <w:pPr>
+        <w:spacing w:after="60" w:before="0" w:line="288" w:lineRule="auto"/>
+      </w:pPr>
+      <w:hyperlink w:history="1" r:id="rId12">
+        <w:r>
+          <w:rPr>
+            <w:rFonts w:ascii="Arial" w:cs="Arial" w:eastAsia="Arial" w:hAnsi="Arial"/>
+            <w:color w:val="20647C"/>
+            <w:sz w:val="18"/>
+            <w:szCs w:val="18"/>
+            <w:u w:val="single"/>
+          </w:rPr>
+          <w:t xml:space="preserve">Microsoft · Best practices for DNS client settings</w:t>
+        </w:r>
+      </w:hyperlink>
+    </w:p>
+    <w:p>
+      <w:pPr>
+        <w:spacing w:after="60" w:before="0" w:line="288" w:lineRule="auto"/>
+      </w:pPr>
+      <w:hyperlink w:history="1" r:id="rId13">
+        <w:r>
+          <w:rPr>
+            <w:rFonts w:ascii="Arial" w:cs="Arial" w:eastAsia="Arial" w:hAnsi="Arial"/>
+            <w:color w:val="20647C"/>
+            <w:sz w:val="18"/>
+            <w:szCs w:val="18"/>
+            <w:u w:val="single"/>
+          </w:rPr>
+          <w:t xml:space="preserve">Microsoft · Locating domain controllers</w:t>
+        </w:r>
+      </w:hyperlink>
+    </w:p>
+    <w:p>
+      <w:pPr>
+        <w:spacing w:after="60" w:before="0" w:line="288" w:lineRule="auto"/>
+      </w:pPr>
+      <w:hyperlink w:history="1" r:id="rId14">
+        <w:r>
+          <w:rPr>
+            <w:rFonts w:ascii="Arial" w:cs="Arial" w:eastAsia="Arial" w:hAnsi="Arial"/>
+            <w:color w:val="20647C"/>
+            <w:sz w:val="18"/>
+            <w:szCs w:val="18"/>
+            <w:u w:val="single"/>
+          </w:rPr>
+          <w:t xml:space="preserve">Microsoft · Service overview and network port requirements</w:t>
+        </w:r>
+      </w:hyperlink>
+    </w:p>
+    <w:p>
+      <w:pPr>
+        <w:spacing w:after="60" w:before="0" w:line="288" w:lineRule="auto"/>
+      </w:pPr>
+      <w:hyperlink w:history="1" r:id="rId15">
+        <w:r>
+          <w:rPr>
+            <w:rFonts w:ascii="Arial" w:cs="Arial" w:eastAsia="Arial" w:hAnsi="Arial"/>
+            <w:color w:val="20647C"/>
+            <w:sz w:val="18"/>
+            <w:szCs w:val="18"/>
+            <w:u w:val="single"/>
+          </w:rPr>
+          <w:t xml:space="preserve">Microsoft · AD DS configuration wizard page descriptions</w:t>
+        </w:r>
+      </w:hyperlink>
+    </w:p>
+    <w:p>
       <w:r>
         <w:br w:type="page"/>
       </w:r>
@@ -1867,7 +2073,7 @@
           <w:sz w:val="20"/>
           <w:szCs w:val="20"/>
         </w:rPr>
-        <w:t xml:space="preserve">Forward lookup answers where a name lives. Reverse lookup answers which name is assigned to an address. AD integration lets the directory replicate zone data between the selected DNS servers.</w:t>
+        <w:t xml:space="preserve">A zone holds the records for one part of the namespace. Forward lookup answers where a name lives. Reverse lookup answers which name is assigned to an address. AD integration lets the directory replicate zone data between the selected DNS servers.</w:t>
       </w:r>
     </w:p>
     <w:p>
@@ -2732,6 +2938,23 @@
       </w:hyperlink>
     </w:p>
     <w:p>
+      <w:pPr>
+        <w:spacing w:after="60" w:before="0" w:line="288" w:lineRule="auto"/>
+      </w:pPr>
+      <w:hyperlink w:history="1" r:id="rId17">
+        <w:r>
+          <w:rPr>
+            <w:rFonts w:ascii="Arial" w:cs="Arial" w:eastAsia="Arial" w:hAnsi="Arial"/>
+            <w:color w:val="20647C"/>
+            <w:sz w:val="18"/>
+            <w:szCs w:val="18"/>
+            <w:u w:val="single"/>
+          </w:rPr>
+          <w:t xml:space="preserve">Microsoft · Active Directory-integrated DNS zones</w:t>
+        </w:r>
+      </w:hyperlink>
+    </w:p>
+    <w:p>
       <w:r>
         <w:br w:type="page"/>
       </w:r>
@@ -3680,7 +3903,7 @@
           <w:sz w:val="16"/>
           <w:szCs w:val="16"/>
         </w:rPr>
-        <w:t xml:space="preserve">LESSON 04  /  ABOUT 20 MIN</w:t>
+        <w:t xml:space="preserve">LESSON 04  /  ABOUT 30 MIN</w:t>
       </w:r>
     </w:p>
     <w:p>
@@ -3729,7 +3952,7 @@
           <w:sz w:val="20"/>
           <w:szCs w:val="20"/>
         </w:rPr>
-        <w:t xml:space="preserve">Test each server explicitly before testing client fallback. A successful cached answer does not prove that both DNS servers hold the right records.</w:t>
+        <w:t xml:space="preserve">Test each server explicitly before testing client fallback. A successful cached answer does not prove that both DNS servers hold the right records, and a correct DNS answer proves neither a successful sign-in nor access to a protected resource.</w:t>
       </w:r>
     </w:p>
     <w:p>
@@ -3785,7 +4008,7 @@
           <w:sz w:val="21"/>
           <w:szCs w:val="21"/>
         </w:rPr>
-        <w:t xml:space="preserve">Verify the LDAP service records that let clients discover domain controllers.</w:t>
+        <w:t xml:space="preserve">Verify the locator (SRV) records that let clients discover domain controllers.</w:t>
       </w:r>
     </w:p>
     <w:p>
@@ -3809,6 +4032,25 @@
     </w:p>
     <w:p>
       <w:pPr>
+        <w:pStyle w:val="ListParagraph"/>
+        <w:numPr>
+          <w:ilvl w:val="0"/>
+          <w:numId w:val="3"/>
+        </w:numPr>
+        <w:spacing w:after="120" w:before="0" w:line="288" w:lineRule="auto"/>
+      </w:pPr>
+      <w:r>
+        <w:rPr>
+          <w:rFonts w:ascii="Arial" w:cs="Arial" w:eastAsia="Arial" w:hAnsi="Arial"/>
+          <w:color w:val="526B7E"/>
+          <w:sz w:val="21"/>
+          <w:szCs w:val="21"/>
+        </w:rPr>
+        <w:t xml:space="preserve">Optionally capture a locator query and compare it with the model's packet card.</w:t>
+      </w:r>
+    </w:p>
+    <w:p>
+      <w:pPr>
         <w:pStyle w:val="Heading2"/>
         <w:keepNext/>
         <w:spacing w:after="100" w:before="200"/>
@@ -3841,7 +4083,7 @@
           <w:sz w:val="21"/>
           <w:szCs w:val="21"/>
         </w:rPr>
-        <w:t xml:space="preserve">From a domain client, query each DNS server for the same host and reverse record. Record the server queried and the returned data.</w:t>
+        <w:t xml:space="preserve">From a domain client or either controller, query each DNS server by address for both controllers' host records, so each result tells you which server answered. Expect SBD-DC01.sbd.test at 10.0.10.10 and SBD-DC02.sbd.test at 10.0.10.11 from both servers.</w:t>
       </w:r>
     </w:p>
     <w:p>
@@ -3860,7 +4102,7 @@
           <w:sz w:val="21"/>
           <w:szCs w:val="21"/>
         </w:rPr>
-        <w:t xml:space="preserve">Query the AD LDAP service records below against both servers. These records let a client discover domain controllers; an ordinary host lookup does not prove that discovery works.</w:t>
+        <w:t xml:space="preserve">Query the domain controller locator service (SRV) records against both servers. These records let a client discover domain controllers; an ordinary host lookup does not prove discovery works, and a locator answer does not by itself prove that every listed controller is reachable.</w:t>
       </w:r>
     </w:p>
     <w:p>
@@ -3879,7 +4121,7 @@
           <w:sz w:val="21"/>
           <w:szCs w:val="21"/>
         </w:rPr>
-        <w:t xml:space="preserve">Run the DNS diagnostics and directory replication checks on a domain controller. Investigate failures in context, including the intentionally isolated network design.</w:t>
+        <w:t xml:space="preserve">Run the DNS diagnostics against every domain controller, then the replication summary. Classify root-hint, forwarder, and delegation findings against the documented isolated design instead of treating them as faults, and investigate everything else.</w:t>
       </w:r>
     </w:p>
     <w:p>
@@ -3903,6 +4145,25 @@
     </w:p>
     <w:p>
       <w:pPr>
+        <w:pStyle w:val="ListParagraph"/>
+        <w:numPr>
+          <w:ilvl w:val="0"/>
+          <w:numId w:val="7"/>
+        </w:numPr>
+        <w:spacing w:after="120" w:before="0" w:line="288" w:lineRule="auto"/>
+      </w:pPr>
+      <w:r>
+        <w:rPr>
+          <w:rFonts w:ascii="Arial" w:cs="Arial" w:eastAsia="Arial" w:hAnsi="Arial"/>
+          <w:color w:val="526B7E"/>
+          <w:sz w:val="21"/>
+          <w:szCs w:val="21"/>
+        </w:rPr>
+        <w:t xml:space="preserve">Optional: see the locator query on the wire. On SBD-DC02, capture port 53 with Packet Monitor (pktmon), which is built into Windows Server 2025, while you query SBD-DC01, so the request crosses the network. Expect a query from 10.0.10.11 to 10.0.10.10 on UDP port 53 and an answer naming both controllers on port 389. Read the text file, or open the .pcapng file in a packet analyzer such as Wireshark, and keep the capture with your evidence; it holds only the traffic the filter allowed.</w:t>
+      </w:r>
+    </w:p>
+    <w:p>
+      <w:pPr>
         <w:pStyle w:val="Heading2"/>
         <w:keepNext/>
         <w:spacing w:after="100" w:before="200"/>
@@ -3932,7 +4193,7 @@
           <w:sz w:val="18"/>
           <w:szCs w:val="18"/>
         </w:rPr>
-        <w:t xml:space="preserve">Resolve-DnsName SBD-DC01.sbd.test -Server 10.0.10.10</w:t>
+        <w:t xml:space="preserve">foreach ($server in '10.0.10.10','10.0.10.11') {</w:t>
       </w:r>
     </w:p>
     <w:p>
@@ -3948,7 +4209,7 @@
           <w:sz w:val="18"/>
           <w:szCs w:val="18"/>
         </w:rPr>
-        <w:t xml:space="preserve">Resolve-DnsName SBD-DC01.sbd.test -Server 10.0.10.11</w:t>
+        <w:t xml:space="preserve">  Write-Output "DNS server: $server"</w:t>
       </w:r>
     </w:p>
     <w:p>
@@ -3964,7 +4225,7 @@
           <w:sz w:val="18"/>
           <w:szCs w:val="18"/>
         </w:rPr>
-        <w:t xml:space="preserve">Resolve-DnsName _ldap._tcp.dc._msdcs.sbd.test -Type SRV -Server 10.0.10.10</w:t>
+        <w:t xml:space="preserve">  Resolve-DnsName 'SBD-DC01.sbd.test' -Type A -Server $server</w:t>
       </w:r>
     </w:p>
     <w:p>
@@ -3980,7 +4241,7 @@
           <w:sz w:val="18"/>
           <w:szCs w:val="18"/>
         </w:rPr>
-        <w:t xml:space="preserve">Resolve-DnsName _ldap._tcp.dc._msdcs.sbd.test -Type SRV -Server 10.0.10.11</w:t>
+        <w:t xml:space="preserve">  Resolve-DnsName 'SBD-DC02.sbd.test' -Type A -Server $server</w:t>
       </w:r>
     </w:p>
     <w:p>
@@ -3996,7 +4257,199 @@
           <w:sz w:val="18"/>
           <w:szCs w:val="18"/>
         </w:rPr>
-        <w:t xml:space="preserve">dcdiag /test:dns /v</w:t>
+        <w:t xml:space="preserve">  Resolve-DnsName '_ldap._tcp.dc._msdcs.sbd.test' -Type SRV -Server $server</w:t>
+      </w:r>
+    </w:p>
+    <w:p>
+      <w:pPr>
+        <w:shd w:fill="F1F7FA" w:color="auto" w:val="clear"/>
+        <w:spacing w:after="0" w:before="0" w:line="252" w:lineRule="auto"/>
+        <w:ind w:left="160" w:right="160"/>
+      </w:pPr>
+      <w:r>
+        <w:rPr>
+          <w:rFonts w:ascii="Consolas" w:cs="Consolas" w:eastAsia="Consolas" w:hAnsi="Consolas"/>
+          <w:color w:val="193448"/>
+          <w:sz w:val="18"/>
+          <w:szCs w:val="18"/>
+        </w:rPr>
+        <w:t xml:space="preserve">}</w:t>
+      </w:r>
+    </w:p>
+    <w:p>
+      <w:pPr>
+        <w:shd w:fill="F1F7FA" w:color="auto" w:val="clear"/>
+        <w:spacing w:after="0" w:before="0" w:line="252" w:lineRule="auto"/>
+        <w:ind w:left="160" w:right="160"/>
+      </w:pPr>
+      <w:r>
+        <w:rPr>
+          <w:rFonts w:ascii="Consolas" w:cs="Consolas" w:eastAsia="Consolas" w:hAnsi="Consolas"/>
+          <w:color w:val="193448"/>
+          <w:sz w:val="18"/>
+          <w:szCs w:val="18"/>
+        </w:rPr>
+        <w:t xml:space="preserve">dcdiag /test:DNS /e /v</w:t>
+      </w:r>
+    </w:p>
+    <w:p>
+      <w:pPr>
+        <w:shd w:fill="F1F7FA" w:color="auto" w:val="clear"/>
+        <w:spacing w:after="0" w:before="0" w:line="252" w:lineRule="auto"/>
+        <w:ind w:left="160" w:right="160"/>
+      </w:pPr>
+      <w:r>
+        <w:rPr>
+          <w:rFonts w:ascii="Consolas" w:cs="Consolas" w:eastAsia="Consolas" w:hAnsi="Consolas"/>
+          <w:color w:val="193448"/>
+          <w:sz w:val="18"/>
+          <w:szCs w:val="18"/>
+        </w:rPr>
+        <w:t xml:space="preserve">repadmin /replsummary</w:t>
+      </w:r>
+    </w:p>
+    <w:p>
+      <w:pPr>
+        <w:shd w:fill="F1F7FA" w:color="auto" w:val="clear"/>
+        <w:spacing w:after="0" w:before="0" w:line="252" w:lineRule="auto"/>
+        <w:ind w:left="160" w:right="160"/>
+      </w:pPr>
+      <w:r>
+        <w:rPr>
+          <w:rFonts w:ascii="Consolas" w:cs="Consolas" w:eastAsia="Consolas" w:hAnsi="Consolas"/>
+          <w:color w:val="193448"/>
+          <w:sz w:val="18"/>
+          <w:szCs w:val="18"/>
+        </w:rPr>
+        <w:t xml:space="preserve"># Optional, on SBD-DC02: capture the locator query</w:t>
+      </w:r>
+    </w:p>
+    <w:p>
+      <w:pPr>
+        <w:shd w:fill="F1F7FA" w:color="auto" w:val="clear"/>
+        <w:spacing w:after="0" w:before="0" w:line="252" w:lineRule="auto"/>
+        <w:ind w:left="160" w:right="160"/>
+      </w:pPr>
+      <w:r>
+        <w:rPr>
+          <w:rFonts w:ascii="Consolas" w:cs="Consolas" w:eastAsia="Consolas" w:hAnsi="Consolas"/>
+          <w:color w:val="193448"/>
+          <w:sz w:val="18"/>
+          <w:szCs w:val="18"/>
+        </w:rPr>
+        <w:t xml:space="preserve">New-Item -ItemType Directory C:\Evidence -Force</w:t>
+      </w:r>
+    </w:p>
+    <w:p>
+      <w:pPr>
+        <w:shd w:fill="F1F7FA" w:color="auto" w:val="clear"/>
+        <w:spacing w:after="0" w:before="0" w:line="252" w:lineRule="auto"/>
+        <w:ind w:left="160" w:right="160"/>
+      </w:pPr>
+      <w:r>
+        <w:rPr>
+          <w:rFonts w:ascii="Consolas" w:cs="Consolas" w:eastAsia="Consolas" w:hAnsi="Consolas"/>
+          <w:color w:val="193448"/>
+          <w:sz w:val="18"/>
+          <w:szCs w:val="18"/>
+        </w:rPr>
+        <w:t xml:space="preserve">pktmon filter remove</w:t>
+      </w:r>
+    </w:p>
+    <w:p>
+      <w:pPr>
+        <w:shd w:fill="F1F7FA" w:color="auto" w:val="clear"/>
+        <w:spacing w:after="0" w:before="0" w:line="252" w:lineRule="auto"/>
+        <w:ind w:left="160" w:right="160"/>
+      </w:pPr>
+      <w:r>
+        <w:rPr>
+          <w:rFonts w:ascii="Consolas" w:cs="Consolas" w:eastAsia="Consolas" w:hAnsi="Consolas"/>
+          <w:color w:val="193448"/>
+          <w:sz w:val="18"/>
+          <w:szCs w:val="18"/>
+        </w:rPr>
+        <w:t xml:space="preserve">pktmon filter add DNS -p 53</w:t>
+      </w:r>
+    </w:p>
+    <w:p>
+      <w:pPr>
+        <w:shd w:fill="F1F7FA" w:color="auto" w:val="clear"/>
+        <w:spacing w:after="0" w:before="0" w:line="252" w:lineRule="auto"/>
+        <w:ind w:left="160" w:right="160"/>
+      </w:pPr>
+      <w:r>
+        <w:rPr>
+          <w:rFonts w:ascii="Consolas" w:cs="Consolas" w:eastAsia="Consolas" w:hAnsi="Consolas"/>
+          <w:color w:val="193448"/>
+          <w:sz w:val="18"/>
+          <w:szCs w:val="18"/>
+        </w:rPr>
+        <w:t xml:space="preserve">pktmon start --capture --comp nics --pkt-size 0 --file-name C:\Evidence\dc-locator.etl</w:t>
+      </w:r>
+    </w:p>
+    <w:p>
+      <w:pPr>
+        <w:shd w:fill="F1F7FA" w:color="auto" w:val="clear"/>
+        <w:spacing w:after="0" w:before="0" w:line="252" w:lineRule="auto"/>
+        <w:ind w:left="160" w:right="160"/>
+      </w:pPr>
+      <w:r>
+        <w:rPr>
+          <w:rFonts w:ascii="Consolas" w:cs="Consolas" w:eastAsia="Consolas" w:hAnsi="Consolas"/>
+          <w:color w:val="193448"/>
+          <w:sz w:val="18"/>
+          <w:szCs w:val="18"/>
+        </w:rPr>
+        <w:t xml:space="preserve">Resolve-DnsName '_ldap._tcp.dc._msdcs.sbd.test' -Type SRV -Server 10.0.10.10</w:t>
+      </w:r>
+    </w:p>
+    <w:p>
+      <w:pPr>
+        <w:shd w:fill="F1F7FA" w:color="auto" w:val="clear"/>
+        <w:spacing w:after="0" w:before="0" w:line="252" w:lineRule="auto"/>
+        <w:ind w:left="160" w:right="160"/>
+      </w:pPr>
+      <w:r>
+        <w:rPr>
+          <w:rFonts w:ascii="Consolas" w:cs="Consolas" w:eastAsia="Consolas" w:hAnsi="Consolas"/>
+          <w:color w:val="193448"/>
+          <w:sz w:val="18"/>
+          <w:szCs w:val="18"/>
+        </w:rPr>
+        <w:t xml:space="preserve">pktmon stop</w:t>
+      </w:r>
+    </w:p>
+    <w:p>
+      <w:pPr>
+        <w:shd w:fill="F1F7FA" w:color="auto" w:val="clear"/>
+        <w:spacing w:after="0" w:before="0" w:line="252" w:lineRule="auto"/>
+        <w:ind w:left="160" w:right="160"/>
+      </w:pPr>
+      <w:r>
+        <w:rPr>
+          <w:rFonts w:ascii="Consolas" w:cs="Consolas" w:eastAsia="Consolas" w:hAnsi="Consolas"/>
+          <w:color w:val="193448"/>
+          <w:sz w:val="18"/>
+          <w:szCs w:val="18"/>
+        </w:rPr>
+        <w:t xml:space="preserve">pktmon etl2txt C:\Evidence\dc-locator.etl --out C:\Evidence\dc-locator.txt</w:t>
+      </w:r>
+    </w:p>
+    <w:p>
+      <w:pPr>
+        <w:shd w:fill="F1F7FA" w:color="auto" w:val="clear"/>
+        <w:spacing w:after="0" w:before="0" w:line="252" w:lineRule="auto"/>
+        <w:ind w:left="160" w:right="160"/>
+      </w:pPr>
+      <w:r>
+        <w:rPr>
+          <w:rFonts w:ascii="Consolas" w:cs="Consolas" w:eastAsia="Consolas" w:hAnsi="Consolas"/>
+          <w:color w:val="193448"/>
+          <w:sz w:val="18"/>
+          <w:szCs w:val="18"/>
+        </w:rPr>
+        <w:t xml:space="preserve">pktmon etl2pcap C:\Evidence\dc-locator.etl --out C:\Evidence\dc-locator.pcapng</w:t>
       </w:r>
     </w:p>
     <w:p>
@@ -4012,7 +4465,7 @@
           <w:sz w:val="18"/>
           <w:szCs w:val="18"/>
         </w:rPr>
-        <w:t xml:space="preserve">repadmin /replsummary</w:t>
+        <w:t xml:space="preserve">pktmon filter remove</w:t>
       </w:r>
     </w:p>
     <w:p>
@@ -4042,7 +4495,7 @@
           <w:sz w:val="20"/>
           <w:szCs w:val="20"/>
         </w:rPr>
-        <w:t xml:space="preserve">Both DNS servers return the expected host and AD service records, replication is healthy, and the client still resolves internal names when either resolver is unavailable.</w:t>
+        <w:t xml:space="preserve">Both DNS servers return both controllers' host records and the domain controller locator records, the DCDiag DNS findings are explained, replication is healthy, and the client still resolves internal names when either resolver is unavailable. If you ran the capture, it shows the query from 10.0.10.11 and the answer from 10.0.10.10.</w:t>
       </w:r>
     </w:p>
     <w:p>
@@ -4074,7 +4527,7 @@
           <w:sz w:val="21"/>
           <w:szCs w:val="21"/>
         </w:rPr>
-        <w:t xml:space="preserve">Evidence to keep: Keep paired lookup results, diagnostic output, and the failover test record with start, restore, and final verification times.</w:t>
+        <w:t xml:space="preserve">Evidence to keep: Keep paired lookup results with the server queried, the DCDiag and replication output, the failover test record with start, restore, and final verification times, any capture file, and a short statement of what the results do and don't establish.</w:t>
       </w:r>
     </w:p>
     <w:tbl>
@@ -4621,7 +5074,7 @@
           <w:sz w:val="20"/>
           <w:szCs w:val="20"/>
         </w:rPr>
-        <w:t xml:space="preserve">Both resolvers answer the host and SRV queries correctly.  dcdiag and repadmin confirm DNS and replication health.  The failover test is documented with times, not just a passing screenshot.</w:t>
+        <w:t xml:space="preserve">Both resolvers answer the host and SRV queries correctly.  dcdiag and repadmin confirm DNS and replication health, with isolated-design findings explained.  The failover test is documented with times, not just a passing screenshot.</w:t>
       </w:r>
     </w:p>
     <w:p>
@@ -4629,6 +5082,23 @@
         <w:spacing w:after="60" w:before="0" w:line="288" w:lineRule="auto"/>
       </w:pPr>
       <w:hyperlink w:history="1" r:id="rIdpxuvzixkvauw8wj8wlwoc">
+        <w:r>
+          <w:rPr>
+            <w:rFonts w:ascii="Arial" w:cs="Arial" w:eastAsia="Arial" w:hAnsi="Arial"/>
+            <w:color w:val="20647C"/>
+            <w:sz w:val="18"/>
+            <w:szCs w:val="18"/>
+            <w:u w:val="single"/>
+          </w:rPr>
+          <w:t xml:space="preserve">Microsoft · Locating domain controllers</w:t>
+        </w:r>
+      </w:hyperlink>
+    </w:p>
+    <w:p>
+      <w:pPr>
+        <w:spacing w:after="60" w:before="0" w:line="288" w:lineRule="auto"/>
+      </w:pPr>
+      <w:hyperlink w:history="1" r:id="rId18">
         <w:r>
           <w:rPr>
             <w:rFonts w:ascii="Arial" w:cs="Arial" w:eastAsia="Arial" w:hAnsi="Arial"/>
@@ -4655,6 +5125,23 @@
             <w:u w:val="single"/>
           </w:rPr>
           <w:t xml:space="preserve">Microsoft · Dcdiag</w:t>
+        </w:r>
+      </w:hyperlink>
+    </w:p>
+    <w:p>
+      <w:pPr>
+        <w:spacing w:after="60" w:before="0" w:line="288" w:lineRule="auto"/>
+      </w:pPr>
+      <w:hyperlink w:history="1" r:id="rId19">
+        <w:r>
+          <w:rPr>
+            <w:rFonts w:ascii="Arial" w:cs="Arial" w:eastAsia="Arial" w:hAnsi="Arial"/>
+            <w:color w:val="20647C"/>
+            <w:sz w:val="18"/>
+            <w:szCs w:val="18"/>
+            <w:u w:val="single"/>
+          </w:rPr>
+          <w:t xml:space="preserve">Microsoft · Packet Monitor (pktmon)</w:t>
         </w:r>
       </w:hyperlink>
     </w:p>
@@ -7582,7 +8069,7 @@
         <w:sz w:val="15"/>
         <w:szCs w:val="15"/>
       </w:rPr>
-      <w:t xml:space="preserve">© 2026 Secure By Design Team LLC.   Course 1.2 · Materials edition 1.2     </w:t>
+      <w:t xml:space="preserve">© 2026 Secure By Design Team LLC.   Course 1.2 · Materials edition 1.3     </w:t>
     </w:r>
     <w:r>
       <w:rPr>

--- a/public/training/dns-configuration/SecureByDesign-dns-configuration-Workbook.docx
+++ b/public/training/dns-configuration/SecureByDesign-dns-configuration-Workbook.docx
@@ -1124,7 +1124,7 @@
           <w:sz w:val="21"/>
           <w:szCs w:val="21"/>
         </w:rPr>
-        <w:t xml:space="preserve">Set each controller's DNS client order. Promotion pointed SBD-DC01 at itself (the loopback address, 127.0.0.1) while it was the only controller, and SBD-DC02 pointed at SBD-DC01 so it could find the domain. Course 1.1 confirmed replication in both directions, so now list the partner controller first and the loopback address second on each, and never an outside resolver. Domain members list both controllers; a public resolver is not an alternate for this environment.</w:t>
+        <w:t xml:space="preserve">Set each controller's DNS client order. Promotion pointed SBD-DC01 at itself (the loopback address, 127.0.0.1) while it was the only controller, and SBD-DC02 pointed at SBD-DC01 so it could find the domain. Run the replication summary first; once replication succeeds in both directions, list the partner controller first and the loopback address second on each, and never an outside resolver. Domain members list both controllers; a public resolver is not an alternate for this environment.</w:t>
       </w:r>
     </w:p>
     <w:p>
@@ -1196,7 +1196,7 @@
           <w:sz w:val="18"/>
           <w:szCs w:val="18"/>
         </w:rPr>
-        <w:t xml:space="preserve">Get-WindowsFeature DNS</w:t>
+        <w:t xml:space="preserve">Invoke-Command SBD-DC01,SBD-DC02 { Get-WindowsFeature DNS; Get-Service DNS }</w:t>
       </w:r>
     </w:p>
     <w:p>
@@ -1212,7 +1212,7 @@
           <w:sz w:val="18"/>
           <w:szCs w:val="18"/>
         </w:rPr>
-        <w:t xml:space="preserve">Get-Service DNS</w:t>
+        <w:t xml:space="preserve">repadmin /replsummary</w:t>
       </w:r>
     </w:p>
     <w:p>
@@ -1228,7 +1228,7 @@
           <w:sz w:val="18"/>
           <w:szCs w:val="18"/>
         </w:rPr>
-        <w:t xml:space="preserve">Get-DnsClientServerAddress -AddressFamily IPv4</w:t>
+        <w:t xml:space="preserve">Get-DnsClientServerAddress -AddressFamily IPv4 -CimSession SBD-DC01,SBD-DC02</w:t>
       </w:r>
     </w:p>
     <w:p>
@@ -1244,7 +1244,7 @@
           <w:sz w:val="18"/>
           <w:szCs w:val="18"/>
         </w:rPr>
-        <w:t xml:space="preserve"># SBD-DC01, then SBD-DC02: partner first, loopback second (adapter name varies)</w:t>
+        <w:t xml:space="preserve"># After replication succeeds both ways (adapter name varies):</w:t>
       </w:r>
     </w:p>
     <w:p>
@@ -1260,7 +1260,7 @@
           <w:sz w:val="18"/>
           <w:szCs w:val="18"/>
         </w:rPr>
-        <w:t xml:space="preserve">Set-DnsClientServerAddress -InterfaceAlias Ethernet -ServerAddresses 10.0.10.11,127.0.0.1</w:t>
+        <w:t xml:space="preserve">Set-DnsClientServerAddress -CimSession SBD-DC01 -InterfaceAlias Ethernet `</w:t>
       </w:r>
     </w:p>
     <w:p>
@@ -1276,7 +1276,55 @@
           <w:sz w:val="18"/>
           <w:szCs w:val="18"/>
         </w:rPr>
-        <w:t xml:space="preserve">Set-DnsClientServerAddress -InterfaceAlias Ethernet -ServerAddresses 10.0.10.10,127.0.0.1</w:t>
+        <w:t xml:space="preserve">  -ServerAddresses 10.0.10.11,127.0.0.1</w:t>
+      </w:r>
+    </w:p>
+    <w:p>
+      <w:pPr>
+        <w:shd w:fill="F1F7FA" w:color="auto" w:val="clear"/>
+        <w:spacing w:after="0" w:before="0" w:line="252" w:lineRule="auto"/>
+        <w:ind w:left="160" w:right="160"/>
+      </w:pPr>
+      <w:r>
+        <w:rPr>
+          <w:rFonts w:ascii="Consolas" w:cs="Consolas" w:eastAsia="Consolas" w:hAnsi="Consolas"/>
+          <w:color w:val="193448"/>
+          <w:sz w:val="18"/>
+          <w:szCs w:val="18"/>
+        </w:rPr>
+        <w:t xml:space="preserve">Set-DnsClientServerAddress -CimSession SBD-DC02 -InterfaceAlias Ethernet `</w:t>
+      </w:r>
+    </w:p>
+    <w:p>
+      <w:pPr>
+        <w:shd w:fill="F1F7FA" w:color="auto" w:val="clear"/>
+        <w:spacing w:after="0" w:before="0" w:line="252" w:lineRule="auto"/>
+        <w:ind w:left="160" w:right="160"/>
+      </w:pPr>
+      <w:r>
+        <w:rPr>
+          <w:rFonts w:ascii="Consolas" w:cs="Consolas" w:eastAsia="Consolas" w:hAnsi="Consolas"/>
+          <w:color w:val="193448"/>
+          <w:sz w:val="18"/>
+          <w:szCs w:val="18"/>
+        </w:rPr>
+        <w:t xml:space="preserve">  -ServerAddresses 10.0.10.10,127.0.0.1</w:t>
+      </w:r>
+    </w:p>
+    <w:p>
+      <w:pPr>
+        <w:shd w:fill="F1F7FA" w:color="auto" w:val="clear"/>
+        <w:spacing w:after="0" w:before="0" w:line="252" w:lineRule="auto"/>
+        <w:ind w:left="160" w:right="160"/>
+      </w:pPr>
+      <w:r>
+        <w:rPr>
+          <w:rFonts w:ascii="Consolas" w:cs="Consolas" w:eastAsia="Consolas" w:hAnsi="Consolas"/>
+          <w:color w:val="193448"/>
+          <w:sz w:val="18"/>
+          <w:szCs w:val="18"/>
+        </w:rPr>
+        <w:t xml:space="preserve">Get-DnsClientServerAddress -AddressFamily IPv4 -CimSession SBD-DC01,SBD-DC02</w:t>
       </w:r>
     </w:p>
     <w:p>
@@ -1322,7 +1370,7 @@
           <w:sz w:val="20"/>
           <w:szCs w:val="20"/>
         </w:rPr>
-        <w:t xml:space="preserve">Both controllers run the DNS Server service and list their partner first and the loopback address second; domain members list both controllers and nothing outside. The existing AD zones, the forwarding and recursion decision, and the register rows that permit DNS are recorded.</w:t>
+        <w:t xml:space="preserve">Both controllers run the DNS Server service and, once replication succeeds both ways, list their partner first and the loopback address second. Members list both controllers only; the AD zones, the recursion decision, and the register rows that permit DNS are recorded.</w:t>
       </w:r>
     </w:p>
     <w:p>
@@ -1901,7 +1949,7 @@
           <w:sz w:val="20"/>
           <w:szCs w:val="20"/>
         </w:rPr>
-        <w:t xml:space="preserve">DNS finds domain controllers through SRV records; it never checks a password.  Each controller lists its partner first and itself second; members list both controllers and nothing outside.  The existing AD zones are inventoried, not recreated, and the delegation warning is understood.  The forwarding and recursion decision is written down before anything changes.</w:t>
+        <w:t xml:space="preserve">DNS finds domain controllers through SRV records; it never checks a password.  Each controller lists its partner, then itself; members list both controllers only.  The AD zones are inventoried, not recreated, and the delegation warning is expected.  The forwarding and recursion decision is written down first.</w:t>
       </w:r>
     </w:p>
     <w:p>
@@ -2007,6 +2055,23 @@
       </w:hyperlink>
     </w:p>
     <w:p>
+      <w:pPr>
+        <w:spacing w:after="60" w:before="0" w:line="288" w:lineRule="auto"/>
+      </w:pPr>
+      <w:hyperlink w:history="1" r:id="rId20">
+        <w:r>
+          <w:rPr>
+            <w:rFonts w:ascii="Arial" w:cs="Arial" w:eastAsia="Arial" w:hAnsi="Arial"/>
+            <w:color w:val="20647C"/>
+            <w:sz w:val="18"/>
+            <w:szCs w:val="18"/>
+            <w:u w:val="single"/>
+          </w:rPr>
+          <w:t xml:space="preserve">Microsoft · Install-ADDSForest</w:t>
+        </w:r>
+      </w:hyperlink>
+    </w:p>
+    <w:p>
       <w:r>
         <w:br w:type="page"/>
       </w:r>
@@ -2185,7 +2250,7 @@
           <w:sz w:val="21"/>
           <w:szCs w:val="21"/>
         </w:rPr>
-        <w:t xml:space="preserve">In DNS Manager, inspect sbd.test Properties. Confirm that it is AD-integrated and choose the domain or forest replication scope that matches the DNS servers intended to host it.</w:t>
+        <w:t xml:space="preserve">In DNS Manager, inspect sbd.test Properties. Confirm that it is AD-integrated and choose the domain or forest replication scope that matches the DNS servers intended to host it. Domain-wide zones live in the DomainDnsZones partition and forest-wide zones in ForestDnsZones, the partitions you saw in course 1.1's replication and DCDiag output.</w:t>
       </w:r>
     </w:p>
     <w:p>
@@ -4159,7 +4224,7 @@
           <w:sz w:val="21"/>
           <w:szCs w:val="21"/>
         </w:rPr>
-        <w:t xml:space="preserve">Optional: see the locator query on the wire. On SBD-DC02, capture port 53 with Packet Monitor (pktmon), which is built into Windows Server 2025, while you query SBD-DC01, so the request crosses the network. Expect a query from 10.0.10.11 to 10.0.10.10 on UDP port 53 and an answer naming both controllers on port 389. Read the text file, or open the .pcapng file in a packet analyzer such as Wireshark, and keep the capture with your evidence; it holds only the traffic the filter allowed.</w:t>
+        <w:t xml:space="preserve">Optional: see the locator query on the wire. On SBD-DC02, in an elevated PowerShell window, capture port 53 with Packet Monitor (pktmon), which is built into Windows Server 2025, while you query SBD-DC01, so the request crosses the network. Expect a query from 10.0.10.11 to 10.0.10.10 on UDP port 53 and an answer naming both controllers on port 389. Read the text file, or open the .pcapng file in a packet analyzer such as Wireshark, and keep the capture with your evidence; it holds only the traffic the filter allowed.</w:t>
       </w:r>
     </w:p>
     <w:p>
@@ -4527,7 +4592,7 @@
           <w:sz w:val="21"/>
           <w:szCs w:val="21"/>
         </w:rPr>
-        <w:t xml:space="preserve">Evidence to keep: Keep paired lookup results with the server queried, the DCDiag and replication output, the failover test record with start, restore, and final verification times, any capture file, and a short statement of what the results do and don't establish.</w:t>
+        <w:t xml:space="preserve">Evidence to keep: Keep paired lookup results with the server queried, the DCDiag and replication output, the failover test record with start, restore, and final verification times, any capture file, and a short statement of what the results do and don't establish: DNS helps users find the identity service, but a correct answer proves nothing about authentication.</w:t>
       </w:r>
     </w:p>
     <w:tbl>

--- a/public/training/dns-configuration/SecureByDesign-dns-configuration-Workbook.docx
+++ b/public/training/dns-configuration/SecureByDesign-dns-configuration-Workbook.docx
@@ -150,7 +150,7 @@
           <w:sz w:val="16"/>
           <w:szCs w:val="16"/>
         </w:rPr>
-        <w:t xml:space="preserve">MATERIALS EDITION 1.3    /    COURSE 1.2</w:t>
+        <w:t xml:space="preserve">MATERIALS EDITION 1.4    /    COURSE 1.2</w:t>
       </w:r>
     </w:p>
     <w:p>
@@ -500,7 +500,7 @@
           <w:sz w:val="21"/>
           <w:szCs w:val="21"/>
         </w:rPr>
-        <w:t xml:space="preserve">Use an isolated Windows Server 2025 practice environment and an account delegated to manage DNS.</w:t>
+        <w:t xml:space="preserve">Use an isolated Windows Server practice environment and an account delegated to manage DNS.</w:t>
       </w:r>
     </w:p>
     <w:p>
@@ -4224,7 +4224,7 @@
           <w:sz w:val="21"/>
           <w:szCs w:val="21"/>
         </w:rPr>
-        <w:t xml:space="preserve">Optional: see the locator query on the wire. On SBD-DC02, in an elevated PowerShell window, capture port 53 with Packet Monitor (pktmon), which is built into Windows Server 2025, while you query SBD-DC01, so the request crosses the network. Expect a query from 10.0.10.11 to 10.0.10.10 on UDP port 53 and an answer naming both controllers on port 389. Read the text file, or open the .pcapng file in a packet analyzer such as Wireshark, and keep the capture with your evidence; it holds only the traffic the filter allowed.</w:t>
+        <w:t xml:space="preserve">Optional: see the locator query on the wire. On SBD-DC02, in an elevated PowerShell window, capture port 53 with Packet Monitor (pktmon), which is built into Windows Server, while you query SBD-DC01, so the request crosses the network. Expect a query from 10.0.10.11 to 10.0.10.10 on UDP port 53 and an answer naming both controllers on port 389. Read the text file, or open the .pcapng file in a packet analyzer such as Wireshark, and keep the capture with your evidence; it holds only the traffic the filter allowed.</w:t>
       </w:r>
     </w:p>
     <w:p>
@@ -8134,7 +8134,7 @@
         <w:sz w:val="15"/>
         <w:szCs w:val="15"/>
       </w:rPr>
-      <w:t xml:space="preserve">© 2026 Secure By Design Team LLC.   Course 1.2 · Materials edition 1.3     </w:t>
+      <w:t xml:space="preserve">© 2026 Secure By Design Team LLC.   Course 1.2 · Materials edition 1.4     </w:t>
     </w:r>
     <w:r>
       <w:rPr>

--- a/public/training/dns-configuration/SecureByDesign-dns-configuration-Workbook.docx
+++ b/public/training/dns-configuration/SecureByDesign-dns-configuration-Workbook.docx
@@ -106,7 +106,7 @@
           <w:sz w:val="60"/>
           <w:szCs w:val="60"/>
         </w:rPr>
-        <w:t xml:space="preserve">Configure DNS and time</w:t>
+        <w:t xml:space="preserve">Configure DNS</w:t>
       </w:r>
     </w:p>
     <w:p>
@@ -122,7 +122,7 @@
           <w:sz w:val="30"/>
           <w:szCs w:val="30"/>
         </w:rPr>
-        <w:t xml:space="preserve">Service discovery, zones, records, domain time &amp; troubleshooting</w:t>
+        <w:t xml:space="preserve">Service discovery, zones, records &amp; troubleshooting</w:t>
       </w:r>
     </w:p>
     <w:p>
@@ -136,7 +136,7 @@
           <w:sz w:val="21"/>
           <w:szCs w:val="21"/>
         </w:rPr>
-        <w:t xml:space="preserve">Learn how DNS lets every domain member find its domain controllers, then build dependable internal name resolution and time on DC01 and DC02: set each controller's DNS order, configure forward and reverse zones, manage service records, make the PDC emulator the domain's time source, and prove both in the air-gapped training network.</w:t>
+        <w:t xml:space="preserve">Learn how DNS lets every domain member find its domain controllers, then build dependable internal name resolution on DC01 and DC02: set each controller's DNS order, configure forward and reverse zones, manage service records, and prove resolution, discovery and failover in the air-gapped training network.</w:t>
       </w:r>
     </w:p>
     <w:p>
@@ -150,7 +150,7 @@
           <w:sz w:val="16"/>
           <w:szCs w:val="16"/>
         </w:rPr>
-        <w:t xml:space="preserve">MATERIALS EDITION 1.4    /    COURSE 1.2</w:t>
+        <w:t xml:space="preserve">MATERIALS EDITION 2.0    /    COURSE 1.2</w:t>
       </w:r>
     </w:p>
     <w:p>
@@ -164,7 +164,7 @@
           <w:sz w:val="16"/>
           <w:szCs w:val="16"/>
         </w:rPr>
-        <w:t xml:space="preserve">Updated 9 October 2026  ·  sbd-dns-configuration</w:t>
+        <w:t xml:space="preserve">Updated 14 October 2026  ·  sbd-dns-configuration</w:t>
       </w:r>
     </w:p>
     <w:p>
@@ -319,22 +319,6 @@
       <w:pPr>
         <w:spacing w:after="90" w:before="0" w:line="288" w:lineRule="auto"/>
       </w:pPr>
-      <w:hyperlink w:history="1" w:anchor="lesson-time">
-        <w:r>
-          <w:rPr>
-            <w:rFonts w:ascii="Arial" w:cs="Arial" w:eastAsia="Arial" w:hAnsi="Arial"/>
-            <w:color w:val="20647C"/>
-            <w:sz w:val="21"/>
-            <w:szCs w:val="21"/>
-          </w:rPr>
-          <w:t xml:space="preserve">05  Make SBD-DC01 the domain's time source</w:t>
-        </w:r>
-      </w:hyperlink>
-    </w:p>
-    <w:p>
-      <w:pPr>
-        <w:spacing w:after="90" w:before="0" w:line="288" w:lineRule="auto"/>
-      </w:pPr>
       <w:hyperlink w:history="1" w:anchor="lesson-troubleshoot">
         <w:r>
           <w:rPr>
@@ -343,7 +327,7 @@
             <w:sz w:val="21"/>
             <w:szCs w:val="21"/>
           </w:rPr>
-          <w:t xml:space="preserve">06  Find the fault and record the fix</w:t>
+          <w:t xml:space="preserve">05  Find the fault and record the fix</w:t>
         </w:r>
       </w:hyperlink>
     </w:p>
@@ -444,7 +428,7 @@
           <w:sz w:val="21"/>
           <w:szCs w:val="21"/>
         </w:rPr>
-        <w:t xml:space="preserve">The addresses and names below continue the training example. Match every change to your own address plan. This network has no internet DNS or time dependency: names resolve on the domain controllers, and time comes from the PDC emulator, SBD-DC01.</w:t>
+        <w:t xml:space="preserve">The addresses and names below continue the training example. Match every change to your own address plan. This network has no internet DNS dependency: names resolve on the domain controllers, and nothing is forwarded outside.</w:t>
       </w:r>
     </w:p>
     <w:p>
@@ -500,7 +484,7 @@
           <w:sz w:val="21"/>
           <w:szCs w:val="21"/>
         </w:rPr>
-        <w:t xml:space="preserve">Use an isolated Windows Server practice environment and an account delegated to manage DNS.</w:t>
+        <w:t xml:space="preserve">Use an isolated Windows Server practice environment, and work at a domain controller's VM console with an authorized Domain Admin account: until course 1.8 builds AdminJumpBox01, that is where administration happens.</w:t>
       </w:r>
     </w:p>
     <w:p>
@@ -632,7 +616,7 @@
           <w:sz w:val="21"/>
           <w:szCs w:val="21"/>
         </w:rPr>
-        <w:t xml:space="preserve">Make the PDC emulator the domain's time source and verify the time hierarchy end to end.</w:t>
+        <w:t xml:space="preserve">Find a DNS fault one layer at a time and record the cause, the fix, and the rollback.</w:t>
       </w:r>
     </w:p>
     <w:p>
@@ -2357,7 +2341,7 @@
           <w:sz w:val="18"/>
           <w:szCs w:val="18"/>
         </w:rPr>
-        <w:t xml:space="preserve">  Select-Object ZoneName, ZoneType, IsDsIntegrated, DynamicUpdate, ReplicationScope</w:t>
+        <w:t xml:space="preserve">  Select-Object ZoneName, ZoneType, IsDsIntegrated, DynamicUpdate, ReplicationScope, SecureSecondaries</w:t>
       </w:r>
     </w:p>
     <w:p>
@@ -3236,7 +3220,7 @@
           <w:sz w:val="21"/>
           <w:szCs w:val="21"/>
         </w:rPr>
-        <w:t xml:space="preserve">For a service alias, use New Alias (CNAME) and select the intended fully qualified host. For the later PKI course, reserve pki.sbd.test for the approved internal publication host; do not point it at the offline root.</w:t>
+        <w:t xml:space="preserve">For a service alias, use New Alias (CNAME) and enter the intended fully qualified host. For the course 1.6 PKI, create pki.sbd.test as an alias for SBD-PKI-MGMT01.sbd.test, the internal publication host that course builds at 10.0.30.30; the alias answers with an address once that host exists, and it never points at the offline root.</w:t>
       </w:r>
     </w:p>
     <w:p>
@@ -3311,6 +3295,54 @@
     <w:p>
       <w:pPr>
         <w:shd w:fill="F1F7FA" w:color="auto" w:val="clear"/>
+        <w:spacing w:after="0" w:before="0" w:line="252" w:lineRule="auto"/>
+        <w:ind w:left="160" w:right="160"/>
+      </w:pPr>
+      <w:r>
+        <w:rPr>
+          <w:rFonts w:ascii="Consolas" w:cs="Consolas" w:eastAsia="Consolas" w:hAnsi="Consolas"/>
+          <w:color w:val="193448"/>
+          <w:sz w:val="18"/>
+          <w:szCs w:val="18"/>
+        </w:rPr>
+        <w:t xml:space="preserve">Resolve-DnsName 10.0.10.10 -Type PTR -Server 10.0.10.10</w:t>
+      </w:r>
+    </w:p>
+    <w:p>
+      <w:pPr>
+        <w:shd w:fill="F1F7FA" w:color="auto" w:val="clear"/>
+        <w:spacing w:after="0" w:before="0" w:line="252" w:lineRule="auto"/>
+        <w:ind w:left="160" w:right="160"/>
+      </w:pPr>
+      <w:r>
+        <w:rPr>
+          <w:rFonts w:ascii="Consolas" w:cs="Consolas" w:eastAsia="Consolas" w:hAnsi="Consolas"/>
+          <w:color w:val="193448"/>
+          <w:sz w:val="18"/>
+          <w:szCs w:val="18"/>
+        </w:rPr>
+        <w:t xml:space="preserve"># The alias course 1.6 relies on; its target is built in course 1.6</w:t>
+      </w:r>
+    </w:p>
+    <w:p>
+      <w:pPr>
+        <w:shd w:fill="F1F7FA" w:color="auto" w:val="clear"/>
+        <w:spacing w:after="0" w:before="0" w:line="252" w:lineRule="auto"/>
+        <w:ind w:left="160" w:right="160"/>
+      </w:pPr>
+      <w:r>
+        <w:rPr>
+          <w:rFonts w:ascii="Consolas" w:cs="Consolas" w:eastAsia="Consolas" w:hAnsi="Consolas"/>
+          <w:color w:val="193448"/>
+          <w:sz w:val="18"/>
+          <w:szCs w:val="18"/>
+        </w:rPr>
+        <w:t xml:space="preserve">Add-DnsServerResourceRecordCName -ComputerName SBD-DC01 -ZoneName sbd.test -Name pki -HostNameAlias SBD-PKI-MGMT01.sbd.test</w:t>
+      </w:r>
+    </w:p>
+    <w:p>
+      <w:pPr>
+        <w:shd w:fill="F1F7FA" w:color="auto" w:val="clear"/>
         <w:spacing w:after="160" w:before="0" w:line="252" w:lineRule="auto"/>
         <w:ind w:left="160" w:right="160"/>
       </w:pPr>
@@ -3321,7 +3353,7 @@
           <w:sz w:val="18"/>
           <w:szCs w:val="18"/>
         </w:rPr>
-        <w:t xml:space="preserve">Resolve-DnsName 10.0.10.10 -Type PTR -Server 10.0.10.10</w:t>
+        <w:t xml:space="preserve">Resolve-DnsName pki.sbd.test -Type CNAME -Server 10.0.10.11   # after replication: SBD-PKI-MGMT01.sbd.test</w:t>
       </w:r>
     </w:p>
     <w:p>
@@ -3351,7 +3383,7 @@
           <w:sz w:val="20"/>
           <w:szCs w:val="20"/>
         </w:rPr>
-        <w:t xml:space="preserve">Forward and reverse responses agree with the address plan. Each alias reaches the intended host; creating a DNS name alone does not configure its service.</w:t>
+        <w:t xml:space="preserve">Forward and reverse responses agree with the address plan. Each alias names the intended host (pki.sbd.test returns an address only once course 1.6 builds SBD-PKI-MGMT01), and creating a DNS name alone does not configure its service.</w:t>
       </w:r>
     </w:p>
     <w:p>
@@ -5228,7 +5260,7 @@
           <w:sz w:val="16"/>
           <w:szCs w:val="16"/>
         </w:rPr>
-        <w:t xml:space="preserve">LESSON 05  /  ABOUT 30 MIN</w:t>
+        <w:t xml:space="preserve">LESSON 05  /  ABOUT 15 MIN</w:t>
       </w:r>
     </w:p>
     <w:p>
@@ -5236,7 +5268,7 @@
         <w:pStyle w:val="Heading1"/>
         <w:spacing w:after="120"/>
       </w:pPr>
-      <w:bookmarkStart w:name="lesson-time" w:id="9"/>
+      <w:bookmarkStart w:name="lesson-troubleshoot" w:id="7"/>
       <w:r>
         <w:rPr>
           <w:rFonts w:ascii="Arial" w:cs="Arial" w:eastAsia="Arial" w:hAnsi="Arial"/>
@@ -5246,9 +5278,9 @@
           <w:sz w:val="40"/>
           <w:szCs w:val="40"/>
         </w:rPr>
-        <w:t xml:space="preserve">Make SBD-DC01 the domain's time source</w:t>
-      </w:r>
-      <w:bookmarkEnd w:id="9"/>
+        <w:t xml:space="preserve">Find the fault and record the fix</w:t>
+      </w:r>
+      <w:bookmarkEnd w:id="7"/>
     </w:p>
     <w:p>
       <w:pPr>
@@ -5277,7 +5309,7 @@
           <w:sz w:val="20"/>
           <w:szCs w:val="20"/>
         </w:rPr>
-        <w:t xml:space="preserve">Kerberos tolerates minutes of skew, not more, and an air-gapped network has no internet time to lean on. Make the PDC emulator, SBD-DC01, the domain's authoritative time source and let the domain hierarchy carry its time to everything else.</w:t>
+        <w:t xml:space="preserve">Troubleshoot one layer at a time: client settings, server reachability, authoritative data, replication, and finally the application that uses the name.</w:t>
       </w:r>
     </w:p>
     <w:p>
@@ -5314,7 +5346,7 @@
           <w:sz w:val="21"/>
           <w:szCs w:val="21"/>
         </w:rPr>
-        <w:t xml:space="preserve">Configure SBD-DC01, the PDC emulator, as the domain's reliable time source.</w:t>
+        <w:t xml:space="preserve">Isolate a DNS failure one layer at a time.</w:t>
       </w:r>
     </w:p>
     <w:p>
@@ -5333,7 +5365,7 @@
           <w:sz w:val="21"/>
           <w:szCs w:val="21"/>
         </w:rPr>
-        <w:t xml:space="preserve">Keep every other system on the domain hierarchy, with nothing overriding it.</w:t>
+        <w:t xml:space="preserve">Distinguish a missing name (NXDOMAIN) from timeouts and service failures.</w:t>
       </w:r>
     </w:p>
     <w:p>
@@ -5352,7 +5384,7 @@
           <w:sz w:val="21"/>
           <w:szCs w:val="21"/>
         </w:rPr>
-        <w:t xml:space="preserve">Document how DC01's clock is set and checked, and the drift threshold the model calls for.</w:t>
+        <w:t xml:space="preserve">Record the cause, the fix, and the rollback — not just a passing result.</w:t>
       </w:r>
     </w:p>
     <w:p>
@@ -5389,7 +5421,7 @@
           <w:sz w:val="21"/>
           <w:szCs w:val="21"/>
         </w:rPr>
-        <w:t xml:space="preserve">Confirm which domain controller holds the PDC emulator role — SBD-DC01 in this sample. The PDC emulator of the forest root domain sits at the top of the Windows Time hierarchy, so it is the one system you configure; everything else follows it.</w:t>
+        <w:t xml:space="preserve">For a failing lookup, record the exact name, record type, client, resolver, timestamp, and error. Compare the fully qualified name with any short-name search behavior.</w:t>
       </w:r>
     </w:p>
     <w:p>
@@ -5408,7 +5440,7 @@
           <w:sz w:val="21"/>
           <w:szCs w:val="21"/>
         </w:rPr>
-        <w:t xml:space="preserve">On SBD-DC01, mark Windows Time as a reliable time source with no external peer, so it serves time from its own clock. In an air-gapped network that clock is the reference by declaration: record how it is set and checked — for example, compared on a schedule against an approved reference and corrected by an administrator, with each correction recorded — and the drift threshold you will hold it to.</w:t>
+        <w:t xml:space="preserve">Query both servers directly. If they disagree, inspect zone scope and replication. If both are correct but the client is not, inspect client DNS settings and cached data.</w:t>
       </w:r>
     </w:p>
     <w:p>
@@ -5427,7 +5459,7 @@
           <w:sz w:val="21"/>
           <w:szCs w:val="21"/>
         </w:rPr>
-        <w:t xml:space="preserve">Turn off the hypervisor's time synchronization for both domain controller virtual machines, so the host clock cannot silently override the PDC emulator. SBD-DC02 syncs from the PDC emulator, every other domain member keeps the default domain-hierarchy sync from the domain controllers, and the domain-joined Linux servers in later courses point chrony or ntpd at both domain controllers.</w:t>
+        <w:t xml:space="preserve">Distinguish a missing name (NXDOMAIN) from a timeout or service failure. Fix the owning configuration first, then use Clear-DnsClientCache on the test client if stale cache remains relevant.</w:t>
       </w:r>
     </w:p>
     <w:p>
@@ -5446,26 +5478,7 @@
           <w:sz w:val="21"/>
           <w:szCs w:val="21"/>
         </w:rPr>
-        <w:t xml:space="preserve">Confirm the network's service-path register permits time — every member to both domain controllers on UDP 123 — and write the time design into the build record: course 1.3's hardening Group Policy objects (GPOs) must leave it intact, and if a Security Technical Implementation Guide (STIG) value disagrees with it, that course's deviation record is where the decision lives.</w:t>
-      </w:r>
-    </w:p>
-    <w:p>
-      <w:pPr>
-        <w:pStyle w:val="ListParagraph"/>
-        <w:numPr>
-          <w:ilvl w:val="0"/>
-          <w:numId w:val="9"/>
-        </w:numPr>
-        <w:spacing w:after="120" w:before="0" w:line="288" w:lineRule="auto"/>
-      </w:pPr>
-      <w:r>
-        <w:rPr>
-          <w:rFonts w:ascii="Arial" w:cs="Arial" w:eastAsia="Arial" w:hAnsi="Arial"/>
-          <w:color w:val="526B7E"/>
-          <w:sz w:val="21"/>
-          <w:szCs w:val="21"/>
-        </w:rPr>
-        <w:t xml:space="preserve">Verify the chain end to end: SBD-DC01 serving as the reliable source, SBD-DC02 and a member server sourcing from a domain controller, and offsets within your recorded threshold.</w:t>
+        <w:t xml:space="preserve">Repeat the original test and the redundancy checks. Record what changed and the rollback method. Review aging/scavenging separately against DHCP, static records, and backup practices before enabling automatic deletion.</w:t>
       </w:r>
     </w:p>
     <w:p>
@@ -5499,7 +5512,7 @@
           <w:sz w:val="18"/>
           <w:szCs w:val="18"/>
         </w:rPr>
-        <w:t xml:space="preserve">Get-ADDomain | Select-Object PDCEmulator   # expected: SBD-DC01.sbd.test</w:t>
+        <w:t xml:space="preserve">Get-DnsClientServerAddress -AddressFamily IPv4</w:t>
       </w:r>
     </w:p>
     <w:p>
@@ -5515,7 +5528,7 @@
           <w:sz w:val="18"/>
           <w:szCs w:val="18"/>
         </w:rPr>
-        <w:t xml:space="preserve"># On SBD-DC01 (the PDC emulator): serve time from its own clock as the reliable source</w:t>
+        <w:t xml:space="preserve">Get-DnsClientCache</w:t>
       </w:r>
     </w:p>
     <w:p>
@@ -5531,87 +5544,7 @@
           <w:sz w:val="18"/>
           <w:szCs w:val="18"/>
         </w:rPr>
-        <w:t xml:space="preserve">w32tm /config /reliable:yes /update</w:t>
-      </w:r>
-    </w:p>
-    <w:p>
-      <w:pPr>
-        <w:shd w:fill="F1F7FA" w:color="auto" w:val="clear"/>
-        <w:spacing w:after="0" w:before="0" w:line="252" w:lineRule="auto"/>
-        <w:ind w:left="160" w:right="160"/>
-      </w:pPr>
-      <w:r>
-        <w:rPr>
-          <w:rFonts w:ascii="Consolas" w:cs="Consolas" w:eastAsia="Consolas" w:hAnsi="Consolas"/>
-          <w:color w:val="193448"/>
-          <w:sz w:val="18"/>
-          <w:szCs w:val="18"/>
-        </w:rPr>
-        <w:t xml:space="preserve">Restart-Service w32time</w:t>
-      </w:r>
-    </w:p>
-    <w:p>
-      <w:pPr>
-        <w:shd w:fill="F1F7FA" w:color="auto" w:val="clear"/>
-        <w:spacing w:after="0" w:before="0" w:line="252" w:lineRule="auto"/>
-        <w:ind w:left="160" w:right="160"/>
-      </w:pPr>
-      <w:r>
-        <w:rPr>
-          <w:rFonts w:ascii="Consolas" w:cs="Consolas" w:eastAsia="Consolas" w:hAnsi="Consolas"/>
-          <w:color w:val="193448"/>
-          <w:sz w:val="18"/>
-          <w:szCs w:val="18"/>
-        </w:rPr>
-        <w:t xml:space="preserve">w32tm /query /source   # on SBD-DC01: Local CMOS Clock</w:t>
-      </w:r>
-    </w:p>
-    <w:p>
-      <w:pPr>
-        <w:shd w:fill="F1F7FA" w:color="auto" w:val="clear"/>
-        <w:spacing w:after="0" w:before="0" w:line="252" w:lineRule="auto"/>
-        <w:ind w:left="160" w:right="160"/>
-      </w:pPr>
-      <w:r>
-        <w:rPr>
-          <w:rFonts w:ascii="Consolas" w:cs="Consolas" w:eastAsia="Consolas" w:hAnsi="Consolas"/>
-          <w:color w:val="193448"/>
-          <w:sz w:val="18"/>
-          <w:szCs w:val="18"/>
-        </w:rPr>
-        <w:t xml:space="preserve"># On SBD-DC02 and a member server:</w:t>
-      </w:r>
-    </w:p>
-    <w:p>
-      <w:pPr>
-        <w:shd w:fill="F1F7FA" w:color="auto" w:val="clear"/>
-        <w:spacing w:after="0" w:before="0" w:line="252" w:lineRule="auto"/>
-        <w:ind w:left="160" w:right="160"/>
-      </w:pPr>
-      <w:r>
-        <w:rPr>
-          <w:rFonts w:ascii="Consolas" w:cs="Consolas" w:eastAsia="Consolas" w:hAnsi="Consolas"/>
-          <w:color w:val="193448"/>
-          <w:sz w:val="18"/>
-          <w:szCs w:val="18"/>
-        </w:rPr>
-        <w:t xml:space="preserve">w32tm /query /source   # expected: a domain controller</w:t>
-      </w:r>
-    </w:p>
-    <w:p>
-      <w:pPr>
-        <w:shd w:fill="F1F7FA" w:color="auto" w:val="clear"/>
-        <w:spacing w:after="0" w:before="0" w:line="252" w:lineRule="auto"/>
-        <w:ind w:left="160" w:right="160"/>
-      </w:pPr>
-      <w:r>
-        <w:rPr>
-          <w:rFonts w:ascii="Consolas" w:cs="Consolas" w:eastAsia="Consolas" w:hAnsi="Consolas"/>
-          <w:color w:val="193448"/>
-          <w:sz w:val="18"/>
-          <w:szCs w:val="18"/>
-        </w:rPr>
-        <w:t xml:space="preserve">w32tm /query /status</w:t>
+        <w:t xml:space="preserve">Resolve-DnsName SBD-DC02.sbd.test -Server 10.0.10.10</w:t>
       </w:r>
     </w:p>
     <w:p>
@@ -5627,7 +5560,7 @@
           <w:sz w:val="18"/>
           <w:szCs w:val="18"/>
         </w:rPr>
-        <w:t xml:space="preserve">w32tm /stripchart /computer:SBD-DC01.sbd.test /samples:3 /dataonly</w:t>
+        <w:t xml:space="preserve">Resolve-DnsName SBD-DC02.sbd.test -Server 10.0.10.11</w:t>
       </w:r>
     </w:p>
     <w:p>
@@ -5657,7 +5590,7 @@
           <w:sz w:val="20"/>
           <w:szCs w:val="20"/>
         </w:rPr>
-        <w:t xml:space="preserve">SBD-DC01 reports itself as the reliable source (Local CMOS Clock), SBD-DC02 and the member server report a domain controller, host time synchronization is off for both domain controllers, and measured offsets sit inside the documented threshold.</w:t>
+        <w:t xml:space="preserve">The original failure is reproducibly resolved, both resolvers agree, and the change record explains the cause rather than only showing a passing screenshot.</w:t>
       </w:r>
     </w:p>
     <w:p>
@@ -5689,7 +5622,7 @@
           <w:sz w:val="21"/>
           <w:szCs w:val="21"/>
         </w:rPr>
-        <w:t xml:space="preserve">Evidence to keep: Record the time design decisions (how DC01's clock is set and checked, and the drift threshold), the source and status output from both controllers and the member, the stripchart offsets, the hypervisor setting for both domain controller VMs, and the register rows that permit time: every member to the domain controllers.</w:t>
+        <w:t xml:space="preserve">Evidence to keep: Complete the DNS checklist and retain the before/after lookup results with the configuration owner.</w:t>
       </w:r>
     </w:p>
     <w:tbl>
@@ -6144,7 +6077,7 @@
           <w:sz w:val="21"/>
           <w:szCs w:val="21"/>
         </w:rPr>
-        <w:t xml:space="preserve">Which system is the domain's authoritative time source in this design?</w:t>
+        <w:t xml:space="preserve">Both DNS servers return the correct address, but one client keeps using the old address. What should you inspect next?</w:t>
       </w:r>
     </w:p>
     <w:p>
@@ -6236,7 +6169,7 @@
           <w:sz w:val="20"/>
           <w:szCs w:val="20"/>
         </w:rPr>
-        <w:t xml:space="preserve">SBD-DC01, the PDC emulator, is the declared source; how its clock is checked is written down.  The hypervisor no longer overrides domain controller time; the hierarchy carries it everywhere.  Offsets are measured and inside the threshold, not assumed.</w:t>
+        <w:t xml:space="preserve">Troubleshoot client settings, reachability, authoritative data, replication, then the application.  NXDOMAIN, timeouts, and service failures point at different owners.  The change record explains the cause and the rollback.</w:t>
       </w:r>
     </w:p>
     <w:p>
@@ -6244,970 +6177,6 @@
         <w:spacing w:after="60" w:before="0" w:line="288" w:lineRule="auto"/>
       </w:pPr>
       <w:hyperlink w:history="1" r:id="rId9">
-        <w:r>
-          <w:rPr>
-            <w:rFonts w:ascii="Arial" w:cs="Arial" w:eastAsia="Arial" w:hAnsi="Arial"/>
-            <w:color w:val="20647C"/>
-            <w:sz w:val="18"/>
-            <w:szCs w:val="18"/>
-            <w:u w:val="single"/>
-          </w:rPr>
-          <w:t xml:space="preserve">Microsoft · Windows Time service</w:t>
-        </w:r>
-      </w:hyperlink>
-    </w:p>
-    <w:p>
-      <w:pPr>
-        <w:spacing w:after="60" w:before="0" w:line="288" w:lineRule="auto"/>
-      </w:pPr>
-      <w:hyperlink w:history="1" r:id="rId10">
-        <w:r>
-          <w:rPr>
-            <w:rFonts w:ascii="Arial" w:cs="Arial" w:eastAsia="Arial" w:hAnsi="Arial"/>
-            <w:color w:val="20647C"/>
-            <w:sz w:val="18"/>
-            <w:szCs w:val="18"/>
-            <w:u w:val="single"/>
-          </w:rPr>
-          <w:t xml:space="preserve">Microsoft · Windows Time service tools and settings</w:t>
-        </w:r>
-      </w:hyperlink>
-    </w:p>
-    <w:p>
-      <w:r>
-        <w:br w:type="page"/>
-      </w:r>
-    </w:p>
-    <w:p>
-      <w:pPr>
-        <w:spacing w:after="80" w:before="0" w:line="288" w:lineRule="auto"/>
-      </w:pPr>
-      <w:r>
-        <w:rPr>
-          <w:rFonts w:ascii="Arial" w:cs="Arial" w:eastAsia="Arial" w:hAnsi="Arial"/>
-          <w:b/>
-          <w:bCs/>
-          <w:color w:val="20647C"/>
-          <w:sz w:val="16"/>
-          <w:szCs w:val="16"/>
-        </w:rPr>
-        <w:t xml:space="preserve">LESSON 06  /  ABOUT 15 MIN</w:t>
-      </w:r>
-    </w:p>
-    <w:p>
-      <w:pPr>
-        <w:pStyle w:val="Heading1"/>
-        <w:spacing w:after="120"/>
-      </w:pPr>
-      <w:bookmarkStart w:name="lesson-troubleshoot" w:id="7"/>
-      <w:r>
-        <w:rPr>
-          <w:rFonts w:ascii="Arial" w:cs="Arial" w:eastAsia="Arial" w:hAnsi="Arial"/>
-          <w:b/>
-          <w:bCs/>
-          <w:color w:val="193448"/>
-          <w:sz w:val="40"/>
-          <w:szCs w:val="40"/>
-        </w:rPr>
-        <w:t xml:space="preserve">Find the fault and record the fix</w:t>
-      </w:r>
-      <w:bookmarkEnd w:id="7"/>
-    </w:p>
-    <w:p>
-      <w:pPr>
-        <w:pBdr>
-          <w:left w:val="single" w:color="20647C" w:sz="18" w:space="8"/>
-        </w:pBdr>
-        <w:shd w:fill="F1F7FA" w:color="auto" w:val="clear"/>
-        <w:spacing w:after="160" w:before="120" w:line="288" w:lineRule="auto"/>
-        <w:ind w:left="160" w:right="160"/>
-      </w:pPr>
-      <w:r>
-        <w:rPr>
-          <w:rFonts w:ascii="Arial" w:cs="Arial" w:eastAsia="Arial" w:hAnsi="Arial"/>
-          <w:b/>
-          <w:bCs/>
-          <w:color w:val="20647C"/>
-          <w:sz w:val="17"/>
-          <w:szCs w:val="17"/>
-        </w:rPr>
-        <w:t xml:space="preserve">WHY THIS MATTERS  </w:t>
-      </w:r>
-      <w:r>
-        <w:rPr>
-          <w:rFonts w:ascii="Arial" w:cs="Arial" w:eastAsia="Arial" w:hAnsi="Arial"/>
-          <w:color w:val="193448"/>
-          <w:sz w:val="20"/>
-          <w:szCs w:val="20"/>
-        </w:rPr>
-        <w:t xml:space="preserve">Troubleshoot one layer at a time: client settings, server reachability, authoritative data, replication, and finally the application that uses the name.</w:t>
-      </w:r>
-    </w:p>
-    <w:p>
-      <w:pPr>
-        <w:pStyle w:val="Heading2"/>
-        <w:keepNext/>
-        <w:spacing w:after="100" w:before="200"/>
-      </w:pPr>
-      <w:r>
-        <w:rPr>
-          <w:rFonts w:ascii="Arial" w:cs="Arial" w:eastAsia="Arial" w:hAnsi="Arial"/>
-          <w:b/>
-          <w:bCs/>
-          <w:color w:val="193448"/>
-          <w:sz w:val="26"/>
-          <w:szCs w:val="26"/>
-        </w:rPr>
-        <w:t xml:space="preserve">In this lesson you will</w:t>
-      </w:r>
-    </w:p>
-    <w:p>
-      <w:pPr>
-        <w:pStyle w:val="ListParagraph"/>
-        <w:numPr>
-          <w:ilvl w:val="0"/>
-          <w:numId w:val="3"/>
-        </w:numPr>
-        <w:spacing w:after="120" w:before="0" w:line="288" w:lineRule="auto"/>
-      </w:pPr>
-      <w:r>
-        <w:rPr>
-          <w:rFonts w:ascii="Arial" w:cs="Arial" w:eastAsia="Arial" w:hAnsi="Arial"/>
-          <w:color w:val="526B7E"/>
-          <w:sz w:val="21"/>
-          <w:szCs w:val="21"/>
-        </w:rPr>
-        <w:t xml:space="preserve">Isolate a DNS failure one layer at a time.</w:t>
-      </w:r>
-    </w:p>
-    <w:p>
-      <w:pPr>
-        <w:pStyle w:val="ListParagraph"/>
-        <w:numPr>
-          <w:ilvl w:val="0"/>
-          <w:numId w:val="3"/>
-        </w:numPr>
-        <w:spacing w:after="120" w:before="0" w:line="288" w:lineRule="auto"/>
-      </w:pPr>
-      <w:r>
-        <w:rPr>
-          <w:rFonts w:ascii="Arial" w:cs="Arial" w:eastAsia="Arial" w:hAnsi="Arial"/>
-          <w:color w:val="526B7E"/>
-          <w:sz w:val="21"/>
-          <w:szCs w:val="21"/>
-        </w:rPr>
-        <w:t xml:space="preserve">Distinguish a missing name (NXDOMAIN) from timeouts and service failures.</w:t>
-      </w:r>
-    </w:p>
-    <w:p>
-      <w:pPr>
-        <w:pStyle w:val="ListParagraph"/>
-        <w:numPr>
-          <w:ilvl w:val="0"/>
-          <w:numId w:val="3"/>
-        </w:numPr>
-        <w:spacing w:after="120" w:before="0" w:line="288" w:lineRule="auto"/>
-      </w:pPr>
-      <w:r>
-        <w:rPr>
-          <w:rFonts w:ascii="Arial" w:cs="Arial" w:eastAsia="Arial" w:hAnsi="Arial"/>
-          <w:color w:val="526B7E"/>
-          <w:sz w:val="21"/>
-          <w:szCs w:val="21"/>
-        </w:rPr>
-        <w:t xml:space="preserve">Record the cause, the fix, and the rollback — not just a passing result.</w:t>
-      </w:r>
-    </w:p>
-    <w:p>
-      <w:pPr>
-        <w:pStyle w:val="Heading2"/>
-        <w:keepNext/>
-        <w:spacing w:after="100" w:before="200"/>
-      </w:pPr>
-      <w:r>
-        <w:rPr>
-          <w:rFonts w:ascii="Arial" w:cs="Arial" w:eastAsia="Arial" w:hAnsi="Arial"/>
-          <w:b/>
-          <w:bCs/>
-          <w:color w:val="193448"/>
-          <w:sz w:val="26"/>
-          <w:szCs w:val="26"/>
-        </w:rPr>
-        <w:t xml:space="preserve">Follow the build</w:t>
-      </w:r>
-    </w:p>
-    <w:p>
-      <w:pPr>
-        <w:pStyle w:val="ListParagraph"/>
-        <w:numPr>
-          <w:ilvl w:val="0"/>
-          <w:numId w:val="8"/>
-        </w:numPr>
-        <w:spacing w:after="120" w:before="0" w:line="288" w:lineRule="auto"/>
-      </w:pPr>
-      <w:r>
-        <w:rPr>
-          <w:rFonts w:ascii="Arial" w:cs="Arial" w:eastAsia="Arial" w:hAnsi="Arial"/>
-          <w:color w:val="526B7E"/>
-          <w:sz w:val="21"/>
-          <w:szCs w:val="21"/>
-        </w:rPr>
-        <w:t xml:space="preserve">For a failing lookup, record the exact name, record type, client, resolver, timestamp, and error. Compare the fully qualified name with any short-name search behavior.</w:t>
-      </w:r>
-    </w:p>
-    <w:p>
-      <w:pPr>
-        <w:pStyle w:val="ListParagraph"/>
-        <w:numPr>
-          <w:ilvl w:val="0"/>
-          <w:numId w:val="8"/>
-        </w:numPr>
-        <w:spacing w:after="120" w:before="0" w:line="288" w:lineRule="auto"/>
-      </w:pPr>
-      <w:r>
-        <w:rPr>
-          <w:rFonts w:ascii="Arial" w:cs="Arial" w:eastAsia="Arial" w:hAnsi="Arial"/>
-          <w:color w:val="526B7E"/>
-          <w:sz w:val="21"/>
-          <w:szCs w:val="21"/>
-        </w:rPr>
-        <w:t xml:space="preserve">Query both servers directly. If they disagree, inspect zone scope and replication. If both are correct but the client is not, inspect client DNS settings and cached data.</w:t>
-      </w:r>
-    </w:p>
-    <w:p>
-      <w:pPr>
-        <w:pStyle w:val="ListParagraph"/>
-        <w:numPr>
-          <w:ilvl w:val="0"/>
-          <w:numId w:val="8"/>
-        </w:numPr>
-        <w:spacing w:after="120" w:before="0" w:line="288" w:lineRule="auto"/>
-      </w:pPr>
-      <w:r>
-        <w:rPr>
-          <w:rFonts w:ascii="Arial" w:cs="Arial" w:eastAsia="Arial" w:hAnsi="Arial"/>
-          <w:color w:val="526B7E"/>
-          <w:sz w:val="21"/>
-          <w:szCs w:val="21"/>
-        </w:rPr>
-        <w:t xml:space="preserve">Distinguish a missing name (NXDOMAIN) from a timeout or service failure. Fix the owning configuration first, then use Clear-DnsClientCache on the test client if stale cache remains relevant.</w:t>
-      </w:r>
-    </w:p>
-    <w:p>
-      <w:pPr>
-        <w:pStyle w:val="ListParagraph"/>
-        <w:numPr>
-          <w:ilvl w:val="0"/>
-          <w:numId w:val="8"/>
-        </w:numPr>
-        <w:spacing w:after="120" w:before="0" w:line="288" w:lineRule="auto"/>
-      </w:pPr>
-      <w:r>
-        <w:rPr>
-          <w:rFonts w:ascii="Arial" w:cs="Arial" w:eastAsia="Arial" w:hAnsi="Arial"/>
-          <w:color w:val="526B7E"/>
-          <w:sz w:val="21"/>
-          <w:szCs w:val="21"/>
-        </w:rPr>
-        <w:t xml:space="preserve">Repeat the original test and the redundancy checks. Record what changed and the rollback method. Review aging/scavenging separately against DHCP, static records, and backup practices before enabling automatic deletion.</w:t>
-      </w:r>
-    </w:p>
-    <w:p>
-      <w:pPr>
-        <w:pStyle w:val="Heading2"/>
-        <w:keepNext/>
-        <w:spacing w:after="100" w:before="200"/>
-      </w:pPr>
-      <w:r>
-        <w:rPr>
-          <w:rFonts w:ascii="Arial" w:cs="Arial" w:eastAsia="Arial" w:hAnsi="Arial"/>
-          <w:b/>
-          <w:bCs/>
-          <w:color w:val="193448"/>
-          <w:sz w:val="26"/>
-          <w:szCs w:val="26"/>
-        </w:rPr>
-        <w:t xml:space="preserve">Check your result</w:t>
-      </w:r>
-    </w:p>
-    <w:p>
-      <w:pPr>
-        <w:shd w:fill="F1F7FA" w:color="auto" w:val="clear"/>
-        <w:spacing w:after="0" w:before="0" w:line="252" w:lineRule="auto"/>
-        <w:ind w:left="160" w:right="160"/>
-      </w:pPr>
-      <w:r>
-        <w:rPr>
-          <w:rFonts w:ascii="Consolas" w:cs="Consolas" w:eastAsia="Consolas" w:hAnsi="Consolas"/>
-          <w:color w:val="193448"/>
-          <w:sz w:val="18"/>
-          <w:szCs w:val="18"/>
-        </w:rPr>
-        <w:t xml:space="preserve">Get-DnsClientServerAddress -AddressFamily IPv4</w:t>
-      </w:r>
-    </w:p>
-    <w:p>
-      <w:pPr>
-        <w:shd w:fill="F1F7FA" w:color="auto" w:val="clear"/>
-        <w:spacing w:after="0" w:before="0" w:line="252" w:lineRule="auto"/>
-        <w:ind w:left="160" w:right="160"/>
-      </w:pPr>
-      <w:r>
-        <w:rPr>
-          <w:rFonts w:ascii="Consolas" w:cs="Consolas" w:eastAsia="Consolas" w:hAnsi="Consolas"/>
-          <w:color w:val="193448"/>
-          <w:sz w:val="18"/>
-          <w:szCs w:val="18"/>
-        </w:rPr>
-        <w:t xml:space="preserve">Get-DnsClientCache</w:t>
-      </w:r>
-    </w:p>
-    <w:p>
-      <w:pPr>
-        <w:shd w:fill="F1F7FA" w:color="auto" w:val="clear"/>
-        <w:spacing w:after="0" w:before="0" w:line="252" w:lineRule="auto"/>
-        <w:ind w:left="160" w:right="160"/>
-      </w:pPr>
-      <w:r>
-        <w:rPr>
-          <w:rFonts w:ascii="Consolas" w:cs="Consolas" w:eastAsia="Consolas" w:hAnsi="Consolas"/>
-          <w:color w:val="193448"/>
-          <w:sz w:val="18"/>
-          <w:szCs w:val="18"/>
-        </w:rPr>
-        <w:t xml:space="preserve">Resolve-DnsName SBD-DC02.sbd.test -Server 10.0.10.10</w:t>
-      </w:r>
-    </w:p>
-    <w:p>
-      <w:pPr>
-        <w:shd w:fill="F1F7FA" w:color="auto" w:val="clear"/>
-        <w:spacing w:after="160" w:before="0" w:line="252" w:lineRule="auto"/>
-        <w:ind w:left="160" w:right="160"/>
-      </w:pPr>
-      <w:r>
-        <w:rPr>
-          <w:rFonts w:ascii="Consolas" w:cs="Consolas" w:eastAsia="Consolas" w:hAnsi="Consolas"/>
-          <w:color w:val="193448"/>
-          <w:sz w:val="18"/>
-          <w:szCs w:val="18"/>
-        </w:rPr>
-        <w:t xml:space="preserve">Resolve-DnsName SBD-DC02.sbd.test -Server 10.0.10.11</w:t>
-      </w:r>
-    </w:p>
-    <w:p>
-      <w:pPr>
-        <w:pBdr>
-          <w:left w:val="single" w:color="20647C" w:sz="18" w:space="8"/>
-        </w:pBdr>
-        <w:shd w:fill="F1F7FA" w:color="auto" w:val="clear"/>
-        <w:spacing w:after="160" w:before="120" w:line="288" w:lineRule="auto"/>
-        <w:ind w:left="160" w:right="160"/>
-      </w:pPr>
-      <w:r>
-        <w:rPr>
-          <w:rFonts w:ascii="Arial" w:cs="Arial" w:eastAsia="Arial" w:hAnsi="Arial"/>
-          <w:b/>
-          <w:bCs/>
-          <w:color w:val="20647C"/>
-          <w:sz w:val="17"/>
-          <w:szCs w:val="17"/>
-        </w:rPr>
-        <w:t xml:space="preserve">WHAT SUCCESS LOOKS LIKE  </w:t>
-      </w:r>
-      <w:r>
-        <w:rPr>
-          <w:rFonts w:ascii="Arial" w:cs="Arial" w:eastAsia="Arial" w:hAnsi="Arial"/>
-          <w:color w:val="193448"/>
-          <w:sz w:val="20"/>
-          <w:szCs w:val="20"/>
-        </w:rPr>
-        <w:t xml:space="preserve">The original failure is reproducibly resolved, both resolvers agree, and the change record explains the cause rather than only showing a passing screenshot.</w:t>
-      </w:r>
-    </w:p>
-    <w:p>
-      <w:pPr>
-        <w:pStyle w:val="Heading2"/>
-        <w:keepNext/>
-        <w:spacing w:after="100" w:before="200"/>
-      </w:pPr>
-      <w:r>
-        <w:rPr>
-          <w:rFonts w:ascii="Arial" w:cs="Arial" w:eastAsia="Arial" w:hAnsi="Arial"/>
-          <w:b/>
-          <w:bCs/>
-          <w:color w:val="193448"/>
-          <w:sz w:val="26"/>
-          <w:szCs w:val="26"/>
-        </w:rPr>
-        <w:t xml:space="preserve">Your record</w:t>
-      </w:r>
-    </w:p>
-    <w:p>
-      <w:pPr>
-        <w:spacing w:after="160" w:before="0" w:line="288" w:lineRule="auto"/>
-      </w:pPr>
-      <w:r>
-        <w:rPr>
-          <w:rFonts w:ascii="Arial" w:cs="Arial" w:eastAsia="Arial" w:hAnsi="Arial"/>
-          <w:color w:val="526B7E"/>
-          <w:sz w:val="21"/>
-          <w:szCs w:val="21"/>
-        </w:rPr>
-        <w:t xml:space="preserve">Evidence to keep: Complete the DNS checklist and retain the before/after lookup results with the configuration owner.</w:t>
-      </w:r>
-    </w:p>
-    <w:tbl>
-      <w:tblPr>
-        <w:tblW w:type="dxa" w:w="9360"/>
-        <w:tblBorders>
-          <w:top w:val="single" w:color="C7D9E2" w:sz="4"/>
-          <w:left w:val="single" w:color="C7D9E2" w:sz="4"/>
-          <w:bottom w:val="single" w:color="C7D9E2" w:sz="4"/>
-          <w:right w:val="single" w:color="C7D9E2" w:sz="4"/>
-          <w:insideH w:val="single" w:color="C7D9E2" w:sz="4"/>
-          <w:insideV w:val="single" w:color="C7D9E2" w:sz="4"/>
-        </w:tblBorders>
-      </w:tblPr>
-      <w:tblGrid>
-        <w:gridCol w:w="3000"/>
-        <w:gridCol w:w="6360"/>
-      </w:tblGrid>
-      <w:tr>
-        <w:trPr>
-          <w:tblHeader/>
-        </w:trPr>
-        <w:tc>
-          <w:tcPr>
-            <w:tcW w:type="dxa" w:w="3000"/>
-            <w:shd w:fill="F1F7FA" w:color="auto" w:val="clear"/>
-            <w:tcMar>
-              <w:top w:type="dxa" w:w="90"/>
-              <w:left w:type="dxa" w:w="120"/>
-              <w:bottom w:type="dxa" w:w="90"/>
-              <w:right w:type="dxa" w:w="120"/>
-            </w:tcMar>
-          </w:tcPr>
-          <w:p>
-            <w:pPr>
-              <w:spacing w:after="0" w:before="0" w:line="288" w:lineRule="auto"/>
-            </w:pPr>
-            <w:r>
-              <w:rPr>
-                <w:rFonts w:ascii="Arial" w:cs="Arial" w:eastAsia="Arial" w:hAnsi="Arial"/>
-                <w:b/>
-                <w:bCs/>
-                <w:color w:val="20647C"/>
-                <w:sz w:val="16"/>
-                <w:szCs w:val="16"/>
-              </w:rPr>
-              <w:t xml:space="preserve">RECORD</w:t>
-            </w:r>
-          </w:p>
-        </w:tc>
-        <w:tc>
-          <w:tcPr>
-            <w:tcW w:type="dxa" w:w="6360"/>
-            <w:shd w:fill="F1F7FA" w:color="auto" w:val="clear"/>
-            <w:tcMar>
-              <w:top w:type="dxa" w:w="90"/>
-              <w:left w:type="dxa" w:w="120"/>
-              <w:bottom w:type="dxa" w:w="90"/>
-              <w:right w:type="dxa" w:w="120"/>
-            </w:tcMar>
-          </w:tcPr>
-          <w:p>
-            <w:pPr>
-              <w:spacing w:after="0" w:before="0" w:line="288" w:lineRule="auto"/>
-            </w:pPr>
-            <w:r>
-              <w:rPr>
-                <w:rFonts w:ascii="Arial" w:cs="Arial" w:eastAsia="Arial" w:hAnsi="Arial"/>
-                <w:b/>
-                <w:bCs/>
-                <w:color w:val="20647C"/>
-                <w:sz w:val="16"/>
-                <w:szCs w:val="16"/>
-              </w:rPr>
-              <w:t xml:space="preserve">YOUR OBSERVATION</w:t>
-            </w:r>
-          </w:p>
-        </w:tc>
-      </w:tr>
-      <w:tr>
-        <w:trPr>
-          <w:cantSplit/>
-        </w:trPr>
-        <w:tc>
-          <w:tcPr>
-            <w:tcW w:type="dxa" w:w="3000"/>
-            <w:tcMar>
-              <w:top w:type="dxa" w:w="90"/>
-              <w:left w:type="dxa" w:w="120"/>
-              <w:bottom w:type="dxa" w:w="90"/>
-              <w:right w:type="dxa" w:w="120"/>
-            </w:tcMar>
-          </w:tcPr>
-          <w:p>
-            <w:pPr>
-              <w:spacing w:after="0" w:before="0" w:line="288" w:lineRule="auto"/>
-            </w:pPr>
-            <w:r>
-              <w:rPr>
-                <w:rFonts w:ascii="Arial" w:cs="Arial" w:eastAsia="Arial" w:hAnsi="Arial"/>
-                <w:color w:val="193448"/>
-                <w:sz w:val="19"/>
-                <w:szCs w:val="19"/>
-              </w:rPr>
-              <w:t xml:space="preserve">Host(s) and time collected</w:t>
-            </w:r>
-          </w:p>
-        </w:tc>
-        <w:tc>
-          <w:tcPr>
-            <w:tcW w:type="dxa" w:w="6360"/>
-            <w:tcMar>
-              <w:top w:type="dxa" w:w="90"/>
-              <w:left w:type="dxa" w:w="120"/>
-              <w:bottom w:type="dxa" w:w="90"/>
-              <w:right w:type="dxa" w:w="120"/>
-            </w:tcMar>
-          </w:tcPr>
-          <w:p>
-            <w:pPr>
-              <w:spacing w:after="0" w:before="0" w:line="288" w:lineRule="auto"/>
-            </w:pPr>
-            <w:r>
-              <w:rPr>
-                <w:rFonts w:ascii="Arial" w:cs="Arial" w:eastAsia="Arial" w:hAnsi="Arial"/>
-                <w:color w:val="193448"/>
-                <w:sz w:val="21"/>
-                <w:szCs w:val="21"/>
-              </w:rPr>
-              <w:t xml:space="preserve"> </w:t>
-            </w:r>
-          </w:p>
-          <w:p>
-            <w:pPr>
-              <w:spacing w:after="0" w:before="0" w:line="288" w:lineRule="auto"/>
-            </w:pPr>
-            <w:r>
-              <w:rPr>
-                <w:rFonts w:ascii="Arial" w:cs="Arial" w:eastAsia="Arial" w:hAnsi="Arial"/>
-                <w:color w:val="193448"/>
-                <w:sz w:val="21"/>
-                <w:szCs w:val="21"/>
-              </w:rPr>
-              <w:t xml:space="preserve"> </w:t>
-            </w:r>
-          </w:p>
-        </w:tc>
-      </w:tr>
-      <w:tr>
-        <w:trPr>
-          <w:cantSplit/>
-        </w:trPr>
-        <w:tc>
-          <w:tcPr>
-            <w:tcW w:type="dxa" w:w="3000"/>
-            <w:tcMar>
-              <w:top w:type="dxa" w:w="90"/>
-              <w:left w:type="dxa" w:w="120"/>
-              <w:bottom w:type="dxa" w:w="90"/>
-              <w:right w:type="dxa" w:w="120"/>
-            </w:tcMar>
-          </w:tcPr>
-          <w:p>
-            <w:pPr>
-              <w:spacing w:after="0" w:before="0" w:line="288" w:lineRule="auto"/>
-            </w:pPr>
-            <w:r>
-              <w:rPr>
-                <w:rFonts w:ascii="Arial" w:cs="Arial" w:eastAsia="Arial" w:hAnsi="Arial"/>
-                <w:color w:val="193448"/>
-                <w:sz w:val="19"/>
-                <w:szCs w:val="19"/>
-              </w:rPr>
-              <w:t xml:space="preserve">Observed result</w:t>
-            </w:r>
-          </w:p>
-        </w:tc>
-        <w:tc>
-          <w:tcPr>
-            <w:tcW w:type="dxa" w:w="6360"/>
-            <w:tcMar>
-              <w:top w:type="dxa" w:w="90"/>
-              <w:left w:type="dxa" w:w="120"/>
-              <w:bottom w:type="dxa" w:w="90"/>
-              <w:right w:type="dxa" w:w="120"/>
-            </w:tcMar>
-          </w:tcPr>
-          <w:p>
-            <w:pPr>
-              <w:spacing w:after="0" w:before="0" w:line="288" w:lineRule="auto"/>
-            </w:pPr>
-            <w:r>
-              <w:rPr>
-                <w:rFonts w:ascii="Arial" w:cs="Arial" w:eastAsia="Arial" w:hAnsi="Arial"/>
-                <w:color w:val="193448"/>
-                <w:sz w:val="21"/>
-                <w:szCs w:val="21"/>
-              </w:rPr>
-              <w:t xml:space="preserve"> </w:t>
-            </w:r>
-          </w:p>
-          <w:p>
-            <w:pPr>
-              <w:spacing w:after="0" w:before="0" w:line="288" w:lineRule="auto"/>
-            </w:pPr>
-            <w:r>
-              <w:rPr>
-                <w:rFonts w:ascii="Arial" w:cs="Arial" w:eastAsia="Arial" w:hAnsi="Arial"/>
-                <w:color w:val="193448"/>
-                <w:sz w:val="21"/>
-                <w:szCs w:val="21"/>
-              </w:rPr>
-              <w:t xml:space="preserve"> </w:t>
-            </w:r>
-          </w:p>
-        </w:tc>
-      </w:tr>
-      <w:tr>
-        <w:trPr>
-          <w:cantSplit/>
-        </w:trPr>
-        <w:tc>
-          <w:tcPr>
-            <w:tcW w:type="dxa" w:w="3000"/>
-            <w:tcMar>
-              <w:top w:type="dxa" w:w="90"/>
-              <w:left w:type="dxa" w:w="120"/>
-              <w:bottom w:type="dxa" w:w="90"/>
-              <w:right w:type="dxa" w:w="120"/>
-            </w:tcMar>
-          </w:tcPr>
-          <w:p>
-            <w:pPr>
-              <w:spacing w:after="0" w:before="0" w:line="288" w:lineRule="auto"/>
-            </w:pPr>
-            <w:r>
-              <w:rPr>
-                <w:rFonts w:ascii="Arial" w:cs="Arial" w:eastAsia="Arial" w:hAnsi="Arial"/>
-                <w:color w:val="193448"/>
-                <w:sz w:val="19"/>
-                <w:szCs w:val="19"/>
-              </w:rPr>
-              <w:t xml:space="preserve">Differences from the plan</w:t>
-            </w:r>
-          </w:p>
-        </w:tc>
-        <w:tc>
-          <w:tcPr>
-            <w:tcW w:type="dxa" w:w="6360"/>
-            <w:tcMar>
-              <w:top w:type="dxa" w:w="90"/>
-              <w:left w:type="dxa" w:w="120"/>
-              <w:bottom w:type="dxa" w:w="90"/>
-              <w:right w:type="dxa" w:w="120"/>
-            </w:tcMar>
-          </w:tcPr>
-          <w:p>
-            <w:pPr>
-              <w:spacing w:after="0" w:before="0" w:line="288" w:lineRule="auto"/>
-            </w:pPr>
-            <w:r>
-              <w:rPr>
-                <w:rFonts w:ascii="Arial" w:cs="Arial" w:eastAsia="Arial" w:hAnsi="Arial"/>
-                <w:color w:val="193448"/>
-                <w:sz w:val="21"/>
-                <w:szCs w:val="21"/>
-              </w:rPr>
-              <w:t xml:space="preserve"> </w:t>
-            </w:r>
-          </w:p>
-          <w:p>
-            <w:pPr>
-              <w:spacing w:after="0" w:before="0" w:line="288" w:lineRule="auto"/>
-            </w:pPr>
-            <w:r>
-              <w:rPr>
-                <w:rFonts w:ascii="Arial" w:cs="Arial" w:eastAsia="Arial" w:hAnsi="Arial"/>
-                <w:color w:val="193448"/>
-                <w:sz w:val="21"/>
-                <w:szCs w:val="21"/>
-              </w:rPr>
-              <w:t xml:space="preserve"> </w:t>
-            </w:r>
-          </w:p>
-        </w:tc>
-      </w:tr>
-      <w:tr>
-        <w:trPr>
-          <w:cantSplit/>
-        </w:trPr>
-        <w:tc>
-          <w:tcPr>
-            <w:tcW w:type="dxa" w:w="3000"/>
-            <w:tcMar>
-              <w:top w:type="dxa" w:w="90"/>
-              <w:left w:type="dxa" w:w="120"/>
-              <w:bottom w:type="dxa" w:w="90"/>
-              <w:right w:type="dxa" w:w="120"/>
-            </w:tcMar>
-          </w:tcPr>
-          <w:p>
-            <w:pPr>
-              <w:spacing w:after="0" w:before="0" w:line="288" w:lineRule="auto"/>
-            </w:pPr>
-            <w:r>
-              <w:rPr>
-                <w:rFonts w:ascii="Arial" w:cs="Arial" w:eastAsia="Arial" w:hAnsi="Arial"/>
-                <w:color w:val="193448"/>
-                <w:sz w:val="19"/>
-                <w:szCs w:val="19"/>
-              </w:rPr>
-              <w:t xml:space="preserve">Evidence file names</w:t>
-            </w:r>
-          </w:p>
-        </w:tc>
-        <w:tc>
-          <w:tcPr>
-            <w:tcW w:type="dxa" w:w="6360"/>
-            <w:tcMar>
-              <w:top w:type="dxa" w:w="90"/>
-              <w:left w:type="dxa" w:w="120"/>
-              <w:bottom w:type="dxa" w:w="90"/>
-              <w:right w:type="dxa" w:w="120"/>
-            </w:tcMar>
-          </w:tcPr>
-          <w:p>
-            <w:pPr>
-              <w:spacing w:after="0" w:before="0" w:line="288" w:lineRule="auto"/>
-            </w:pPr>
-            <w:r>
-              <w:rPr>
-                <w:rFonts w:ascii="Arial" w:cs="Arial" w:eastAsia="Arial" w:hAnsi="Arial"/>
-                <w:color w:val="193448"/>
-                <w:sz w:val="21"/>
-                <w:szCs w:val="21"/>
-              </w:rPr>
-              <w:t xml:space="preserve"> </w:t>
-            </w:r>
-          </w:p>
-          <w:p>
-            <w:pPr>
-              <w:spacing w:after="0" w:before="0" w:line="288" w:lineRule="auto"/>
-            </w:pPr>
-            <w:r>
-              <w:rPr>
-                <w:rFonts w:ascii="Arial" w:cs="Arial" w:eastAsia="Arial" w:hAnsi="Arial"/>
-                <w:color w:val="193448"/>
-                <w:sz w:val="21"/>
-                <w:szCs w:val="21"/>
-              </w:rPr>
-              <w:t xml:space="preserve"> </w:t>
-            </w:r>
-          </w:p>
-        </w:tc>
-      </w:tr>
-      <w:tr>
-        <w:trPr>
-          <w:cantSplit/>
-        </w:trPr>
-        <w:tc>
-          <w:tcPr>
-            <w:tcW w:type="dxa" w:w="3000"/>
-            <w:tcMar>
-              <w:top w:type="dxa" w:w="90"/>
-              <w:left w:type="dxa" w:w="120"/>
-              <w:bottom w:type="dxa" w:w="90"/>
-              <w:right w:type="dxa" w:w="120"/>
-            </w:tcMar>
-          </w:tcPr>
-          <w:p>
-            <w:pPr>
-              <w:spacing w:after="0" w:before="0" w:line="288" w:lineRule="auto"/>
-            </w:pPr>
-            <w:r>
-              <w:rPr>
-                <w:rFonts w:ascii="Arial" w:cs="Arial" w:eastAsia="Arial" w:hAnsi="Arial"/>
-                <w:color w:val="193448"/>
-                <w:sz w:val="19"/>
-                <w:szCs w:val="19"/>
-              </w:rPr>
-              <w:t xml:space="preserve">Open items or findings</w:t>
-            </w:r>
-          </w:p>
-        </w:tc>
-        <w:tc>
-          <w:tcPr>
-            <w:tcW w:type="dxa" w:w="6360"/>
-            <w:tcMar>
-              <w:top w:type="dxa" w:w="90"/>
-              <w:left w:type="dxa" w:w="120"/>
-              <w:bottom w:type="dxa" w:w="90"/>
-              <w:right w:type="dxa" w:w="120"/>
-            </w:tcMar>
-          </w:tcPr>
-          <w:p>
-            <w:pPr>
-              <w:spacing w:after="0" w:before="0" w:line="288" w:lineRule="auto"/>
-            </w:pPr>
-            <w:r>
-              <w:rPr>
-                <w:rFonts w:ascii="Arial" w:cs="Arial" w:eastAsia="Arial" w:hAnsi="Arial"/>
-                <w:color w:val="193448"/>
-                <w:sz w:val="21"/>
-                <w:szCs w:val="21"/>
-              </w:rPr>
-              <w:t xml:space="preserve"> </w:t>
-            </w:r>
-          </w:p>
-          <w:p>
-            <w:pPr>
-              <w:spacing w:after="0" w:before="0" w:line="288" w:lineRule="auto"/>
-            </w:pPr>
-            <w:r>
-              <w:rPr>
-                <w:rFonts w:ascii="Arial" w:cs="Arial" w:eastAsia="Arial" w:hAnsi="Arial"/>
-                <w:color w:val="193448"/>
-                <w:sz w:val="21"/>
-                <w:szCs w:val="21"/>
-              </w:rPr>
-              <w:t xml:space="preserve"> </w:t>
-            </w:r>
-          </w:p>
-        </w:tc>
-      </w:tr>
-    </w:tbl>
-    <w:p>
-      <w:pPr>
-        <w:pStyle w:val="Heading2"/>
-        <w:keepNext/>
-        <w:spacing w:after="100" w:before="200"/>
-      </w:pPr>
-      <w:r>
-        <w:rPr>
-          <w:rFonts w:ascii="Arial" w:cs="Arial" w:eastAsia="Arial" w:hAnsi="Arial"/>
-          <w:b/>
-          <w:bCs/>
-          <w:color w:val="193448"/>
-          <w:sz w:val="26"/>
-          <w:szCs w:val="26"/>
-        </w:rPr>
-        <w:t xml:space="preserve">Think it through</w:t>
-      </w:r>
-    </w:p>
-    <w:p>
-      <w:pPr>
-        <w:spacing w:after="120" w:before="0" w:line="288" w:lineRule="auto"/>
-      </w:pPr>
-      <w:r>
-        <w:rPr>
-          <w:rFonts w:ascii="Arial" w:cs="Arial" w:eastAsia="Arial" w:hAnsi="Arial"/>
-          <w:color w:val="193448"/>
-          <w:sz w:val="21"/>
-          <w:szCs w:val="21"/>
-        </w:rPr>
-        <w:t xml:space="preserve">Both DNS servers return the correct address, but one client keeps using the old address. What should you inspect next?</w:t>
-      </w:r>
-    </w:p>
-    <w:p>
-      <w:pPr>
-        <w:pBdr>
-          <w:bottom w:val="single" w:color="C7D9E2" w:sz="4" w:space="1"/>
-        </w:pBdr>
-        <w:spacing w:after="0" w:before="0" w:line="288" w:lineRule="auto"/>
-      </w:pPr>
-      <w:r>
-        <w:rPr>
-          <w:rFonts w:ascii="Arial" w:cs="Arial" w:eastAsia="Arial" w:hAnsi="Arial"/>
-          <w:color w:val="193448"/>
-          <w:sz w:val="21"/>
-          <w:szCs w:val="21"/>
-        </w:rPr>
-        <w:t xml:space="preserve"> </w:t>
-      </w:r>
-    </w:p>
-    <w:p>
-      <w:pPr>
-        <w:spacing w:after="120" w:before="0"/>
-      </w:pPr>
-      <w:r>
-        <w:rPr>
-          <w:rFonts w:ascii="Arial" w:cs="Arial" w:eastAsia="Arial" w:hAnsi="Arial"/>
-          <w:color w:val="193448"/>
-          <w:sz w:val="8"/>
-          <w:szCs w:val="8"/>
-        </w:rPr>
-        <w:t xml:space="preserve"> </w:t>
-      </w:r>
-    </w:p>
-    <w:p>
-      <w:pPr>
-        <w:pBdr>
-          <w:bottom w:val="single" w:color="C7D9E2" w:sz="4" w:space="1"/>
-        </w:pBdr>
-        <w:spacing w:after="0" w:before="0" w:line="288" w:lineRule="auto"/>
-      </w:pPr>
-      <w:r>
-        <w:rPr>
-          <w:rFonts w:ascii="Arial" w:cs="Arial" w:eastAsia="Arial" w:hAnsi="Arial"/>
-          <w:color w:val="193448"/>
-          <w:sz w:val="21"/>
-          <w:szCs w:val="21"/>
-        </w:rPr>
-        <w:t xml:space="preserve"> </w:t>
-      </w:r>
-    </w:p>
-    <w:p>
-      <w:pPr>
-        <w:spacing w:after="120" w:before="0"/>
-      </w:pPr>
-      <w:r>
-        <w:rPr>
-          <w:rFonts w:ascii="Arial" w:cs="Arial" w:eastAsia="Arial" w:hAnsi="Arial"/>
-          <w:color w:val="193448"/>
-          <w:sz w:val="8"/>
-          <w:szCs w:val="8"/>
-        </w:rPr>
-        <w:t xml:space="preserve"> </w:t>
-      </w:r>
-    </w:p>
-    <w:p>
-      <w:pPr>
-        <w:pBdr>
-          <w:left w:val="single" w:color="20647C" w:sz="18" w:space="8"/>
-        </w:pBdr>
-        <w:shd w:fill="F1F7FA" w:color="auto" w:val="clear"/>
-        <w:spacing w:after="160" w:before="120" w:line="288" w:lineRule="auto"/>
-        <w:ind w:left="160" w:right="160"/>
-      </w:pPr>
-      <w:r>
-        <w:rPr>
-          <w:rFonts w:ascii="Arial" w:cs="Arial" w:eastAsia="Arial" w:hAnsi="Arial"/>
-          <w:b/>
-          <w:bCs/>
-          <w:color w:val="20647C"/>
-          <w:sz w:val="17"/>
-          <w:szCs w:val="17"/>
-        </w:rPr>
-        <w:t xml:space="preserve">REMEMBER  </w:t>
-      </w:r>
-      <w:r>
-        <w:rPr>
-          <w:rFonts w:ascii="Arial" w:cs="Arial" w:eastAsia="Arial" w:hAnsi="Arial"/>
-          <w:color w:val="193448"/>
-          <w:sz w:val="20"/>
-          <w:szCs w:val="20"/>
-        </w:rPr>
-        <w:t xml:space="preserve">Troubleshoot client settings, reachability, authoritative data, replication, then the application.  NXDOMAIN, timeouts, and service failures point at different owners.  The change record explains the cause and the rollback.</w:t>
-      </w:r>
-    </w:p>
-    <w:p>
-      <w:pPr>
-        <w:spacing w:after="60" w:before="0" w:line="288" w:lineRule="auto"/>
-      </w:pPr>
-      <w:hyperlink w:history="1" r:id="rIdkidlmu_qz5y9ogltic9kk">
         <w:r>
           <w:rPr>
             <w:rFonts w:ascii="Arial" w:cs="Arial" w:eastAsia="Arial" w:hAnsi="Arial"/>
@@ -7224,7 +6193,7 @@
       <w:pPr>
         <w:spacing w:after="60" w:before="0" w:line="288" w:lineRule="auto"/>
       </w:pPr>
-      <w:hyperlink w:history="1" r:id="rIdkdyw2uza5a_olqwmhgloh">
+      <w:hyperlink w:history="1" r:id="rId10">
         <w:r>
           <w:rPr>
             <w:rFonts w:ascii="Arial" w:cs="Arial" w:eastAsia="Arial" w:hAnsi="Arial"/>
@@ -7760,87 +6729,7 @@
                 <w:sz w:val="19"/>
                 <w:szCs w:val="19"/>
               </w:rPr>
-              <w:t xml:space="preserve">05  Make SBD-DC01 the domain's time source</w:t>
-            </w:r>
-          </w:p>
-        </w:tc>
-        <w:tc>
-          <w:tcPr>
-            <w:tcW w:type="dxa" w:w="1800"/>
-            <w:tcMar>
-              <w:top w:type="dxa" w:w="90"/>
-              <w:left w:type="dxa" w:w="120"/>
-              <w:bottom w:type="dxa" w:w="90"/>
-              <w:right w:type="dxa" w:w="120"/>
-            </w:tcMar>
-          </w:tcPr>
-          <w:p>
-            <w:pPr>
-              <w:spacing w:after="0" w:before="0" w:line="288" w:lineRule="auto"/>
-            </w:pPr>
-            <w:r>
-              <w:rPr>
-                <w:rFonts w:ascii="Arial" w:cs="Arial" w:eastAsia="Arial" w:hAnsi="Arial"/>
-                <w:color w:val="526B7E"/>
-                <w:sz w:val="19"/>
-                <w:szCs w:val="19"/>
-              </w:rPr>
-              <w:t xml:space="preserve">☐ yes</w:t>
-            </w:r>
-          </w:p>
-        </w:tc>
-        <w:tc>
-          <w:tcPr>
-            <w:tcW w:type="dxa" w:w="2000"/>
-            <w:tcMar>
-              <w:top w:type="dxa" w:w="90"/>
-              <w:left w:type="dxa" w:w="120"/>
-              <w:bottom w:type="dxa" w:w="90"/>
-              <w:right w:type="dxa" w:w="120"/>
-            </w:tcMar>
-          </w:tcPr>
-          <w:p>
-            <w:pPr>
-              <w:spacing w:after="0" w:before="0" w:line="288" w:lineRule="auto"/>
-            </w:pPr>
-            <w:r>
-              <w:rPr>
-                <w:rFonts w:ascii="Arial" w:cs="Arial" w:eastAsia="Arial" w:hAnsi="Arial"/>
-                <w:color w:val="193448"/>
-                <w:sz w:val="21"/>
-                <w:szCs w:val="21"/>
-              </w:rPr>
-              <w:t xml:space="preserve"> </w:t>
-            </w:r>
-          </w:p>
-        </w:tc>
-      </w:tr>
-      <w:tr>
-        <w:trPr>
-          <w:cantSplit/>
-        </w:trPr>
-        <w:tc>
-          <w:tcPr>
-            <w:tcW w:type="dxa" w:w="5560"/>
-            <w:tcMar>
-              <w:top w:type="dxa" w:w="90"/>
-              <w:left w:type="dxa" w:w="120"/>
-              <w:bottom w:type="dxa" w:w="90"/>
-              <w:right w:type="dxa" w:w="120"/>
-            </w:tcMar>
-          </w:tcPr>
-          <w:p>
-            <w:pPr>
-              <w:spacing w:after="0" w:before="0" w:line="288" w:lineRule="auto"/>
-            </w:pPr>
-            <w:r>
-              <w:rPr>
-                <w:rFonts w:ascii="Arial" w:cs="Arial" w:eastAsia="Arial" w:hAnsi="Arial"/>
-                <w:color w:val="193448"/>
-                <w:sz w:val="19"/>
-                <w:szCs w:val="19"/>
-              </w:rPr>
-              <w:t xml:space="preserve">06  Find the fault and record the fix</w:t>
+              <w:t xml:space="preserve">05  Find the fault and record the fix</w:t>
             </w:r>
           </w:p>
         </w:tc>
@@ -8036,7 +6925,7 @@
           <w:sz w:val="21"/>
           <w:szCs w:val="21"/>
         </w:rPr>
-        <w:t xml:space="preserve">That completes Configure DNS and time. Course 1.3, Harden the baseline, builds the organizational units and hardened security policies that every later system joins.</w:t>
+        <w:t xml:space="preserve">That completes Configure DNS. Course 1.3, Configure domain time, makes SBD-DC01 the domain's time source and proves every system follows it.</w:t>
       </w:r>
     </w:p>
     <w:p>
@@ -8134,7 +7023,7 @@
         <w:sz w:val="15"/>
         <w:szCs w:val="15"/>
       </w:rPr>
-      <w:t xml:space="preserve">© 2026 Secure By Design Team LLC.   Course 1.2 · Materials edition 1.4     </w:t>
+      <w:t xml:space="preserve">© 2026 Secure By Design Team LLC.   Course 1.2 · Materials edition 2.0     </w:t>
     </w:r>
     <w:r>
       <w:rPr>

--- a/public/training/dns-configuration/SecureByDesign-dns-configuration-Workbook.docx
+++ b/public/training/dns-configuration/SecureByDesign-dns-configuration-Workbook.docx
@@ -1127,7 +1127,7 @@
           <w:sz w:val="21"/>
           <w:szCs w:val="21"/>
         </w:rPr>
-        <w:t xml:space="preserve">Confirm the network's service-path register permits DNS: every networked system to both domain controllers on TCP and UDP 53 (rule F01 in Inside the Network). A member has to find a controller before any Kerberos, LDAP, or Group Policy traffic can start.</w:t>
+        <w:t xml:space="preserve">Confirm the network's service-path register permits DNS: every networked system to both domain controllers on TCP and UDP 53 (rule F01 in the System Hub). A member has to find a controller before any Kerberos, LDAP, or Group Policy traffic can start.</w:t>
       </w:r>
     </w:p>
     <w:p>
